--- a/docs/Лапа рядом — текст выступления.docx
+++ b/docs/Лапа рядом — текст выступления.docx
@@ -45,46 +45,6 @@
           <w:sz w:val="21"/>
         </w:rPr>
         <w:t>Милана Солодовник, МТУСИ, Колледж Телекоммуникаций</w:t>
-      </w:r>
-    </w:p>
-    <w:p>
-      <w:pPr>
-        <w:keepNext/>
-        <w:spacing w:before="320" w:after="120"/>
-      </w:pPr>
-      <w:r>
-        <w:rPr>
-          <w:rFonts w:ascii="Georgia" w:hAnsi="Georgia" w:cs="Georgia" w:eastAsia="Georgia"/>
-          <w:b/>
-          <w:i w:val="0"/>
-          <w:color w:val="283618"/>
-          <w:sz w:val="30"/>
-        </w:rPr>
-        <w:t>Как пользоваться этим документом</w:t>
-      </w:r>
-    </w:p>
-    <w:p>
-      <w:r>
-        <w:rPr>
-          <w:rFonts w:ascii="Calibri" w:hAnsi="Calibri" w:cs="Calibri" w:eastAsia="Calibri"/>
-          <w:b w:val="0"/>
-          <w:i w:val="0"/>
-          <w:color w:val="1F1F1F"/>
-          <w:sz w:val="22"/>
-        </w:rPr>
-        <w:t>Этот документ заменяет служебные слайды с советами ведущему. В самой презентации осталось только то, что видят зрители: картинки и числа. Всё, что нужно говорить, — здесь.</w:t>
-      </w:r>
-    </w:p>
-    <w:p>
-      <w:r>
-        <w:rPr>
-          <w:rFonts w:ascii="Calibri" w:hAnsi="Calibri" w:cs="Calibri" w:eastAsia="Calibri"/>
-          <w:b w:val="0"/>
-          <w:i w:val="0"/>
-          <w:color w:val="1F1F1F"/>
-          <w:sz w:val="22"/>
-        </w:rPr>
-        <w:t>Регламент — 7 минут. Если времени меньше, сокращайте слайды 6 и 9, но не слайд 7: ради него вся работа.</w:t>
       </w:r>
     </w:p>
     <w:p>
@@ -871,7 +831,7 @@
           <w:color w:val="1F1F1F"/>
           <w:sz w:val="22"/>
         </w:rPr>
-        <w:t>Справа на слайде уже виден результат работы сервиса: потребность в 50 упаковок корма, пообещали 5, привезли 3, свободно 47. Через несколько слайдов я покажу, как именно эти числа получились.</w:t>
+        <w:t>Справа на слайде уже виден результат: приюту нужно 50 упаковок корма, пообещали 5, привезли 3, свободно 47. Через пару минут я покажу, как получились эти числа.</w:t>
       </w:r>
     </w:p>
     <w:p>
@@ -899,7 +859,7 @@
           <w:color w:val="1F1F1F"/>
           <w:sz w:val="22"/>
         </w:rPr>
-        <w:t>Смотрите на две стороны. Приюму нужны 50 упаковок корма. Человек готов привезти 5 — но не знает, в какой именно приют их нести.</w:t>
+        <w:t>Смотрите на две стороны. Приюту нужны 50 упаковок корма. Человек готов привезти 5 — но не знает, в какой именно приют их нести.</w:t>
       </w:r>
     </w:p>
     <w:p>
@@ -911,39 +871,7 @@
           <w:color w:val="1F1F1F"/>
           <w:sz w:val="22"/>
         </w:rPr>
-        <w:t>Это не дефицит вещей. Это дефицит адресного учёта: обещания есть, а сопоставить их с конкретной потребностью нечем. Объявления в соцсетях устаревают, привезли часть — непонятно, сколько ещё нужно.</w:t>
-      </w:r>
-    </w:p>
-    <w:p>
-      <w:pPr>
-        <w:pStyle w:val="ListBullet"/>
-        <w:spacing w:after="60"/>
-      </w:pPr>
-      <w:r>
-        <w:rPr>
-          <w:rFonts w:ascii="Calibri" w:hAnsi="Calibri" w:cs="Calibri" w:eastAsia="Calibri"/>
-          <w:b w:val="0"/>
-          <w:i w:val="0"/>
-          <w:color w:val="1F1F1F"/>
-          <w:sz w:val="22"/>
-        </w:rPr>
-        <w:t>Проблема не в нехватке вещей, а в отсутствии адресного учёта</w:t>
-      </w:r>
-    </w:p>
-    <w:p>
-      <w:pPr>
-        <w:pStyle w:val="ListBullet"/>
-        <w:spacing w:after="60"/>
-      </w:pPr>
-      <w:r>
-        <w:rPr>
-          <w:rFonts w:ascii="Calibri" w:hAnsi="Calibri" w:cs="Calibri" w:eastAsia="Calibri"/>
-          <w:b w:val="0"/>
-          <w:i w:val="0"/>
-          <w:color w:val="1F1F1F"/>
-          <w:sz w:val="22"/>
-        </w:rPr>
-        <w:t>Ключевая фраза слайда — произнести её дословно</w:t>
+        <w:t>Проблема не в нехватке вещей, а в отсутствии адресного учёта: обещания есть, а сопоставить их с конкретной потребностью нечем. Объявления в соцсетях устаревают, привезли часть — и непонятно, сколько ещё нужно.</w:t>
       </w:r>
     </w:p>
     <w:p>
@@ -971,7 +899,7 @@
           <w:color w:val="1F1F1F"/>
           <w:sz w:val="22"/>
         </w:rPr>
-        <w:t>Решение — четыре шага. Приют публикует потребность. Посетитель выбирает её в каталоге и называет посильное количество. Система выдаёт одноразовый код. Приют вводит код и указывает, сколько реально принял.</w:t>
+        <w:t>Решение — четыре шага. Приют публикует потребность. Посетитель выбирает её в каталоге и называет посильное количество. Система выдаёт одноразовый код. Приют вводит этот код и указывает, сколько реально принял.</w:t>
       </w:r>
     </w:p>
     <w:p>
@@ -983,7 +911,7 @@
           <w:color w:val="1F1F1F"/>
           <w:sz w:val="22"/>
         </w:rPr>
-        <w:t>Обратите внимание: посетителю не нужен ни аккаунт, ни телефон. Регистрация есть только у сотрудника приюта.</w:t>
+        <w:t>Посетителю не нужен ни аккаунт, ни телефон. Регистрация есть только у сотрудника приюта.</w:t>
       </w:r>
     </w:p>
     <w:p>
@@ -1011,7 +939,7 @@
           <w:color w:val="1F1F1F"/>
           <w:sz w:val="22"/>
         </w:rPr>
-        <w:t>Четыре кадра одного и того же приложения на целевой базе Digital Q.DataBase.</w:t>
+        <w:t>Четыре кадра одного и того же приложения, работающего на целевой базе Digital Q.DataBase.</w:t>
       </w:r>
     </w:p>
     <w:tbl>
@@ -1141,7 +1069,7 @@
                 <w:color w:val="1F1F1F"/>
                 <w:sz w:val="19"/>
               </w:rPr>
-              <w:t>Каталог, требуется 50 · обещано 0 · получено 0 · свободно 50</w:t>
+              <w:t>Каталог: требуется 50 · обещано 0 · получено 0 · свободно 50</w:t>
             </w:r>
           </w:p>
         </w:tc>
@@ -1162,7 +1090,7 @@
                 <w:color w:val="1F1F1F"/>
                 <w:sz w:val="19"/>
               </w:rPr>
-              <w:t>У каждой потребности четыре счётчика. Они не хранятся в таблице, а считаются при каждом открытии страницы — рассинхрона быть не может.</w:t>
+              <w:t>У каждой потребности четыре счётчика: сколько нужно, сколько пообещали, сколько реально принесли и сколько осталось. Они не хранятся в базе, а считаются заново при каждом открытии страницы, поэтому разойтись с фактами они не могут.</w:t>
             </w:r>
           </w:p>
         </w:tc>
@@ -1230,7 +1158,7 @@
                 <w:color w:val="1F1F1F"/>
                 <w:sz w:val="19"/>
               </w:rPr>
-              <w:t>Каждый посетитель получил одноразовый код. Код показывается один раз, в базе лежит только его хеш: утечка базы не позволит восстановить коды.</w:t>
+              <w:t>Каждый посетитель получил одноразовый код. Код показывается один раз, а в базе хранится только его хеш — восстановить коды из базы нельзя.</w:t>
             </w:r>
           </w:p>
         </w:tc>
@@ -1295,7 +1223,7 @@
                 <w:color w:val="1F1F1F"/>
                 <w:sz w:val="19"/>
               </w:rPr>
-              <w:t>Вход есть только у сотрудника приюта, и он привязан к своему приюту. Чужой приют не примет чужую передачу.</w:t>
+              <w:t>Вход есть только у сотрудника приюта, и он привязан к своему приюту. Чужой приют не сможет принять чужую передачу.</w:t>
             </w:r>
           </w:p>
         </w:tc>
@@ -1363,7 +1291,7 @@
                 <w:color w:val="1F1F1F"/>
                 <w:sz w:val="19"/>
               </w:rPr>
-              <w:t>Сотрудник принял 3 упаковки из 5. Обещанное стало нулём, две непривезённые упаковки сразу вернулись в свободный остаток.</w:t>
+              <w:t>Сотрудник принял 3 упаковки из 5. Обещанное стало нулём, а две непривезённые упаковки сразу вернулись в свободный остаток. Пять упаковок пообещали, три привезли — и база это различает.</w:t>
             </w:r>
           </w:p>
         </w:tc>
@@ -1373,18 +1301,6 @@
       <w:pPr>
         <w:spacing w:after="80"/>
       </w:pPr>
-    </w:p>
-    <w:p>
-      <w:r>
-        <w:rPr>
-          <w:rFonts w:ascii="Calibri" w:hAnsi="Calibri" w:cs="Calibri" w:eastAsia="Calibri"/>
-          <w:b w:val="0"/>
-          <w:i w:val="0"/>
-          <w:color w:val="1F1F1F"/>
-          <w:sz w:val="22"/>
-        </w:rPr>
-        <w:t>Ключевая мысль слайда 7: обещанная помощь и полученная — это разные числа. Пять упаковок пообещали, три привезли, и база это различает.</w:t>
-      </w:r>
     </w:p>
     <w:p>
       <w:pPr>
@@ -1443,7 +1359,7 @@
           <w:color w:val="1F1F1F"/>
           <w:sz w:val="22"/>
         </w:rPr>
-        <w:t>Обещанное становится нулём после приёмки: предложение перестаёт ждать</w:t>
+        <w:t>После приёмки обещанное становится нулём: предложение больше не ждёт</w:t>
       </w:r>
     </w:p>
     <w:p>
@@ -1475,7 +1391,7 @@
           <w:color w:val="1F1F1F"/>
           <w:sz w:val="22"/>
         </w:rPr>
-        <w:t>Одно предложение — максимум одна передача, повтор запрещён</w:t>
+        <w:t>Одно предложение — максимум одна передача</w:t>
       </w:r>
     </w:p>
     <w:p>
@@ -1487,7 +1403,7 @@
           <w:color w:val="1F1F1F"/>
           <w:sz w:val="22"/>
         </w:rPr>
-        <w:t>Финальная строка слайда — «Обещанная помощь не равна полученной. Это и есть точность учёта». Произнести дословно.</w:t>
+        <w:t>Обещанная помощь не равна полученной. Это и есть точность учёта.</w:t>
       </w:r>
     </w:p>
     <w:p>
@@ -1579,7 +1495,7 @@
           <w:color w:val="1F1F1F"/>
           <w:sz w:val="22"/>
         </w:rPr>
-        <w:t>0 правок в DDL — схема переносится как есть</w:t>
+        <w:t>Ни одной правки в схеме базы — она переносится как есть</w:t>
       </w:r>
     </w:p>
     <w:p>
@@ -1591,19 +1507,7 @@
           <w:color w:val="1F1F1F"/>
           <w:sz w:val="22"/>
         </w:rPr>
-        <w:t>Если спросят, как именно мы убедились, что это Q.DataBase, а не обычный PostgreSQL: на запрос версии она отвечает «PostgreSQL 18.2» и не называет себя. Мы нашли её по каталогу — служебные объекты qdb_*, dgrid_*, подключённые pg_cron и pg_stat_statements. В обычном PostgreSQL такого нет.</w:t>
-      </w:r>
-    </w:p>
-    <w:p>
-      <w:r>
-        <w:rPr>
-          <w:rFonts w:ascii="Calibri" w:hAnsi="Calibri" w:cs="Calibri" w:eastAsia="Calibri"/>
-          <w:b w:val="0"/>
-          <w:i w:val="0"/>
-          <w:color w:val="1F1F1F"/>
-          <w:sz w:val="22"/>
-        </w:rPr>
-        <w:t>Честно про сложности: пришлось учесть две особенности. Q.DataBase хранит метки времени с точностью до миллисекунды, а не до микросекунды. И сообщение о нарушении уникальности приходит по-русски, поэтому дубликат мы определяем по коду ошибки, а не по тексту.</w:t>
+        <w:t>Было два отличия, которые пришлось учесть. Q.DataBase хранит время точнее — до тысячных долей секунды, а PostgreSQL до миллионных. И сообщение о повторяющемся значении приходит по-русски, поэтому сверять пришлось не по тексту сообщения, а по самому факту ошибки.</w:t>
       </w:r>
     </w:p>
     <w:p>
@@ -1643,7 +1547,7 @@
           <w:color w:val="1F1F1F"/>
           <w:sz w:val="22"/>
         </w:rPr>
-        <w:t>Что можно добавить дальше — реальные приюты вместо демонстрационных, поиск помощи поблизости, раздел для пропавших животных. Приюты и передачи в проекте вымышленные, статистики реальной помощи пока нет.</w:t>
+        <w:t>Дальше можно добавить реальные приюты вместо демонстрационных, поиск помощи поблизости и раздел для пропавших животных. Приюты и передачи в проекте вымышленные, статистики реальной помощи пока нет.</w:t>
       </w:r>
     </w:p>
     <w:p>
@@ -1659,35 +1563,7 @@
           <w:color w:val="283618"/>
           <w:sz w:val="30"/>
         </w:rPr>
-        <w:t>Короткая формула для ведущего</w:t>
-      </w:r>
-    </w:p>
-    <w:p>
-      <w:r>
-        <w:rPr>
-          <w:rFonts w:ascii="Calibri" w:hAnsi="Calibri" w:cs="Calibri" w:eastAsia="Calibri"/>
-          <w:b w:val="0"/>
-          <w:i w:val="0"/>
-          <w:color w:val="1F1F1F"/>
-          <w:sz w:val="22"/>
-        </w:rPr>
-        <w:t>«Я покажу, как пять обещанных упаковок превращаются в три реально полученные — и почему система не путает эти значения».</w:t>
-      </w:r>
-    </w:p>
-    <w:p>
-      <w:pPr>
-        <w:keepNext/>
-        <w:spacing w:before="320" w:after="120"/>
-      </w:pPr>
-      <w:r>
-        <w:rPr>
-          <w:rFonts w:ascii="Georgia" w:hAnsi="Georgia" w:cs="Georgia" w:eastAsia="Georgia"/>
-          <w:b/>
-          <w:i w:val="0"/>
-          <w:color w:val="283618"/>
-          <w:sz w:val="30"/>
-        </w:rPr>
-        <w:t>Вероятные вопросы и честные ответы</w:t>
+        <w:t>Вероятные вопросы</w:t>
       </w:r>
     </w:p>
     <w:tbl>
@@ -1794,7 +1670,7 @@
                 <w:color w:val="1F1F1F"/>
                 <w:sz w:val="19"/>
               </w:rPr>
-              <w:t>18.2. На version() отвечает «PostgreSQL 18.2»; идентифицировали по каталогу.</w:t>
+              <w:t>18.2. На вопрос о версии она отвечает «PostgreSQL 18.2», поэтому мы опознали её по служебным возможностям, которых нет в обычном PostgreSQL.</w:t>
             </w:r>
           </w:p>
         </w:tc>
@@ -1840,7 +1716,7 @@
                 <w:color w:val="1F1F1F"/>
                 <w:sz w:val="19"/>
               </w:rPr>
-              <w:t>Ничего в прикладном коде и схеме. Два отличия учли в сверке: точность меток времени и язык сообщения об ошибке уникальности.</w:t>
+              <w:t>Ничего. Ни программу, ни схему базы. Два отличия учли только при сверке: точность хранения времени и язык сообщения о повторяющемся значении.</w:t>
             </w:r>
           </w:p>
         </w:tc>
@@ -1863,7 +1739,7 @@
                 <w:color w:val="1F1F1F"/>
                 <w:sz w:val="19"/>
               </w:rPr>
-              <w:t>Почему счётчики не хранятся в таблице?</w:t>
+              <w:t>Почему счётчики не хранятся в базе?</w:t>
             </w:r>
           </w:p>
         </w:tc>
@@ -1884,7 +1760,7 @@
                 <w:color w:val="1F1F1F"/>
                 <w:sz w:val="19"/>
               </w:rPr>
-              <w:t>Они вычисляются при каждом чтении. Нет отдельного места, где они могли бы разойтись с фактическими данными.</w:t>
+              <w:t>Они вычисляются заново при каждом чтении. Нет отдельного места, где они могли бы разойтись с фактическими данными.</w:t>
             </w:r>
           </w:p>
         </w:tc>
@@ -1930,7 +1806,7 @@
                 <w:color w:val="1F1F1F"/>
                 <w:sz w:val="19"/>
               </w:rPr>
-              <w:t>Бронь сериализуется блокировкой строки потребности. На это отдельный тест: из двух параллельных заявок ровно одна проходит.</w:t>
+              <w:t>Вторая заявка просто подождёт: система обслуживает заявки на одну потребность по очереди. Есть отдельный тест — две одновременные заявки на последнюю упаковку, проходит ровно одна.</w:t>
             </w:r>
           </w:p>
         </w:tc>
@@ -2020,7 +1896,7 @@
                 <w:color w:val="1F1F1F"/>
                 <w:sz w:val="19"/>
               </w:rPr>
-              <w:t>Нет, демонстрационные. Мы не строили выводы о реальной эффективности.</w:t>
+              <w:t>Нет, демонстрационные. Мы не строили выводов о реальной эффективности.</w:t>
             </w:r>
           </w:p>
         </w:tc>
@@ -2064,7 +1940,7 @@
                 <w:color w:val="1F1F1F"/>
                 <w:sz w:val="19"/>
               </w:rPr>
-              <w:t>Называйте честные сроки. Не завышайте: лучше скромная оценка, чем непроверяемое число.</w:t>
+              <w:t>Неделю</w:t>
             </w:r>
           </w:p>
         </w:tc>
@@ -2074,86 +1950,6 @@
       <w:pPr>
         <w:spacing w:after="80"/>
       </w:pPr>
-    </w:p>
-    <w:p>
-      <w:pPr>
-        <w:keepNext/>
-        <w:spacing w:before="320" w:after="120"/>
-      </w:pPr>
-      <w:r>
-        <w:rPr>
-          <w:rFonts w:ascii="Georgia" w:hAnsi="Georgia" w:cs="Georgia" w:eastAsia="Georgia"/>
-          <w:b/>
-          <w:i w:val="0"/>
-          <w:color w:val="283618"/>
-          <w:sz w:val="30"/>
-        </w:rPr>
-        <w:t>Чего не говорить</w:t>
-      </w:r>
-    </w:p>
-    <w:p>
-      <w:pPr>
-        <w:pStyle w:val="ListBullet"/>
-        <w:spacing w:after="60"/>
-      </w:pPr>
-      <w:r>
-        <w:rPr>
-          <w:rFonts w:ascii="Calibri" w:hAnsi="Calibri" w:cs="Calibri" w:eastAsia="Calibri"/>
-          <w:b w:val="0"/>
-          <w:i w:val="0"/>
-          <w:color w:val="1F1F1F"/>
-          <w:sz w:val="22"/>
-        </w:rPr>
-        <w:t>Не называйте непроверенных цифр. Каждое число на слайде взято из реального прогона: 50 требуется, 5 обещано, 3 получено, 47 свободно.</w:t>
-      </w:r>
-    </w:p>
-    <w:p>
-      <w:pPr>
-        <w:pStyle w:val="ListBullet"/>
-        <w:spacing w:after="60"/>
-      </w:pPr>
-      <w:r>
-        <w:rPr>
-          <w:rFonts w:ascii="Calibri" w:hAnsi="Calibri" w:cs="Calibri" w:eastAsia="Calibri"/>
-          <w:b w:val="0"/>
-          <w:i w:val="0"/>
-          <w:color w:val="1F1F1F"/>
-          <w:sz w:val="22"/>
-        </w:rPr>
-        <w:t>Не обещайте функций, которых нет: регистрации приюта через интерфейс, статистики, поиска по геолокации.</w:t>
-      </w:r>
-    </w:p>
-    <w:p>
-      <w:pPr>
-        <w:pStyle w:val="ListBullet"/>
-        <w:spacing w:after="60"/>
-      </w:pPr>
-      <w:r>
-        <w:rPr>
-          <w:rFonts w:ascii="Calibri" w:hAnsi="Calibri" w:cs="Calibri" w:eastAsia="Calibri"/>
-          <w:b w:val="0"/>
-          <w:i w:val="0"/>
-          <w:color w:val="1F1F1F"/>
-          <w:sz w:val="22"/>
-        </w:rPr>
-        <w:t>Не называйте проект перенесённым «на PostgreSQL» — он перенесён на Digital Q.DataBase, и это главное.</w:t>
-      </w:r>
-    </w:p>
-    <w:p>
-      <w:pPr>
-        <w:pStyle w:val="ListBullet"/>
-        <w:spacing w:after="60"/>
-      </w:pPr>
-      <w:r>
-        <w:rPr>
-          <w:rFonts w:ascii="Calibri" w:hAnsi="Calibri" w:cs="Calibri" w:eastAsia="Calibri"/>
-          <w:b w:val="0"/>
-          <w:i w:val="0"/>
-          <w:color w:val="1F1F1F"/>
-          <w:sz w:val="22"/>
-        </w:rPr>
-        <w:t>Не добавляйте того, чего не проверяли, даже если это звучит выгодно.</w:t>
-      </w:r>
     </w:p>
     <w:sectPr>
       <w:footerReference w:type="default" r:id="rId9"/>

--- a/docs/Лапа рядом — текст выступления.docx
+++ b/docs/Лапа рядом — текст выступления.docx
@@ -477,7 +477,7 @@
                 <w:color w:val="1F1F1F"/>
                 <w:sz w:val="19"/>
               </w:rPr>
-              <w:t>4–7</w:t>
+              <w:t>4–5</w:t>
             </w:r>
           </w:p>
         </w:tc>
@@ -521,7 +521,7 @@
                 <w:color w:val="1F1F1F"/>
                 <w:sz w:val="19"/>
               </w:rPr>
-              <w:t>2:40</w:t>
+              <w:t>2:20</w:t>
             </w:r>
           </w:p>
         </w:tc>
@@ -544,7 +544,7 @@
                 <w:color w:val="1F1F1F"/>
                 <w:sz w:val="19"/>
               </w:rPr>
-              <w:t>04:40</w:t>
+              <w:t>04:20</w:t>
             </w:r>
           </w:p>
         </w:tc>
@@ -565,7 +565,7 @@
                 <w:color w:val="1F1F1F"/>
                 <w:sz w:val="19"/>
               </w:rPr>
-              <w:t>8</w:t>
+              <w:t>6</w:t>
             </w:r>
           </w:p>
         </w:tc>
@@ -586,7 +586,7 @@
                 <w:color w:val="1F1F1F"/>
                 <w:sz w:val="19"/>
               </w:rPr>
-              <w:t>Что делает база данных</w:t>
+              <w:t>Полиглот: PostgreSQL и Microsoft SQL</w:t>
             </w:r>
           </w:p>
         </w:tc>
@@ -607,7 +607,7 @@
                 <w:color w:val="1F1F1F"/>
                 <w:sz w:val="19"/>
               </w:rPr>
-              <w:t>1:10</w:t>
+              <w:t>1:30</w:t>
             </w:r>
           </w:p>
         </w:tc>
@@ -653,7 +653,7 @@
                 <w:color w:val="1F1F1F"/>
                 <w:sz w:val="19"/>
               </w:rPr>
-              <w:t>9</w:t>
+              <w:t>7</w:t>
             </w:r>
           </w:p>
         </w:tc>
@@ -675,7 +675,7 @@
                 <w:color w:val="1F1F1F"/>
                 <w:sz w:val="19"/>
               </w:rPr>
-              <w:t>Доказательство переноса на Digital Q.DataBase</w:t>
+              <w:t>Итог</w:t>
             </w:r>
           </w:p>
         </w:tc>
@@ -697,93 +697,7 @@
                 <w:color w:val="1F1F1F"/>
                 <w:sz w:val="19"/>
               </w:rPr>
-              <w:t>1:10</w:t>
-            </w:r>
-          </w:p>
-        </w:tc>
-      </w:tr>
-      <w:tr>
-        <w:tc>
-          <w:tcPr>
-            <w:tcW w:type="dxa" w:w="2339"/>
-          </w:tcPr>
-          <w:p>
-            <w:pPr>
-              <w:spacing w:after="40" w:before="40"/>
-            </w:pPr>
-            <w:r/>
-            <w:r>
-              <w:rPr>
-                <w:rFonts w:ascii="Calibri" w:hAnsi="Calibri" w:cs="Calibri" w:eastAsia="Calibri"/>
-                <w:b w:val="0"/>
-                <w:i w:val="0"/>
-                <w:color w:val="1F1F1F"/>
-                <w:sz w:val="19"/>
-              </w:rPr>
-              <w:t>07:00</w:t>
-            </w:r>
-          </w:p>
-        </w:tc>
-        <w:tc>
-          <w:tcPr>
-            <w:tcW w:type="dxa" w:w="2339"/>
-          </w:tcPr>
-          <w:p>
-            <w:pPr>
-              <w:spacing w:after="40" w:before="40"/>
-            </w:pPr>
-            <w:r/>
-            <w:r>
-              <w:rPr>
-                <w:rFonts w:ascii="Calibri" w:hAnsi="Calibri" w:cs="Calibri" w:eastAsia="Calibri"/>
-                <w:b w:val="0"/>
-                <w:i w:val="0"/>
-                <w:color w:val="1F1F1F"/>
-                <w:sz w:val="19"/>
-              </w:rPr>
-              <w:t>10</w:t>
-            </w:r>
-          </w:p>
-        </w:tc>
-        <w:tc>
-          <w:tcPr>
-            <w:tcW w:type="dxa" w:w="2339"/>
-          </w:tcPr>
-          <w:p>
-            <w:pPr>
-              <w:spacing w:after="40" w:before="40"/>
-            </w:pPr>
-            <w:r/>
-            <w:r>
-              <w:rPr>
-                <w:rFonts w:ascii="Calibri" w:hAnsi="Calibri" w:cs="Calibri" w:eastAsia="Calibri"/>
-                <w:b w:val="0"/>
-                <w:i w:val="0"/>
-                <w:color w:val="1F1F1F"/>
-                <w:sz w:val="19"/>
-              </w:rPr>
-              <w:t>Итог и следующие шаги</w:t>
-            </w:r>
-          </w:p>
-        </w:tc>
-        <w:tc>
-          <w:tcPr>
-            <w:tcW w:type="dxa" w:w="2339"/>
-          </w:tcPr>
-          <w:p>
-            <w:pPr>
-              <w:spacing w:after="40" w:before="40"/>
-            </w:pPr>
-            <w:r/>
-            <w:r>
-              <w:rPr>
-                <w:rFonts w:ascii="Calibri" w:hAnsi="Calibri" w:cs="Calibri" w:eastAsia="Calibri"/>
-                <w:b w:val="0"/>
-                <w:i w:val="0"/>
-                <w:color w:val="1F1F1F"/>
-                <w:sz w:val="19"/>
-              </w:rPr>
-              <w:t>0:50</w:t>
+              <w:t>1:00</w:t>
             </w:r>
           </w:p>
         </w:tc>
@@ -927,7 +841,7 @@
           <w:color w:val="283618"/>
           <w:sz w:val="30"/>
         </w:rPr>
-        <w:t>Слайды 4–7 — интерфейс</w:t>
+        <w:t>Слайды 4–5 — интерфейс</w:t>
       </w:r>
     </w:p>
     <w:p>
@@ -939,7 +853,7 @@
           <w:color w:val="1F1F1F"/>
           <w:sz w:val="22"/>
         </w:rPr>
-        <w:t>Четыре кадра одного и того же приложения, работающего на целевой базе Digital Q.DataBase.</w:t>
+        <w:t>Приложение работает на Digital Q.DataBase — на той базе, о которой я расскажу через минуту.</w:t>
       </w:r>
     </w:p>
     <w:tbl>
@@ -981,7 +895,7 @@
                 <w:color w:val="FEFAE0"/>
                 <w:sz w:val="19"/>
               </w:rPr>
-              <w:t>Слайд</w:t>
+              <w:t>Кадр</w:t>
             </w:r>
           </w:p>
         </w:tc>
@@ -1048,7 +962,7 @@
                 <w:color w:val="1F1F1F"/>
                 <w:sz w:val="19"/>
               </w:rPr>
-              <w:t>4</w:t>
+              <w:t>D0</w:t>
             </w:r>
           </w:p>
         </w:tc>
@@ -1114,7 +1028,7 @@
                 <w:color w:val="1F1F1F"/>
                 <w:sz w:val="19"/>
               </w:rPr>
-              <w:t>5</w:t>
+              <w:t>D1</w:t>
             </w:r>
           </w:p>
         </w:tc>
@@ -1181,7 +1095,7 @@
                 <w:color w:val="1F1F1F"/>
                 <w:sz w:val="19"/>
               </w:rPr>
-              <w:t>6</w:t>
+              <w:t>D2</w:t>
             </w:r>
           </w:p>
         </w:tc>
@@ -1247,7 +1161,7 @@
                 <w:color w:val="1F1F1F"/>
                 <w:sz w:val="19"/>
               </w:rPr>
-              <w:t>7</w:t>
+              <w:t>D2</w:t>
             </w:r>
           </w:p>
         </w:tc>
@@ -1315,7 +1229,7 @@
           <w:color w:val="283618"/>
           <w:sz w:val="30"/>
         </w:rPr>
-        <w:t>Слайд 8 — что делает база данных</w:t>
+        <w:t>Слайд 6 — полиглот</w:t>
       </w:r>
     </w:p>
     <w:p>
@@ -1327,71 +1241,7 @@
           <w:color w:val="1F1F1F"/>
           <w:sz w:val="22"/>
         </w:rPr>
-        <w:t>В базе пять связанных сущностей: приюты, сотрудники, потребности, предложения и передачи.</w:t>
-      </w:r>
-    </w:p>
-    <w:p>
-      <w:pPr>
-        <w:pStyle w:val="ListBullet"/>
-        <w:spacing w:after="60"/>
-      </w:pPr>
-      <w:r>
-        <w:rPr>
-          <w:rFonts w:ascii="Calibri" w:hAnsi="Calibri" w:cs="Calibri" w:eastAsia="Calibri"/>
-          <w:b w:val="0"/>
-          <w:i w:val="0"/>
-          <w:color w:val="1F1F1F"/>
-          <w:sz w:val="22"/>
-        </w:rPr>
-        <w:t>Свободно = требуется − обещано − получено</w:t>
-      </w:r>
-    </w:p>
-    <w:p>
-      <w:pPr>
-        <w:pStyle w:val="ListBullet"/>
-        <w:spacing w:after="60"/>
-      </w:pPr>
-      <w:r>
-        <w:rPr>
-          <w:rFonts w:ascii="Calibri" w:hAnsi="Calibri" w:cs="Calibri" w:eastAsia="Calibri"/>
-          <w:b w:val="0"/>
-          <w:i w:val="0"/>
-          <w:color w:val="1F1F1F"/>
-          <w:sz w:val="22"/>
-        </w:rPr>
-        <w:t>После приёмки обещанное становится нулём: предложение больше не ждёт</w:t>
-      </w:r>
-    </w:p>
-    <w:p>
-      <w:pPr>
-        <w:pStyle w:val="ListBullet"/>
-        <w:spacing w:after="60"/>
-      </w:pPr>
-      <w:r>
-        <w:rPr>
-          <w:rFonts w:ascii="Calibri" w:hAnsi="Calibri" w:cs="Calibri" w:eastAsia="Calibri"/>
-          <w:b w:val="0"/>
-          <w:i w:val="0"/>
-          <w:color w:val="1F1F1F"/>
-          <w:sz w:val="22"/>
-        </w:rPr>
-        <w:t>Непривезённое сразу освобождается для других</w:t>
-      </w:r>
-    </w:p>
-    <w:p>
-      <w:pPr>
-        <w:pStyle w:val="ListBullet"/>
-        <w:spacing w:after="60"/>
-      </w:pPr>
-      <w:r>
-        <w:rPr>
-          <w:rFonts w:ascii="Calibri" w:hAnsi="Calibri" w:cs="Calibri" w:eastAsia="Calibri"/>
-          <w:b w:val="0"/>
-          <w:i w:val="0"/>
-          <w:color w:val="1F1F1F"/>
-          <w:sz w:val="22"/>
-        </w:rPr>
-        <w:t>Одно предложение — максимум одна передача</w:t>
+        <w:t>Это главное отличие проекта. Он работает на Digital Q.DataBase.</w:t>
       </w:r>
     </w:p>
     <w:p>
@@ -1403,7 +1253,19 @@
           <w:color w:val="1F1F1F"/>
           <w:sz w:val="22"/>
         </w:rPr>
-        <w:t>Обещанная помощь не равна полученной. Это и есть точность учёта.</w:t>
+        <w:t>Проект написан на PostgreSQL и перенесён сюда без единой правки: та же схема, та же логика. Данные перенеслись одной транзакцией, и двадцать пять проверок сверки не нашли ни одного расхождения. Все шестьдесят тестов приложения проходят именно на этой базе.</w:t>
+      </w:r>
+    </w:p>
+    <w:p>
+      <w:r>
+        <w:rPr>
+          <w:rFonts w:ascii="Calibri" w:hAnsi="Calibri" w:cs="Calibri" w:eastAsia="Calibri"/>
+          <w:b w:val="0"/>
+          <w:i w:val="0"/>
+          <w:color w:val="1F1F1F"/>
+          <w:sz w:val="22"/>
+        </w:rPr>
+        <w:t>А дальше — то, ради чего всё это затевалось. Эта же база отвечает ещё и по протоколу Microsoft SQL. Я подключилась к ней обычным клиентом Microsoft SQL, создала таблицы на их языке, загрузила данные и прочитала их обратно. Девять проверок из девяти.</w:t>
       </w:r>
     </w:p>
     <w:p>
@@ -1419,7 +1281,7 @@
           <w:color w:val="283618"/>
           <w:sz w:val="30"/>
         </w:rPr>
-        <w:t>Слайд 9 — перенос на Digital Q.DataBase</w:t>
+        <w:t>Слайд 7 — итог</w:t>
       </w:r>
     </w:p>
     <w:p>
@@ -1431,71 +1293,7 @@
           <w:color w:val="1F1F1F"/>
           <w:sz w:val="22"/>
         </w:rPr>
-        <w:t>Это главное отличие проекта: он работает на целевой СУБД, а не только на PostgreSQL.</w:t>
-      </w:r>
-    </w:p>
-    <w:p>
-      <w:pPr>
-        <w:pStyle w:val="ListBullet"/>
-        <w:spacing w:after="60"/>
-      </w:pPr>
-      <w:r>
-        <w:rPr>
-          <w:rFonts w:ascii="Calibri" w:hAnsi="Calibri" w:cs="Calibri" w:eastAsia="Calibri"/>
-          <w:b w:val="0"/>
-          <w:i w:val="0"/>
-          <w:color w:val="1F1F1F"/>
-          <w:sz w:val="22"/>
-        </w:rPr>
-        <w:t>15 из 15 проб совместимости на целевой базе</w:t>
-      </w:r>
-    </w:p>
-    <w:p>
-      <w:pPr>
-        <w:pStyle w:val="ListBullet"/>
-        <w:spacing w:after="60"/>
-      </w:pPr>
-      <w:r>
-        <w:rPr>
-          <w:rFonts w:ascii="Calibri" w:hAnsi="Calibri" w:cs="Calibri" w:eastAsia="Calibri"/>
-          <w:b w:val="0"/>
-          <w:i w:val="0"/>
-          <w:color w:val="1F1F1F"/>
-          <w:sz w:val="22"/>
-        </w:rPr>
-        <w:t>25 из 25 проверок сверки после переноса</w:t>
-      </w:r>
-    </w:p>
-    <w:p>
-      <w:pPr>
-        <w:pStyle w:val="ListBullet"/>
-        <w:spacing w:after="60"/>
-      </w:pPr>
-      <w:r>
-        <w:rPr>
-          <w:rFonts w:ascii="Calibri" w:hAnsi="Calibri" w:cs="Calibri" w:eastAsia="Calibri"/>
-          <w:b w:val="0"/>
-          <w:i w:val="0"/>
-          <w:color w:val="1F1F1F"/>
-          <w:sz w:val="22"/>
-        </w:rPr>
-        <w:t>60 из 60 тестов приложения, прогнанных на Digital Q.DataBase</w:t>
-      </w:r>
-    </w:p>
-    <w:p>
-      <w:pPr>
-        <w:pStyle w:val="ListBullet"/>
-        <w:spacing w:after="60"/>
-      </w:pPr>
-      <w:r>
-        <w:rPr>
-          <w:rFonts w:ascii="Calibri" w:hAnsi="Calibri" w:cs="Calibri" w:eastAsia="Calibri"/>
-          <w:b w:val="0"/>
-          <w:i w:val="0"/>
-          <w:color w:val="1F1F1F"/>
-          <w:sz w:val="22"/>
-        </w:rPr>
-        <w:t>Ни одной правки в схеме базы — она переносится как есть</w:t>
+        <w:t>Адресность: приют публикует потребность, посетитель отвечает на неё без регистрации. Точность: база различает обещанное и полученное. Перенос: проект работает на Digital Q.DataBase, и эта же база понимает и PostgreSQL, и Microsoft SQL.</w:t>
       </w:r>
     </w:p>
     <w:p>
@@ -1507,47 +1305,7 @@
           <w:color w:val="1F1F1F"/>
           <w:sz w:val="22"/>
         </w:rPr>
-        <w:t>Было два отличия, которые пришлось учесть. Q.DataBase хранит время точнее — до тысячных долей секунды, а PostgreSQL до миллионных. И сообщение о повторяющемся значении приходит по-русски, поэтому сверять пришлось не по тексту сообщения, а по самому факту ошибки.</w:t>
-      </w:r>
-    </w:p>
-    <w:p>
-      <w:pPr>
-        <w:keepNext/>
-        <w:spacing w:before="320" w:after="120"/>
-      </w:pPr>
-      <w:r>
-        <w:rPr>
-          <w:rFonts w:ascii="Georgia" w:hAnsi="Georgia" w:cs="Georgia" w:eastAsia="Georgia"/>
-          <w:b/>
-          <w:i w:val="0"/>
-          <w:color w:val="283618"/>
-          <w:sz w:val="30"/>
-        </w:rPr>
-        <w:t>Слайд 10 — итог</w:t>
-      </w:r>
-    </w:p>
-    <w:p>
-      <w:r>
-        <w:rPr>
-          <w:rFonts w:ascii="Calibri" w:hAnsi="Calibri" w:cs="Calibri" w:eastAsia="Calibri"/>
-          <w:b w:val="0"/>
-          <w:i w:val="0"/>
-          <w:color w:val="1F1F1F"/>
-          <w:sz w:val="22"/>
-        </w:rPr>
-        <w:t>Адресность: приют публикует потребность, посетитель отвечает на неё без регистрации. Точность: база различает обещанное и полученное. Перенос: проект работает на Digital Q.DataBase.</w:t>
-      </w:r>
-    </w:p>
-    <w:p>
-      <w:r>
-        <w:rPr>
-          <w:rFonts w:ascii="Calibri" w:hAnsi="Calibri" w:cs="Calibri" w:eastAsia="Calibri"/>
-          <w:b w:val="0"/>
-          <w:i w:val="0"/>
-          <w:color w:val="1F1F1F"/>
-          <w:sz w:val="22"/>
-        </w:rPr>
-        <w:t>Дальше можно добавить реальные приюты вместо демонстрационных, поиск помощи поблизости и раздел для пропавших животных. Приюты и передачи в проекте вымышленные, статистики реальной помощи пока нет.</w:t>
+        <w:t>Спасибо за внимание.</w:t>
       </w:r>
     </w:p>
     <w:p>
@@ -1649,7 +1407,7 @@
                 <w:color w:val="1F1F1F"/>
                 <w:sz w:val="19"/>
               </w:rPr>
-              <w:t>На какой версии Q.DataBase?</w:t>
+              <w:t>Правда ли, что она понимает Microsoft SQL?</w:t>
             </w:r>
           </w:p>
         </w:tc>
@@ -1670,7 +1428,7 @@
                 <w:color w:val="1F1F1F"/>
                 <w:sz w:val="19"/>
               </w:rPr>
-              <w:t>18.2. На вопрос о версии она отвечает «PostgreSQL 18.2», поэтому мы опознали её по служебным возможностям, которых нет в обычном PostgreSQL.</w:t>
+              <w:t>Да. Я подключилась обычным клиентом Microsoft SQL, создала таблицы на T-SQL, загрузила данные и прочитала их обратно. Автоинкремент, ограничения и русские названия работают — девять проверок из девяти.</w:t>
             </w:r>
           </w:p>
         </w:tc>
@@ -1716,7 +1474,7 @@
                 <w:color w:val="1F1F1F"/>
                 <w:sz w:val="19"/>
               </w:rPr>
-              <w:t>Ничего. Ни программу, ни схему базы. Два отличия учли только при сверке: точность хранения времени и язык сообщения о повторяющемся значении.</w:t>
+              <w:t>Ничего. Схема перенеслась как есть, без единой правки.</w:t>
             </w:r>
           </w:p>
         </w:tc>

--- a/docs/Лапа рядом — текст выступления.docx
+++ b/docs/Лапа рядом — текст выступления.docx
@@ -8,11 +8,11 @@
       </w:pPr>
       <w:r>
         <w:rPr>
-          <w:rFonts w:ascii="Georgia" w:hAnsi="Georgia" w:cs="Georgia" w:eastAsia="Georgia"/>
+          <w:rFonts w:ascii="PT Sans Narrow" w:hAnsi="PT Sans Narrow" w:cs="PT Sans Narrow" w:eastAsia="PT Sans Narrow"/>
           <w:b/>
           <w:i w:val="0"/>
-          <w:color w:val="283618"/>
-          <w:sz w:val="48"/>
+          <w:color w:val="17161C"/>
+          <w:sz w:val="52"/>
         </w:rPr>
         <w:t>Лапа рядом — текст выступления</w:t>
       </w:r>
@@ -23,11 +23,11 @@
       </w:pPr>
       <w:r>
         <w:rPr>
-          <w:rFonts w:ascii="Calibri" w:hAnsi="Calibri" w:cs="Calibri" w:eastAsia="Calibri"/>
+          <w:rFonts w:ascii="PT Sans" w:hAnsi="PT Sans" w:cs="PT Sans" w:eastAsia="PT Sans"/>
           <w:b w:val="0"/>
           <w:i w:val="0"/>
-          <w:color w:val="606C38"/>
-          <w:sz w:val="24"/>
+          <w:color w:val="6B2E8F"/>
+          <w:sz w:val="25"/>
         </w:rPr>
         <w:t>День СУБД 2026 · 27 октября, Москва</w:t>
       </w:r>
@@ -38,10 +38,10 @@
       </w:pPr>
       <w:r>
         <w:rPr>
-          <w:rFonts w:ascii="Calibri" w:hAnsi="Calibri" w:cs="Calibri" w:eastAsia="Calibri"/>
+          <w:rFonts w:ascii="PT Sans" w:hAnsi="PT Sans" w:cs="PT Sans" w:eastAsia="PT Sans"/>
           <w:b w:val="0"/>
           <w:i w:val="0"/>
-          <w:color w:val="606C38"/>
+          <w:color w:val="6B2E8F"/>
           <w:sz w:val="21"/>
         </w:rPr>
         <w:t>Милана Солодовник, МТУСИ, Колледж Телекоммуникаций</w:t>
@@ -54,11 +54,11 @@
       </w:pPr>
       <w:r>
         <w:rPr>
-          <w:rFonts w:ascii="Georgia" w:hAnsi="Georgia" w:cs="Georgia" w:eastAsia="Georgia"/>
+          <w:rFonts w:ascii="PT Sans Narrow" w:hAnsi="PT Sans Narrow" w:cs="PT Sans Narrow" w:eastAsia="PT Sans Narrow"/>
           <w:b/>
           <w:i w:val="0"/>
-          <w:color w:val="283618"/>
-          <w:sz w:val="30"/>
+          <w:color w:val="9C259B"/>
+          <w:sz w:val="34"/>
         </w:rPr>
         <w:t>Регламент</w:t>
       </w:r>
@@ -68,27 +68,28 @@
         <w:tblStyle w:val="TableGrid"/>
         <w:tblW w:type="auto" w:w="0"/>
         <w:jc w:val="center"/>
+        <w:tblLayout w:type="fixed"/>
         <w:tblLook w:firstColumn="1" w:firstRow="1" w:lastColumn="0" w:lastRow="0" w:noHBand="0" w:noVBand="1" w:val="04A0"/>
         <w:tblBorders>
-          <w:top w:val="single" w:sz="4" w:color="606c38"/>
-          <w:left w:val="single" w:sz="4" w:color="606c38"/>
-          <w:bottom w:val="single" w:sz="4" w:color="606c38"/>
-          <w:right w:val="single" w:sz="4" w:color="606c38"/>
-          <w:insideH w:val="single" w:sz="4" w:color="606c38"/>
-          <w:insideV w:val="single" w:sz="4" w:color="606c38"/>
+          <w:top w:val="single" w:sz="4" w:color="E5DEF1"/>
+          <w:left w:val="single" w:sz="4" w:color="E5DEF1"/>
+          <w:bottom w:val="single" w:sz="4" w:color="E5DEF1"/>
+          <w:right w:val="single" w:sz="4" w:color="E5DEF1"/>
+          <w:insideH w:val="single" w:sz="4" w:color="E5DEF1"/>
+          <w:insideV w:val="single" w:sz="4" w:color="E5DEF1"/>
         </w:tblBorders>
       </w:tblPr>
       <w:tblGrid>
-        <w:gridCol w:w="2339"/>
-        <w:gridCol w:w="2339"/>
-        <w:gridCol w:w="2339"/>
-        <w:gridCol w:w="2339"/>
+        <w:gridCol w:w="1134"/>
+        <w:gridCol w:w="907"/>
+        <w:gridCol w:w="5896"/>
+        <w:gridCol w:w="1417"/>
       </w:tblGrid>
       <w:tr>
         <w:tc>
           <w:tcPr>
-            <w:tcW w:type="dxa" w:w="2339"/>
-            <w:shd w:val="clear" w:fill="283618"/>
+            <w:tcW w:type="dxa" w:w="1134"/>
+            <w:shd w:val="clear" w:fill="9C259B"/>
           </w:tcPr>
           <w:p>
             <w:pPr>
@@ -97,10 +98,10 @@
             <w:r/>
             <w:r>
               <w:rPr>
-                <w:rFonts w:ascii="Calibri" w:hAnsi="Calibri" w:cs="Calibri" w:eastAsia="Calibri"/>
+                <w:rFonts w:ascii="PT Sans" w:hAnsi="PT Sans" w:cs="PT Sans" w:eastAsia="PT Sans"/>
                 <w:b/>
                 <w:i w:val="0"/>
-                <w:color w:val="FEFAE0"/>
+                <w:color w:val="FFFFFF"/>
                 <w:sz w:val="19"/>
               </w:rPr>
               <w:t>Время</w:t>
@@ -109,8 +110,8 @@
         </w:tc>
         <w:tc>
           <w:tcPr>
-            <w:tcW w:type="dxa" w:w="2339"/>
-            <w:shd w:val="clear" w:fill="283618"/>
+            <w:tcW w:type="dxa" w:w="907"/>
+            <w:shd w:val="clear" w:fill="9C259B"/>
           </w:tcPr>
           <w:p>
             <w:pPr>
@@ -119,10 +120,10 @@
             <w:r/>
             <w:r>
               <w:rPr>
-                <w:rFonts w:ascii="Calibri" w:hAnsi="Calibri" w:cs="Calibri" w:eastAsia="Calibri"/>
+                <w:rFonts w:ascii="PT Sans" w:hAnsi="PT Sans" w:cs="PT Sans" w:eastAsia="PT Sans"/>
                 <w:b/>
                 <w:i w:val="0"/>
-                <w:color w:val="FEFAE0"/>
+                <w:color w:val="FFFFFF"/>
                 <w:sz w:val="19"/>
               </w:rPr>
               <w:t>Слайд</w:t>
@@ -131,8 +132,8 @@
         </w:tc>
         <w:tc>
           <w:tcPr>
-            <w:tcW w:type="dxa" w:w="2339"/>
-            <w:shd w:val="clear" w:fill="283618"/>
+            <w:tcW w:type="dxa" w:w="5896"/>
+            <w:shd w:val="clear" w:fill="9C259B"/>
           </w:tcPr>
           <w:p>
             <w:pPr>
@@ -141,10 +142,10 @@
             <w:r/>
             <w:r>
               <w:rPr>
-                <w:rFonts w:ascii="Calibri" w:hAnsi="Calibri" w:cs="Calibri" w:eastAsia="Calibri"/>
+                <w:rFonts w:ascii="PT Sans" w:hAnsi="PT Sans" w:cs="PT Sans" w:eastAsia="PT Sans"/>
                 <w:b/>
                 <w:i w:val="0"/>
-                <w:color w:val="FEFAE0"/>
+                <w:color w:val="FFFFFF"/>
                 <w:sz w:val="19"/>
               </w:rPr>
               <w:t>Смысл</w:t>
@@ -153,8 +154,8 @@
         </w:tc>
         <w:tc>
           <w:tcPr>
-            <w:tcW w:type="dxa" w:w="2339"/>
-            <w:shd w:val="clear" w:fill="283618"/>
+            <w:tcW w:type="dxa" w:w="1417"/>
+            <w:shd w:val="clear" w:fill="9C259B"/>
           </w:tcPr>
           <w:p>
             <w:pPr>
@@ -163,10 +164,10 @@
             <w:r/>
             <w:r>
               <w:rPr>
-                <w:rFonts w:ascii="Calibri" w:hAnsi="Calibri" w:cs="Calibri" w:eastAsia="Calibri"/>
+                <w:rFonts w:ascii="PT Sans" w:hAnsi="PT Sans" w:cs="PT Sans" w:eastAsia="PT Sans"/>
                 <w:b/>
                 <w:i w:val="0"/>
-                <w:color w:val="FEFAE0"/>
+                <w:color w:val="FFFFFF"/>
                 <w:sz w:val="19"/>
               </w:rPr>
               <w:t>Мин.</w:t>
@@ -177,7 +178,7 @@
       <w:tr>
         <w:tc>
           <w:tcPr>
-            <w:tcW w:type="dxa" w:w="2339"/>
+            <w:tcW w:type="dxa" w:w="1134"/>
           </w:tcPr>
           <w:p>
             <w:pPr>
@@ -186,10 +187,10 @@
             <w:r/>
             <w:r>
               <w:rPr>
-                <w:rFonts w:ascii="Calibri" w:hAnsi="Calibri" w:cs="Calibri" w:eastAsia="Calibri"/>
+                <w:rFonts w:ascii="PT Sans" w:hAnsi="PT Sans" w:cs="PT Sans" w:eastAsia="PT Sans"/>
                 <w:b w:val="0"/>
                 <w:i w:val="0"/>
-                <w:color w:val="1F1F1F"/>
+                <w:color w:val="17161C"/>
                 <w:sz w:val="19"/>
               </w:rPr>
               <w:t>00:00</w:t>
@@ -198,7 +199,7 @@
         </w:tc>
         <w:tc>
           <w:tcPr>
-            <w:tcW w:type="dxa" w:w="2339"/>
+            <w:tcW w:type="dxa" w:w="907"/>
           </w:tcPr>
           <w:p>
             <w:pPr>
@@ -207,10 +208,10 @@
             <w:r/>
             <w:r>
               <w:rPr>
-                <w:rFonts w:ascii="Calibri" w:hAnsi="Calibri" w:cs="Calibri" w:eastAsia="Calibri"/>
+                <w:rFonts w:ascii="PT Sans" w:hAnsi="PT Sans" w:cs="PT Sans" w:eastAsia="PT Sans"/>
                 <w:b w:val="0"/>
                 <w:i w:val="0"/>
-                <w:color w:val="1F1F1F"/>
+                <w:color w:val="17161C"/>
                 <w:sz w:val="19"/>
               </w:rPr>
               <w:t>1</w:t>
@@ -219,7 +220,7 @@
         </w:tc>
         <w:tc>
           <w:tcPr>
-            <w:tcW w:type="dxa" w:w="2339"/>
+            <w:tcW w:type="dxa" w:w="5896"/>
           </w:tcPr>
           <w:p>
             <w:pPr>
@@ -228,10 +229,10 @@
             <w:r/>
             <w:r>
               <w:rPr>
-                <w:rFonts w:ascii="Calibri" w:hAnsi="Calibri" w:cs="Calibri" w:eastAsia="Calibri"/>
+                <w:rFonts w:ascii="PT Sans" w:hAnsi="PT Sans" w:cs="PT Sans" w:eastAsia="PT Sans"/>
                 <w:b w:val="0"/>
                 <w:i w:val="0"/>
-                <w:color w:val="1F1F1F"/>
+                <w:color w:val="17161C"/>
                 <w:sz w:val="19"/>
               </w:rPr>
               <w:t>Титул, представление</w:t>
@@ -240,7 +241,7 @@
         </w:tc>
         <w:tc>
           <w:tcPr>
-            <w:tcW w:type="dxa" w:w="2339"/>
+            <w:tcW w:type="dxa" w:w="1417"/>
           </w:tcPr>
           <w:p>
             <w:pPr>
@@ -249,10 +250,10 @@
             <w:r/>
             <w:r>
               <w:rPr>
-                <w:rFonts w:ascii="Calibri" w:hAnsi="Calibri" w:cs="Calibri" w:eastAsia="Calibri"/>
+                <w:rFonts w:ascii="PT Sans" w:hAnsi="PT Sans" w:cs="PT Sans" w:eastAsia="PT Sans"/>
                 <w:b w:val="0"/>
                 <w:i w:val="0"/>
-                <w:color w:val="1F1F1F"/>
+                <w:color w:val="17161C"/>
                 <w:sz w:val="19"/>
               </w:rPr>
               <w:t>0:20</w:t>
@@ -263,8 +264,8 @@
       <w:tr>
         <w:tc>
           <w:tcPr>
-            <w:tcW w:type="dxa" w:w="2339"/>
-            <w:shd w:val="clear" w:fill="F4EFD4"/>
+            <w:tcW w:type="dxa" w:w="1134"/>
+            <w:shd w:val="clear" w:fill="F2EAFB"/>
           </w:tcPr>
           <w:p>
             <w:pPr>
@@ -273,10 +274,10 @@
             <w:r/>
             <w:r>
               <w:rPr>
-                <w:rFonts w:ascii="Calibri" w:hAnsi="Calibri" w:cs="Calibri" w:eastAsia="Calibri"/>
+                <w:rFonts w:ascii="PT Sans" w:hAnsi="PT Sans" w:cs="PT Sans" w:eastAsia="PT Sans"/>
                 <w:b w:val="0"/>
                 <w:i w:val="0"/>
-                <w:color w:val="1F1F1F"/>
+                <w:color w:val="17161C"/>
                 <w:sz w:val="19"/>
               </w:rPr>
               <w:t>00:20</w:t>
@@ -285,8 +286,8 @@
         </w:tc>
         <w:tc>
           <w:tcPr>
-            <w:tcW w:type="dxa" w:w="2339"/>
-            <w:shd w:val="clear" w:fill="F4EFD4"/>
+            <w:tcW w:type="dxa" w:w="907"/>
+            <w:shd w:val="clear" w:fill="F2EAFB"/>
           </w:tcPr>
           <w:p>
             <w:pPr>
@@ -295,10 +296,10 @@
             <w:r/>
             <w:r>
               <w:rPr>
-                <w:rFonts w:ascii="Calibri" w:hAnsi="Calibri" w:cs="Calibri" w:eastAsia="Calibri"/>
+                <w:rFonts w:ascii="PT Sans" w:hAnsi="PT Sans" w:cs="PT Sans" w:eastAsia="PT Sans"/>
                 <w:b w:val="0"/>
                 <w:i w:val="0"/>
-                <w:color w:val="1F1F1F"/>
+                <w:color w:val="17161C"/>
                 <w:sz w:val="19"/>
               </w:rPr>
               <w:t>2</w:t>
@@ -307,8 +308,8 @@
         </w:tc>
         <w:tc>
           <w:tcPr>
-            <w:tcW w:type="dxa" w:w="2339"/>
-            <w:shd w:val="clear" w:fill="F4EFD4"/>
+            <w:tcW w:type="dxa" w:w="5896"/>
+            <w:shd w:val="clear" w:fill="F2EAFB"/>
           </w:tcPr>
           <w:p>
             <w:pPr>
@@ -317,10 +318,10 @@
             <w:r/>
             <w:r>
               <w:rPr>
-                <w:rFonts w:ascii="Calibri" w:hAnsi="Calibri" w:cs="Calibri" w:eastAsia="Calibri"/>
+                <w:rFonts w:ascii="PT Sans" w:hAnsi="PT Sans" w:cs="PT Sans" w:eastAsia="PT Sans"/>
                 <w:b w:val="0"/>
                 <w:i w:val="0"/>
-                <w:color w:val="1F1F1F"/>
+                <w:color w:val="17161C"/>
                 <w:sz w:val="19"/>
               </w:rPr>
               <w:t>Проблема: помощь есть, но не адресная</w:t>
@@ -329,8 +330,8 @@
         </w:tc>
         <w:tc>
           <w:tcPr>
-            <w:tcW w:type="dxa" w:w="2339"/>
-            <w:shd w:val="clear" w:fill="F4EFD4"/>
+            <w:tcW w:type="dxa" w:w="1417"/>
+            <w:shd w:val="clear" w:fill="F2EAFB"/>
           </w:tcPr>
           <w:p>
             <w:pPr>
@@ -339,10 +340,10 @@
             <w:r/>
             <w:r>
               <w:rPr>
-                <w:rFonts w:ascii="Calibri" w:hAnsi="Calibri" w:cs="Calibri" w:eastAsia="Calibri"/>
+                <w:rFonts w:ascii="PT Sans" w:hAnsi="PT Sans" w:cs="PT Sans" w:eastAsia="PT Sans"/>
                 <w:b w:val="0"/>
                 <w:i w:val="0"/>
-                <w:color w:val="1F1F1F"/>
+                <w:color w:val="17161C"/>
                 <w:sz w:val="19"/>
               </w:rPr>
               <w:t>0:50</w:t>
@@ -353,7 +354,7 @@
       <w:tr>
         <w:tc>
           <w:tcPr>
-            <w:tcW w:type="dxa" w:w="2339"/>
+            <w:tcW w:type="dxa" w:w="1134"/>
           </w:tcPr>
           <w:p>
             <w:pPr>
@@ -362,10 +363,10 @@
             <w:r/>
             <w:r>
               <w:rPr>
-                <w:rFonts w:ascii="Calibri" w:hAnsi="Calibri" w:cs="Calibri" w:eastAsia="Calibri"/>
+                <w:rFonts w:ascii="PT Sans" w:hAnsi="PT Sans" w:cs="PT Sans" w:eastAsia="PT Sans"/>
                 <w:b w:val="0"/>
                 <w:i w:val="0"/>
-                <w:color w:val="1F1F1F"/>
+                <w:color w:val="17161C"/>
                 <w:sz w:val="19"/>
               </w:rPr>
               <w:t>01:10</w:t>
@@ -374,7 +375,7 @@
         </w:tc>
         <w:tc>
           <w:tcPr>
-            <w:tcW w:type="dxa" w:w="2339"/>
+            <w:tcW w:type="dxa" w:w="907"/>
           </w:tcPr>
           <w:p>
             <w:pPr>
@@ -383,10 +384,10 @@
             <w:r/>
             <w:r>
               <w:rPr>
-                <w:rFonts w:ascii="Calibri" w:hAnsi="Calibri" w:cs="Calibri" w:eastAsia="Calibri"/>
+                <w:rFonts w:ascii="PT Sans" w:hAnsi="PT Sans" w:cs="PT Sans" w:eastAsia="PT Sans"/>
                 <w:b w:val="0"/>
                 <w:i w:val="0"/>
-                <w:color w:val="1F1F1F"/>
+                <w:color w:val="17161C"/>
                 <w:sz w:val="19"/>
               </w:rPr>
               <w:t>3</w:t>
@@ -395,7 +396,7 @@
         </w:tc>
         <w:tc>
           <w:tcPr>
-            <w:tcW w:type="dxa" w:w="2339"/>
+            <w:tcW w:type="dxa" w:w="5896"/>
           </w:tcPr>
           <w:p>
             <w:pPr>
@@ -404,10 +405,10 @@
             <w:r/>
             <w:r>
               <w:rPr>
-                <w:rFonts w:ascii="Calibri" w:hAnsi="Calibri" w:cs="Calibri" w:eastAsia="Calibri"/>
+                <w:rFonts w:ascii="PT Sans" w:hAnsi="PT Sans" w:cs="PT Sans" w:eastAsia="PT Sans"/>
                 <w:b w:val="0"/>
                 <w:i w:val="0"/>
-                <w:color w:val="1F1F1F"/>
+                <w:color w:val="17161C"/>
                 <w:sz w:val="19"/>
               </w:rPr>
               <w:t>Четыре шага: от потребности к передаче</w:t>
@@ -416,7 +417,7 @@
         </w:tc>
         <w:tc>
           <w:tcPr>
-            <w:tcW w:type="dxa" w:w="2339"/>
+            <w:tcW w:type="dxa" w:w="1417"/>
           </w:tcPr>
           <w:p>
             <w:pPr>
@@ -425,10 +426,10 @@
             <w:r/>
             <w:r>
               <w:rPr>
-                <w:rFonts w:ascii="Calibri" w:hAnsi="Calibri" w:cs="Calibri" w:eastAsia="Calibri"/>
+                <w:rFonts w:ascii="PT Sans" w:hAnsi="PT Sans" w:cs="PT Sans" w:eastAsia="PT Sans"/>
                 <w:b w:val="0"/>
                 <w:i w:val="0"/>
-                <w:color w:val="1F1F1F"/>
+                <w:color w:val="17161C"/>
                 <w:sz w:val="19"/>
               </w:rPr>
               <w:t>0:50</w:t>
@@ -439,8 +440,8 @@
       <w:tr>
         <w:tc>
           <w:tcPr>
-            <w:tcW w:type="dxa" w:w="2339"/>
-            <w:shd w:val="clear" w:fill="F4EFD4"/>
+            <w:tcW w:type="dxa" w:w="1134"/>
+            <w:shd w:val="clear" w:fill="F2EAFB"/>
           </w:tcPr>
           <w:p>
             <w:pPr>
@@ -449,10 +450,10 @@
             <w:r/>
             <w:r>
               <w:rPr>
-                <w:rFonts w:ascii="Calibri" w:hAnsi="Calibri" w:cs="Calibri" w:eastAsia="Calibri"/>
+                <w:rFonts w:ascii="PT Sans" w:hAnsi="PT Sans" w:cs="PT Sans" w:eastAsia="PT Sans"/>
                 <w:b w:val="0"/>
                 <w:i w:val="0"/>
-                <w:color w:val="1F1F1F"/>
+                <w:color w:val="17161C"/>
                 <w:sz w:val="19"/>
               </w:rPr>
               <w:t>02:00</w:t>
@@ -461,8 +462,8 @@
         </w:tc>
         <w:tc>
           <w:tcPr>
-            <w:tcW w:type="dxa" w:w="2339"/>
-            <w:shd w:val="clear" w:fill="F4EFD4"/>
+            <w:tcW w:type="dxa" w:w="907"/>
+            <w:shd w:val="clear" w:fill="F2EAFB"/>
           </w:tcPr>
           <w:p>
             <w:pPr>
@@ -471,10 +472,10 @@
             <w:r/>
             <w:r>
               <w:rPr>
-                <w:rFonts w:ascii="Calibri" w:hAnsi="Calibri" w:cs="Calibri" w:eastAsia="Calibri"/>
+                <w:rFonts w:ascii="PT Sans" w:hAnsi="PT Sans" w:cs="PT Sans" w:eastAsia="PT Sans"/>
                 <w:b w:val="0"/>
                 <w:i w:val="0"/>
-                <w:color w:val="1F1F1F"/>
+                <w:color w:val="17161C"/>
                 <w:sz w:val="19"/>
               </w:rPr>
               <w:t>4–5</w:t>
@@ -483,8 +484,8 @@
         </w:tc>
         <w:tc>
           <w:tcPr>
-            <w:tcW w:type="dxa" w:w="2339"/>
-            <w:shd w:val="clear" w:fill="F4EFD4"/>
+            <w:tcW w:type="dxa" w:w="5896"/>
+            <w:shd w:val="clear" w:fill="F2EAFB"/>
           </w:tcPr>
           <w:p>
             <w:pPr>
@@ -493,10 +494,10 @@
             <w:r/>
             <w:r>
               <w:rPr>
-                <w:rFonts w:ascii="Calibri" w:hAnsi="Calibri" w:cs="Calibri" w:eastAsia="Calibri"/>
+                <w:rFonts w:ascii="PT Sans" w:hAnsi="PT Sans" w:cs="PT Sans" w:eastAsia="PT Sans"/>
                 <w:b w:val="0"/>
                 <w:i w:val="0"/>
-                <w:color w:val="1F1F1F"/>
+                <w:color w:val="17161C"/>
                 <w:sz w:val="19"/>
               </w:rPr>
               <w:t>Интерфейс: каталог, заявки, вход, приёмка</w:t>
@@ -505,8 +506,8 @@
         </w:tc>
         <w:tc>
           <w:tcPr>
-            <w:tcW w:type="dxa" w:w="2339"/>
-            <w:shd w:val="clear" w:fill="F4EFD4"/>
+            <w:tcW w:type="dxa" w:w="1417"/>
+            <w:shd w:val="clear" w:fill="F2EAFB"/>
           </w:tcPr>
           <w:p>
             <w:pPr>
@@ -515,10 +516,10 @@
             <w:r/>
             <w:r>
               <w:rPr>
-                <w:rFonts w:ascii="Calibri" w:hAnsi="Calibri" w:cs="Calibri" w:eastAsia="Calibri"/>
+                <w:rFonts w:ascii="PT Sans" w:hAnsi="PT Sans" w:cs="PT Sans" w:eastAsia="PT Sans"/>
                 <w:b w:val="0"/>
                 <w:i w:val="0"/>
-                <w:color w:val="1F1F1F"/>
+                <w:color w:val="17161C"/>
                 <w:sz w:val="19"/>
               </w:rPr>
               <w:t>2:20</w:t>
@@ -529,7 +530,7 @@
       <w:tr>
         <w:tc>
           <w:tcPr>
-            <w:tcW w:type="dxa" w:w="2339"/>
+            <w:tcW w:type="dxa" w:w="1134"/>
           </w:tcPr>
           <w:p>
             <w:pPr>
@@ -538,10 +539,10 @@
             <w:r/>
             <w:r>
               <w:rPr>
-                <w:rFonts w:ascii="Calibri" w:hAnsi="Calibri" w:cs="Calibri" w:eastAsia="Calibri"/>
+                <w:rFonts w:ascii="PT Sans" w:hAnsi="PT Sans" w:cs="PT Sans" w:eastAsia="PT Sans"/>
                 <w:b w:val="0"/>
                 <w:i w:val="0"/>
-                <w:color w:val="1F1F1F"/>
+                <w:color w:val="17161C"/>
                 <w:sz w:val="19"/>
               </w:rPr>
               <w:t>04:20</w:t>
@@ -550,7 +551,7 @@
         </w:tc>
         <w:tc>
           <w:tcPr>
-            <w:tcW w:type="dxa" w:w="2339"/>
+            <w:tcW w:type="dxa" w:w="907"/>
           </w:tcPr>
           <w:p>
             <w:pPr>
@@ -559,10 +560,10 @@
             <w:r/>
             <w:r>
               <w:rPr>
-                <w:rFonts w:ascii="Calibri" w:hAnsi="Calibri" w:cs="Calibri" w:eastAsia="Calibri"/>
+                <w:rFonts w:ascii="PT Sans" w:hAnsi="PT Sans" w:cs="PT Sans" w:eastAsia="PT Sans"/>
                 <w:b w:val="0"/>
                 <w:i w:val="0"/>
-                <w:color w:val="1F1F1F"/>
+                <w:color w:val="17161C"/>
                 <w:sz w:val="19"/>
               </w:rPr>
               <w:t>6</w:t>
@@ -571,7 +572,7 @@
         </w:tc>
         <w:tc>
           <w:tcPr>
-            <w:tcW w:type="dxa" w:w="2339"/>
+            <w:tcW w:type="dxa" w:w="5896"/>
           </w:tcPr>
           <w:p>
             <w:pPr>
@@ -580,10 +581,10 @@
             <w:r/>
             <w:r>
               <w:rPr>
-                <w:rFonts w:ascii="Calibri" w:hAnsi="Calibri" w:cs="Calibri" w:eastAsia="Calibri"/>
+                <w:rFonts w:ascii="PT Sans" w:hAnsi="PT Sans" w:cs="PT Sans" w:eastAsia="PT Sans"/>
                 <w:b w:val="0"/>
                 <w:i w:val="0"/>
-                <w:color w:val="1F1F1F"/>
+                <w:color w:val="17161C"/>
                 <w:sz w:val="19"/>
               </w:rPr>
               <w:t>Полиглот: PostgreSQL и Microsoft SQL</w:t>
@@ -592,7 +593,7 @@
         </w:tc>
         <w:tc>
           <w:tcPr>
-            <w:tcW w:type="dxa" w:w="2339"/>
+            <w:tcW w:type="dxa" w:w="1417"/>
           </w:tcPr>
           <w:p>
             <w:pPr>
@@ -601,10 +602,10 @@
             <w:r/>
             <w:r>
               <w:rPr>
-                <w:rFonts w:ascii="Calibri" w:hAnsi="Calibri" w:cs="Calibri" w:eastAsia="Calibri"/>
+                <w:rFonts w:ascii="PT Sans" w:hAnsi="PT Sans" w:cs="PT Sans" w:eastAsia="PT Sans"/>
                 <w:b w:val="0"/>
                 <w:i w:val="0"/>
-                <w:color w:val="1F1F1F"/>
+                <w:color w:val="17161C"/>
                 <w:sz w:val="19"/>
               </w:rPr>
               <w:t>1:30</w:t>
@@ -615,8 +616,8 @@
       <w:tr>
         <w:tc>
           <w:tcPr>
-            <w:tcW w:type="dxa" w:w="2339"/>
-            <w:shd w:val="clear" w:fill="F4EFD4"/>
+            <w:tcW w:type="dxa" w:w="1134"/>
+            <w:shd w:val="clear" w:fill="F2EAFB"/>
           </w:tcPr>
           <w:p>
             <w:pPr>
@@ -625,10 +626,10 @@
             <w:r/>
             <w:r>
               <w:rPr>
-                <w:rFonts w:ascii="Calibri" w:hAnsi="Calibri" w:cs="Calibri" w:eastAsia="Calibri"/>
+                <w:rFonts w:ascii="PT Sans" w:hAnsi="PT Sans" w:cs="PT Sans" w:eastAsia="PT Sans"/>
                 <w:b w:val="0"/>
                 <w:i w:val="0"/>
-                <w:color w:val="1F1F1F"/>
+                <w:color w:val="17161C"/>
                 <w:sz w:val="19"/>
               </w:rPr>
               <w:t>05:50</w:t>
@@ -637,8 +638,8 @@
         </w:tc>
         <w:tc>
           <w:tcPr>
-            <w:tcW w:type="dxa" w:w="2339"/>
-            <w:shd w:val="clear" w:fill="F4EFD4"/>
+            <w:tcW w:type="dxa" w:w="907"/>
+            <w:shd w:val="clear" w:fill="F2EAFB"/>
           </w:tcPr>
           <w:p>
             <w:pPr>
@@ -647,10 +648,10 @@
             <w:r/>
             <w:r>
               <w:rPr>
-                <w:rFonts w:ascii="Calibri" w:hAnsi="Calibri" w:cs="Calibri" w:eastAsia="Calibri"/>
+                <w:rFonts w:ascii="PT Sans" w:hAnsi="PT Sans" w:cs="PT Sans" w:eastAsia="PT Sans"/>
                 <w:b w:val="0"/>
                 <w:i w:val="0"/>
-                <w:color w:val="1F1F1F"/>
+                <w:color w:val="17161C"/>
                 <w:sz w:val="19"/>
               </w:rPr>
               <w:t>7</w:t>
@@ -659,8 +660,8 @@
         </w:tc>
         <w:tc>
           <w:tcPr>
-            <w:tcW w:type="dxa" w:w="2339"/>
-            <w:shd w:val="clear" w:fill="F4EFD4"/>
+            <w:tcW w:type="dxa" w:w="5896"/>
+            <w:shd w:val="clear" w:fill="F2EAFB"/>
           </w:tcPr>
           <w:p>
             <w:pPr>
@@ -669,10 +670,10 @@
             <w:r/>
             <w:r>
               <w:rPr>
-                <w:rFonts w:ascii="Calibri" w:hAnsi="Calibri" w:cs="Calibri" w:eastAsia="Calibri"/>
+                <w:rFonts w:ascii="PT Sans" w:hAnsi="PT Sans" w:cs="PT Sans" w:eastAsia="PT Sans"/>
                 <w:b w:val="0"/>
                 <w:i w:val="0"/>
-                <w:color w:val="1F1F1F"/>
+                <w:color w:val="17161C"/>
                 <w:sz w:val="19"/>
               </w:rPr>
               <w:t>Итог</w:t>
@@ -681,8 +682,8 @@
         </w:tc>
         <w:tc>
           <w:tcPr>
-            <w:tcW w:type="dxa" w:w="2339"/>
-            <w:shd w:val="clear" w:fill="F4EFD4"/>
+            <w:tcW w:type="dxa" w:w="1417"/>
+            <w:shd w:val="clear" w:fill="F2EAFB"/>
           </w:tcPr>
           <w:p>
             <w:pPr>
@@ -691,10 +692,10 @@
             <w:r/>
             <w:r>
               <w:rPr>
-                <w:rFonts w:ascii="Calibri" w:hAnsi="Calibri" w:cs="Calibri" w:eastAsia="Calibri"/>
+                <w:rFonts w:ascii="PT Sans" w:hAnsi="PT Sans" w:cs="PT Sans" w:eastAsia="PT Sans"/>
                 <w:b w:val="0"/>
                 <w:i w:val="0"/>
-                <w:color w:val="1F1F1F"/>
+                <w:color w:val="17161C"/>
                 <w:sz w:val="19"/>
               </w:rPr>
               <w:t>1:00</w:t>
@@ -715,11 +716,11 @@
       </w:pPr>
       <w:r>
         <w:rPr>
-          <w:rFonts w:ascii="Georgia" w:hAnsi="Georgia" w:cs="Georgia" w:eastAsia="Georgia"/>
+          <w:rFonts w:ascii="PT Sans Narrow" w:hAnsi="PT Sans Narrow" w:cs="PT Sans Narrow" w:eastAsia="PT Sans Narrow"/>
           <w:b/>
           <w:i w:val="0"/>
-          <w:color w:val="283618"/>
-          <w:sz w:val="30"/>
+          <w:color w:val="9C259B"/>
+          <w:sz w:val="34"/>
         </w:rPr>
         <w:t>Слайд 1 — титул</w:t>
       </w:r>
@@ -727,11 +728,11 @@
     <w:p>
       <w:r>
         <w:rPr>
-          <w:rFonts w:ascii="Calibri" w:hAnsi="Calibri" w:cs="Calibri" w:eastAsia="Calibri"/>
+          <w:rFonts w:ascii="PT Sans" w:hAnsi="PT Sans" w:cs="PT Sans" w:eastAsia="PT Sans"/>
           <w:b w:val="0"/>
           <w:i w:val="0"/>
-          <w:color w:val="1F1F1F"/>
-          <w:sz w:val="22"/>
+          <w:color w:val="17161C"/>
+          <w:sz w:val="23"/>
         </w:rPr>
         <w:t>Здравствуйте. Меня зовут Милана Солодовник, я из МТУСИ, Колледжа Телекоммуникаций. Проект называется «Лапа рядом».</w:t>
       </w:r>
@@ -739,13 +740,13 @@
     <w:p>
       <w:r>
         <w:rPr>
-          <w:rFonts w:ascii="Calibri" w:hAnsi="Calibri" w:cs="Calibri" w:eastAsia="Calibri"/>
+          <w:rFonts w:ascii="PT Sans" w:hAnsi="PT Sans" w:cs="PT Sans" w:eastAsia="PT Sans"/>
           <w:b w:val="0"/>
           <w:i w:val="0"/>
-          <w:color w:val="1F1F1F"/>
-          <w:sz w:val="22"/>
+          <w:color w:val="17161C"/>
+          <w:sz w:val="23"/>
         </w:rPr>
-        <w:t>Справа на слайде уже виден результат: приюту нужно 50 упаковок корма, пообещали 5, привезли 3, свободно 47. Через пару минут я покажу, как получились эти числа.</w:t>
+        <w:t>Справа на слайде уже виден результат. Приюту нужно 50 упаковок корма. Пообещали 5, привезли 3, свободно осталось 47. Через пару минут я покажу, откуда взялись эти числа.</w:t>
       </w:r>
     </w:p>
     <w:p>
@@ -755,11 +756,11 @@
       </w:pPr>
       <w:r>
         <w:rPr>
-          <w:rFonts w:ascii="Georgia" w:hAnsi="Georgia" w:cs="Georgia" w:eastAsia="Georgia"/>
+          <w:rFonts w:ascii="PT Sans Narrow" w:hAnsi="PT Sans Narrow" w:cs="PT Sans Narrow" w:eastAsia="PT Sans Narrow"/>
           <w:b/>
           <w:i w:val="0"/>
-          <w:color w:val="283618"/>
-          <w:sz w:val="30"/>
+          <w:color w:val="9C259B"/>
+          <w:sz w:val="34"/>
         </w:rPr>
         <w:t>Слайд 2 — проблема</w:t>
       </w:r>
@@ -767,25 +768,25 @@
     <w:p>
       <w:r>
         <w:rPr>
-          <w:rFonts w:ascii="Calibri" w:hAnsi="Calibri" w:cs="Calibri" w:eastAsia="Calibri"/>
+          <w:rFonts w:ascii="PT Sans" w:hAnsi="PT Sans" w:cs="PT Sans" w:eastAsia="PT Sans"/>
           <w:b w:val="0"/>
           <w:i w:val="0"/>
-          <w:color w:val="1F1F1F"/>
-          <w:sz w:val="22"/>
+          <w:color w:val="17161C"/>
+          <w:sz w:val="23"/>
         </w:rPr>
-        <w:t>Смотрите на две стороны. Приюту нужны 50 упаковок корма. Человек готов привезти 5 — но не знает, в какой именно приют их нести.</w:t>
+        <w:t>На слайде две стороны. Приюту нужны 50 упаковок корма. Человек готов привезти 5 — но не знает, в какой именно приют их нести.</w:t>
       </w:r>
     </w:p>
     <w:p>
       <w:r>
         <w:rPr>
-          <w:rFonts w:ascii="Calibri" w:hAnsi="Calibri" w:cs="Calibri" w:eastAsia="Calibri"/>
+          <w:rFonts w:ascii="PT Sans" w:hAnsi="PT Sans" w:cs="PT Sans" w:eastAsia="PT Sans"/>
           <w:b w:val="0"/>
           <w:i w:val="0"/>
-          <w:color w:val="1F1F1F"/>
-          <w:sz w:val="22"/>
+          <w:color w:val="17161C"/>
+          <w:sz w:val="23"/>
         </w:rPr>
-        <w:t>Проблема не в нехватке вещей, а в отсутствии адресного учёта: обещания есть, а сопоставить их с конкретной потребностью нечем. Объявления в соцсетях устаревают, привезли часть — и непонятно, сколько ещё нужно.</w:t>
+        <w:t>Проблема не в том, что вещей мало. Проблема в том, что никто не знает, кому именно что нужно прямо сейчас. Объявления в соцсетях устаревают: привезли часть — и непонятно, сколько ещё нужно.</w:t>
       </w:r>
     </w:p>
     <w:p>
@@ -795,11 +796,11 @@
       </w:pPr>
       <w:r>
         <w:rPr>
-          <w:rFonts w:ascii="Georgia" w:hAnsi="Georgia" w:cs="Georgia" w:eastAsia="Georgia"/>
+          <w:rFonts w:ascii="PT Sans Narrow" w:hAnsi="PT Sans Narrow" w:cs="PT Sans Narrow" w:eastAsia="PT Sans Narrow"/>
           <w:b/>
           <w:i w:val="0"/>
-          <w:color w:val="283618"/>
-          <w:sz w:val="30"/>
+          <w:color w:val="9C259B"/>
+          <w:sz w:val="34"/>
         </w:rPr>
         <w:t>Слайд 3 — четыре шага</w:t>
       </w:r>
@@ -807,23 +808,23 @@
     <w:p>
       <w:r>
         <w:rPr>
-          <w:rFonts w:ascii="Calibri" w:hAnsi="Calibri" w:cs="Calibri" w:eastAsia="Calibri"/>
+          <w:rFonts w:ascii="PT Sans" w:hAnsi="PT Sans" w:cs="PT Sans" w:eastAsia="PT Sans"/>
           <w:b w:val="0"/>
           <w:i w:val="0"/>
-          <w:color w:val="1F1F1F"/>
-          <w:sz w:val="22"/>
+          <w:color w:val="17161C"/>
+          <w:sz w:val="23"/>
         </w:rPr>
-        <w:t>Решение — четыре шага. Приют публикует потребность. Посетитель выбирает её в каталоге и называет посильное количество. Система выдаёт одноразовый код. Приют вводит этот код и указывает, сколько реально принял.</w:t>
+        <w:t>Решение — четыре шага. Первый: приют публикует потребность, сколько и чего нужно. Второй: посетитель смотрит каталог и называет посильное количество. Третий: система выдаёт одноразовый код. Четвёртый: сотрудник приюта вводит этот код и пишет, сколько на самом деле принял.</w:t>
       </w:r>
     </w:p>
     <w:p>
       <w:r>
         <w:rPr>
-          <w:rFonts w:ascii="Calibri" w:hAnsi="Calibri" w:cs="Calibri" w:eastAsia="Calibri"/>
+          <w:rFonts w:ascii="PT Sans" w:hAnsi="PT Sans" w:cs="PT Sans" w:eastAsia="PT Sans"/>
           <w:b w:val="0"/>
           <w:i w:val="0"/>
-          <w:color w:val="1F1F1F"/>
-          <w:sz w:val="22"/>
+          <w:color w:val="17161C"/>
+          <w:sz w:val="23"/>
         </w:rPr>
         <w:t>Посетителю не нужен ни аккаунт, ни телефон. Регистрация есть только у сотрудника приюта.</w:t>
       </w:r>
@@ -835,11 +836,11 @@
       </w:pPr>
       <w:r>
         <w:rPr>
-          <w:rFonts w:ascii="Georgia" w:hAnsi="Georgia" w:cs="Georgia" w:eastAsia="Georgia"/>
+          <w:rFonts w:ascii="PT Sans Narrow" w:hAnsi="PT Sans Narrow" w:cs="PT Sans Narrow" w:eastAsia="PT Sans Narrow"/>
           <w:b/>
           <w:i w:val="0"/>
-          <w:color w:val="283618"/>
-          <w:sz w:val="30"/>
+          <w:color w:val="9C259B"/>
+          <w:sz w:val="34"/>
         </w:rPr>
         <w:t>Слайды 4–5 — интерфейс</w:t>
       </w:r>
@@ -847,13 +848,13 @@
     <w:p>
       <w:r>
         <w:rPr>
-          <w:rFonts w:ascii="Calibri" w:hAnsi="Calibri" w:cs="Calibri" w:eastAsia="Calibri"/>
+          <w:rFonts w:ascii="PT Sans" w:hAnsi="PT Sans" w:cs="PT Sans" w:eastAsia="PT Sans"/>
           <w:b w:val="0"/>
           <w:i w:val="0"/>
-          <w:color w:val="1F1F1F"/>
-          <w:sz w:val="22"/>
+          <w:color w:val="17161C"/>
+          <w:sz w:val="23"/>
         </w:rPr>
-        <w:t>Приложение работает на Digital Q.DataBase — на той базе, о которой я расскажу через минуту.</w:t>
+        <w:t>Приложение работает на Digital Q.DataBase. На этой базе я расскажу в самом конце.</w:t>
       </w:r>
     </w:p>
     <w:tbl>
@@ -861,26 +862,27 @@
         <w:tblStyle w:val="TableGrid"/>
         <w:tblW w:type="auto" w:w="0"/>
         <w:jc w:val="center"/>
+        <w:tblLayout w:type="fixed"/>
         <w:tblLook w:firstColumn="1" w:firstRow="1" w:lastColumn="0" w:lastRow="0" w:noHBand="0" w:noVBand="1" w:val="04A0"/>
         <w:tblBorders>
-          <w:top w:val="single" w:sz="4" w:color="606c38"/>
-          <w:left w:val="single" w:sz="4" w:color="606c38"/>
-          <w:bottom w:val="single" w:sz="4" w:color="606c38"/>
-          <w:right w:val="single" w:sz="4" w:color="606c38"/>
-          <w:insideH w:val="single" w:sz="4" w:color="606c38"/>
-          <w:insideV w:val="single" w:sz="4" w:color="606c38"/>
+          <w:top w:val="single" w:sz="4" w:color="E5DEF1"/>
+          <w:left w:val="single" w:sz="4" w:color="E5DEF1"/>
+          <w:bottom w:val="single" w:sz="4" w:color="E5DEF1"/>
+          <w:right w:val="single" w:sz="4" w:color="E5DEF1"/>
+          <w:insideH w:val="single" w:sz="4" w:color="E5DEF1"/>
+          <w:insideV w:val="single" w:sz="4" w:color="E5DEF1"/>
         </w:tblBorders>
       </w:tblPr>
       <w:tblGrid>
-        <w:gridCol w:w="3118"/>
-        <w:gridCol w:w="3118"/>
-        <w:gridCol w:w="3118"/>
+        <w:gridCol w:w="850"/>
+        <w:gridCol w:w="2551"/>
+        <w:gridCol w:w="5953"/>
       </w:tblGrid>
       <w:tr>
         <w:tc>
           <w:tcPr>
-            <w:tcW w:type="dxa" w:w="3118"/>
-            <w:shd w:val="clear" w:fill="283618"/>
+            <w:tcW w:type="dxa" w:w="850"/>
+            <w:shd w:val="clear" w:fill="9C259B"/>
           </w:tcPr>
           <w:p>
             <w:pPr>
@@ -889,10 +891,10 @@
             <w:r/>
             <w:r>
               <w:rPr>
-                <w:rFonts w:ascii="Calibri" w:hAnsi="Calibri" w:cs="Calibri" w:eastAsia="Calibri"/>
+                <w:rFonts w:ascii="PT Sans" w:hAnsi="PT Sans" w:cs="PT Sans" w:eastAsia="PT Sans"/>
                 <w:b/>
                 <w:i w:val="0"/>
-                <w:color w:val="FEFAE0"/>
+                <w:color w:val="FFFFFF"/>
                 <w:sz w:val="19"/>
               </w:rPr>
               <w:t>Кадр</w:t>
@@ -901,8 +903,8 @@
         </w:tc>
         <w:tc>
           <w:tcPr>
-            <w:tcW w:type="dxa" w:w="3118"/>
-            <w:shd w:val="clear" w:fill="283618"/>
+            <w:tcW w:type="dxa" w:w="2551"/>
+            <w:shd w:val="clear" w:fill="9C259B"/>
           </w:tcPr>
           <w:p>
             <w:pPr>
@@ -911,10 +913,10 @@
             <w:r/>
             <w:r>
               <w:rPr>
-                <w:rFonts w:ascii="Calibri" w:hAnsi="Calibri" w:cs="Calibri" w:eastAsia="Calibri"/>
+                <w:rFonts w:ascii="PT Sans" w:hAnsi="PT Sans" w:cs="PT Sans" w:eastAsia="PT Sans"/>
                 <w:b/>
                 <w:i w:val="0"/>
-                <w:color w:val="FEFAE0"/>
+                <w:color w:val="FFFFFF"/>
                 <w:sz w:val="19"/>
               </w:rPr>
               <w:t>Что показано</w:t>
@@ -923,8 +925,8 @@
         </w:tc>
         <w:tc>
           <w:tcPr>
-            <w:tcW w:type="dxa" w:w="3118"/>
-            <w:shd w:val="clear" w:fill="283618"/>
+            <w:tcW w:type="dxa" w:w="5953"/>
+            <w:shd w:val="clear" w:fill="9C259B"/>
           </w:tcPr>
           <w:p>
             <w:pPr>
@@ -933,10 +935,10 @@
             <w:r/>
             <w:r>
               <w:rPr>
-                <w:rFonts w:ascii="Calibri" w:hAnsi="Calibri" w:cs="Calibri" w:eastAsia="Calibri"/>
+                <w:rFonts w:ascii="PT Sans" w:hAnsi="PT Sans" w:cs="PT Sans" w:eastAsia="PT Sans"/>
                 <w:b/>
                 <w:i w:val="0"/>
-                <w:color w:val="FEFAE0"/>
+                <w:color w:val="FFFFFF"/>
                 <w:sz w:val="19"/>
               </w:rPr>
               <w:t>Что сказать</w:t>
@@ -947,7 +949,7 @@
       <w:tr>
         <w:tc>
           <w:tcPr>
-            <w:tcW w:type="dxa" w:w="3118"/>
+            <w:tcW w:type="dxa" w:w="850"/>
           </w:tcPr>
           <w:p>
             <w:pPr>
@@ -956,10 +958,10 @@
             <w:r/>
             <w:r>
               <w:rPr>
-                <w:rFonts w:ascii="Calibri" w:hAnsi="Calibri" w:cs="Calibri" w:eastAsia="Calibri"/>
+                <w:rFonts w:ascii="PT Sans" w:hAnsi="PT Sans" w:cs="PT Sans" w:eastAsia="PT Sans"/>
                 <w:b w:val="0"/>
                 <w:i w:val="0"/>
-                <w:color w:val="1F1F1F"/>
+                <w:color w:val="17161C"/>
                 <w:sz w:val="19"/>
               </w:rPr>
               <w:t>D0</w:t>
@@ -968,7 +970,7 @@
         </w:tc>
         <w:tc>
           <w:tcPr>
-            <w:tcW w:type="dxa" w:w="3118"/>
+            <w:tcW w:type="dxa" w:w="2551"/>
           </w:tcPr>
           <w:p>
             <w:pPr>
@@ -977,19 +979,19 @@
             <w:r/>
             <w:r>
               <w:rPr>
-                <w:rFonts w:ascii="Calibri" w:hAnsi="Calibri" w:cs="Calibri" w:eastAsia="Calibri"/>
+                <w:rFonts w:ascii="PT Sans" w:hAnsi="PT Sans" w:cs="PT Sans" w:eastAsia="PT Sans"/>
                 <w:b w:val="0"/>
                 <w:i w:val="0"/>
-                <w:color w:val="1F1F1F"/>
+                <w:color w:val="17161C"/>
                 <w:sz w:val="19"/>
               </w:rPr>
-              <w:t>Каталог: требуется 50 · обещано 0 · получено 0 · свободно 50</w:t>
+              <w:t>Каталог: нужно 50 · пообещали 0 · принесли 0 · свободно 50</w:t>
             </w:r>
           </w:p>
         </w:tc>
         <w:tc>
           <w:tcPr>
-            <w:tcW w:type="dxa" w:w="3118"/>
+            <w:tcW w:type="dxa" w:w="5953"/>
           </w:tcPr>
           <w:p>
             <w:pPr>
@@ -998,13 +1000,13 @@
             <w:r/>
             <w:r>
               <w:rPr>
-                <w:rFonts w:ascii="Calibri" w:hAnsi="Calibri" w:cs="Calibri" w:eastAsia="Calibri"/>
+                <w:rFonts w:ascii="PT Sans" w:hAnsi="PT Sans" w:cs="PT Sans" w:eastAsia="PT Sans"/>
                 <w:b w:val="0"/>
                 <w:i w:val="0"/>
-                <w:color w:val="1F1F1F"/>
+                <w:color w:val="17161C"/>
                 <w:sz w:val="19"/>
               </w:rPr>
-              <w:t>У каждой потребности четыре счётчика: сколько нужно, сколько пообещали, сколько реально принесли и сколько осталось. Они не хранятся в базе, а считаются заново при каждом открытии страницы, поэтому разойтись с фактами они не могут.</w:t>
+              <w:t>У каждой потребности четыре счётчика: сколько нужно, сколько пообещали, сколько принесли и сколько осталось. Эти счётчики нигде отдельно не записаны — они пересчитываются заново при каждом открытии страницы, поэтому ошибиться в них нельзя.</w:t>
             </w:r>
           </w:p>
         </w:tc>
@@ -1012,8 +1014,8 @@
       <w:tr>
         <w:tc>
           <w:tcPr>
-            <w:tcW w:type="dxa" w:w="3118"/>
-            <w:shd w:val="clear" w:fill="F4EFD4"/>
+            <w:tcW w:type="dxa" w:w="850"/>
+            <w:shd w:val="clear" w:fill="F2EAFB"/>
           </w:tcPr>
           <w:p>
             <w:pPr>
@@ -1022,10 +1024,10 @@
             <w:r/>
             <w:r>
               <w:rPr>
-                <w:rFonts w:ascii="Calibri" w:hAnsi="Calibri" w:cs="Calibri" w:eastAsia="Calibri"/>
+                <w:rFonts w:ascii="PT Sans" w:hAnsi="PT Sans" w:cs="PT Sans" w:eastAsia="PT Sans"/>
                 <w:b w:val="0"/>
                 <w:i w:val="0"/>
-                <w:color w:val="1F1F1F"/>
+                <w:color w:val="17161C"/>
                 <w:sz w:val="19"/>
               </w:rPr>
               <w:t>D1</w:t>
@@ -1034,8 +1036,8 @@
         </w:tc>
         <w:tc>
           <w:tcPr>
-            <w:tcW w:type="dxa" w:w="3118"/>
-            <w:shd w:val="clear" w:fill="F4EFD4"/>
+            <w:tcW w:type="dxa" w:w="2551"/>
+            <w:shd w:val="clear" w:fill="F2EAFB"/>
           </w:tcPr>
           <w:p>
             <w:pPr>
@@ -1044,20 +1046,20 @@
             <w:r/>
             <w:r>
               <w:rPr>
-                <w:rFonts w:ascii="Calibri" w:hAnsi="Calibri" w:cs="Calibri" w:eastAsia="Calibri"/>
+                <w:rFonts w:ascii="PT Sans" w:hAnsi="PT Sans" w:cs="PT Sans" w:eastAsia="PT Sans"/>
                 <w:b w:val="0"/>
                 <w:i w:val="0"/>
-                <w:color w:val="1F1F1F"/>
+                <w:color w:val="17161C"/>
                 <w:sz w:val="19"/>
               </w:rPr>
-              <w:t>После трёх заявок: обещано 5, свободно 45</w:t>
+              <w:t>После трёх заявок: пообещали 5, свободно 45</w:t>
             </w:r>
           </w:p>
         </w:tc>
         <w:tc>
           <w:tcPr>
-            <w:tcW w:type="dxa" w:w="3118"/>
-            <w:shd w:val="clear" w:fill="F4EFD4"/>
+            <w:tcW w:type="dxa" w:w="5953"/>
+            <w:shd w:val="clear" w:fill="F2EAFB"/>
           </w:tcPr>
           <w:p>
             <w:pPr>
@@ -1066,13 +1068,13 @@
             <w:r/>
             <w:r>
               <w:rPr>
-                <w:rFonts w:ascii="Calibri" w:hAnsi="Calibri" w:cs="Calibri" w:eastAsia="Calibri"/>
+                <w:rFonts w:ascii="PT Sans" w:hAnsi="PT Sans" w:cs="PT Sans" w:eastAsia="PT Sans"/>
                 <w:b w:val="0"/>
                 <w:i w:val="0"/>
-                <w:color w:val="1F1F1F"/>
+                <w:color w:val="17161C"/>
                 <w:sz w:val="19"/>
               </w:rPr>
-              <w:t>Каждый посетитель получил одноразовый код. Код показывается один раз, а в базе хранится только его хеш — восстановить коды из базы нельзя.</w:t>
+              <w:t>Каждый посетитель получил одноразовый код. Он показывается ровно один раз, сохранить его у себя может только он сам.</w:t>
             </w:r>
           </w:p>
         </w:tc>
@@ -1080,7 +1082,7 @@
       <w:tr>
         <w:tc>
           <w:tcPr>
-            <w:tcW w:type="dxa" w:w="3118"/>
+            <w:tcW w:type="dxa" w:w="850"/>
           </w:tcPr>
           <w:p>
             <w:pPr>
@@ -1089,10 +1091,10 @@
             <w:r/>
             <w:r>
               <w:rPr>
-                <w:rFonts w:ascii="Calibri" w:hAnsi="Calibri" w:cs="Calibri" w:eastAsia="Calibri"/>
+                <w:rFonts w:ascii="PT Sans" w:hAnsi="PT Sans" w:cs="PT Sans" w:eastAsia="PT Sans"/>
                 <w:b w:val="0"/>
                 <w:i w:val="0"/>
-                <w:color w:val="1F1F1F"/>
+                <w:color w:val="17161C"/>
                 <w:sz w:val="19"/>
               </w:rPr>
               <w:t>D2</w:t>
@@ -1101,7 +1103,7 @@
         </w:tc>
         <w:tc>
           <w:tcPr>
-            <w:tcW w:type="dxa" w:w="3118"/>
+            <w:tcW w:type="dxa" w:w="2551"/>
           </w:tcPr>
           <w:p>
             <w:pPr>
@@ -1110,10 +1112,10 @@
             <w:r/>
             <w:r>
               <w:rPr>
-                <w:rFonts w:ascii="Calibri" w:hAnsi="Calibri" w:cs="Calibri" w:eastAsia="Calibri"/>
+                <w:rFonts w:ascii="PT Sans" w:hAnsi="PT Sans" w:cs="PT Sans" w:eastAsia="PT Sans"/>
                 <w:b w:val="0"/>
                 <w:i w:val="0"/>
-                <w:color w:val="1F1F1F"/>
+                <w:color w:val="17161C"/>
                 <w:sz w:val="19"/>
               </w:rPr>
               <w:t>Вход для приютов</w:t>
@@ -1122,7 +1124,7 @@
         </w:tc>
         <w:tc>
           <w:tcPr>
-            <w:tcW w:type="dxa" w:w="3118"/>
+            <w:tcW w:type="dxa" w:w="5953"/>
           </w:tcPr>
           <w:p>
             <w:pPr>
@@ -1131,10 +1133,10 @@
             <w:r/>
             <w:r>
               <w:rPr>
-                <w:rFonts w:ascii="Calibri" w:hAnsi="Calibri" w:cs="Calibri" w:eastAsia="Calibri"/>
+                <w:rFonts w:ascii="PT Sans" w:hAnsi="PT Sans" w:cs="PT Sans" w:eastAsia="PT Sans"/>
                 <w:b w:val="0"/>
                 <w:i w:val="0"/>
-                <w:color w:val="1F1F1F"/>
+                <w:color w:val="17161C"/>
                 <w:sz w:val="19"/>
               </w:rPr>
               <w:t>Вход есть только у сотрудника приюта, и он привязан к своему приюту. Чужой приют не сможет принять чужую передачу.</w:t>
@@ -1145,8 +1147,8 @@
       <w:tr>
         <w:tc>
           <w:tcPr>
-            <w:tcW w:type="dxa" w:w="3118"/>
-            <w:shd w:val="clear" w:fill="F4EFD4"/>
+            <w:tcW w:type="dxa" w:w="850"/>
+            <w:shd w:val="clear" w:fill="F2EAFB"/>
           </w:tcPr>
           <w:p>
             <w:pPr>
@@ -1155,10 +1157,10 @@
             <w:r/>
             <w:r>
               <w:rPr>
-                <w:rFonts w:ascii="Calibri" w:hAnsi="Calibri" w:cs="Calibri" w:eastAsia="Calibri"/>
+                <w:rFonts w:ascii="PT Sans" w:hAnsi="PT Sans" w:cs="PT Sans" w:eastAsia="PT Sans"/>
                 <w:b w:val="0"/>
                 <w:i w:val="0"/>
-                <w:color w:val="1F1F1F"/>
+                <w:color w:val="17161C"/>
                 <w:sz w:val="19"/>
               </w:rPr>
               <w:t>D2</w:t>
@@ -1167,8 +1169,8 @@
         </w:tc>
         <w:tc>
           <w:tcPr>
-            <w:tcW w:type="dxa" w:w="3118"/>
-            <w:shd w:val="clear" w:fill="F4EFD4"/>
+            <w:tcW w:type="dxa" w:w="2551"/>
+            <w:shd w:val="clear" w:fill="F2EAFB"/>
           </w:tcPr>
           <w:p>
             <w:pPr>
@@ -1177,20 +1179,20 @@
             <w:r/>
             <w:r>
               <w:rPr>
-                <w:rFonts w:ascii="Calibri" w:hAnsi="Calibri" w:cs="Calibri" w:eastAsia="Calibri"/>
+                <w:rFonts w:ascii="PT Sans" w:hAnsi="PT Sans" w:cs="PT Sans" w:eastAsia="PT Sans"/>
                 <w:b w:val="0"/>
                 <w:i w:val="0"/>
-                <w:color w:val="1F1F1F"/>
+                <w:color w:val="17161C"/>
                 <w:sz w:val="19"/>
               </w:rPr>
-              <w:t>После приёмки: обещано 0, получено 3, свободно 47</w:t>
+              <w:t>После приёмки: пообещали 0, принесли 3, свободно 47</w:t>
             </w:r>
           </w:p>
         </w:tc>
         <w:tc>
           <w:tcPr>
-            <w:tcW w:type="dxa" w:w="3118"/>
-            <w:shd w:val="clear" w:fill="F4EFD4"/>
+            <w:tcW w:type="dxa" w:w="5953"/>
+            <w:shd w:val="clear" w:fill="F2EAFB"/>
           </w:tcPr>
           <w:p>
             <w:pPr>
@@ -1199,10 +1201,10 @@
             <w:r/>
             <w:r>
               <w:rPr>
-                <w:rFonts w:ascii="Calibri" w:hAnsi="Calibri" w:cs="Calibri" w:eastAsia="Calibri"/>
+                <w:rFonts w:ascii="PT Sans" w:hAnsi="PT Sans" w:cs="PT Sans" w:eastAsia="PT Sans"/>
                 <w:b w:val="0"/>
                 <w:i w:val="0"/>
-                <w:color w:val="1F1F1F"/>
+                <w:color w:val="17161C"/>
                 <w:sz w:val="19"/>
               </w:rPr>
               <w:t>Сотрудник принял 3 упаковки из 5. Обещанное стало нулём, а две непривезённые упаковки сразу вернулись в свободный остаток. Пять упаковок пообещали, три привезли — и база это различает.</w:t>
@@ -1223,11 +1225,11 @@
       </w:pPr>
       <w:r>
         <w:rPr>
-          <w:rFonts w:ascii="Georgia" w:hAnsi="Georgia" w:cs="Georgia" w:eastAsia="Georgia"/>
+          <w:rFonts w:ascii="PT Sans Narrow" w:hAnsi="PT Sans Narrow" w:cs="PT Sans Narrow" w:eastAsia="PT Sans Narrow"/>
           <w:b/>
           <w:i w:val="0"/>
-          <w:color w:val="283618"/>
-          <w:sz w:val="30"/>
+          <w:color w:val="9C259B"/>
+          <w:sz w:val="34"/>
         </w:rPr>
         <w:t>Слайд 6 — полиглот</w:t>
       </w:r>
@@ -1235,37 +1237,49 @@
     <w:p>
       <w:r>
         <w:rPr>
-          <w:rFonts w:ascii="Calibri" w:hAnsi="Calibri" w:cs="Calibri" w:eastAsia="Calibri"/>
+          <w:rFonts w:ascii="PT Sans" w:hAnsi="PT Sans" w:cs="PT Sans" w:eastAsia="PT Sans"/>
           <w:b w:val="0"/>
           <w:i w:val="0"/>
-          <w:color w:val="1F1F1F"/>
-          <w:sz w:val="22"/>
+          <w:color w:val="17161C"/>
+          <w:sz w:val="23"/>
         </w:rPr>
-        <w:t>Это главное отличие проекта. Он работает на Digital Q.DataBase.</w:t>
+        <w:t>Это главное, ради чего всё затевалось. Наш проект работает на Digital Q.DataBase.</w:t>
       </w:r>
     </w:p>
     <w:p>
       <w:r>
         <w:rPr>
-          <w:rFonts w:ascii="Calibri" w:hAnsi="Calibri" w:cs="Calibri" w:eastAsia="Calibri"/>
+          <w:rFonts w:ascii="PT Sans" w:hAnsi="PT Sans" w:cs="PT Sans" w:eastAsia="PT Sans"/>
           <w:b w:val="0"/>
           <w:i w:val="0"/>
-          <w:color w:val="1F1F1F"/>
-          <w:sz w:val="22"/>
+          <w:color w:val="17161C"/>
+          <w:sz w:val="23"/>
         </w:rPr>
-        <w:t>Проект написан на PostgreSQL и перенесён сюда без единой правки: та же схема, та же логика. Данные перенеслись одной транзакцией, и двадцать пять проверок сверки не нашли ни одного расхождения. Все шестьдесят тестов приложения проходят именно на этой базе.</w:t>
+        <w:t>Сначала про перенос. Проект был написан на PostgreSQL. Я перенесла его на Digital Q.DataBase и не поменяла в нём ни строчки. Сверила результат двадцать пять раз — расхождений не нашлось. И шестьдесят проверок самого приложения проходят именно на новой базе.</w:t>
       </w:r>
     </w:p>
     <w:p>
       <w:r>
         <w:rPr>
-          <w:rFonts w:ascii="Calibri" w:hAnsi="Calibri" w:cs="Calibri" w:eastAsia="Calibri"/>
+          <w:rFonts w:ascii="PT Sans" w:hAnsi="PT Sans" w:cs="PT Sans" w:eastAsia="PT Sans"/>
           <w:b w:val="0"/>
           <w:i w:val="0"/>
-          <w:color w:val="1F1F1F"/>
-          <w:sz w:val="22"/>
+          <w:color w:val="17161C"/>
+          <w:sz w:val="23"/>
         </w:rPr>
-        <w:t>А дальше — то, ради чего всё это затевалось. Эта же база отвечает ещё и по протоколу Microsoft SQL. Я подключилась к ней обычным клиентом Microsoft SQL, создала таблицы на их языке, загрузила данные и прочитала их обратно. Девять проверок из девяти.</w:t>
+        <w:t>А теперь самое интересное. Эта же база умеет разговаривать ещё и на языке Microsoft SQL. Я подключилась к ней программой, которой пользуются для Microsoft SQL, создала там таблицы на их языке, записала данные и прочитала их обратно. Девять проверок из девяти.</w:t>
+      </w:r>
+    </w:p>
+    <w:p>
+      <w:r>
+        <w:rPr>
+          <w:rFonts w:ascii="PT Sans" w:hAnsi="PT Sans" w:cs="PT Sans" w:eastAsia="PT Sans"/>
+          <w:b w:val="0"/>
+          <w:i w:val="0"/>
+          <w:color w:val="17161C"/>
+          <w:sz w:val="23"/>
+        </w:rPr>
+        <w:t>На слайде видно, как это выглядит. Это тот же самый подсчёт остатка, только на языке Microsoft SQL.</w:t>
       </w:r>
     </w:p>
     <w:p>
@@ -1275,11 +1289,11 @@
       </w:pPr>
       <w:r>
         <w:rPr>
-          <w:rFonts w:ascii="Georgia" w:hAnsi="Georgia" w:cs="Georgia" w:eastAsia="Georgia"/>
+          <w:rFonts w:ascii="PT Sans Narrow" w:hAnsi="PT Sans Narrow" w:cs="PT Sans Narrow" w:eastAsia="PT Sans Narrow"/>
           <w:b/>
           <w:i w:val="0"/>
-          <w:color w:val="283618"/>
-          <w:sz w:val="30"/>
+          <w:color w:val="9C259B"/>
+          <w:sz w:val="34"/>
         </w:rPr>
         <w:t>Слайд 7 — итог</w:t>
       </w:r>
@@ -1287,23 +1301,23 @@
     <w:p>
       <w:r>
         <w:rPr>
-          <w:rFonts w:ascii="Calibri" w:hAnsi="Calibri" w:cs="Calibri" w:eastAsia="Calibri"/>
+          <w:rFonts w:ascii="PT Sans" w:hAnsi="PT Sans" w:cs="PT Sans" w:eastAsia="PT Sans"/>
           <w:b w:val="0"/>
           <w:i w:val="0"/>
-          <w:color w:val="1F1F1F"/>
-          <w:sz w:val="22"/>
+          <w:color w:val="17161C"/>
+          <w:sz w:val="23"/>
         </w:rPr>
-        <w:t>Адресность: приют публикует потребность, посетитель отвечает на неё без регистрации. Точность: база различает обещанное и полученное. Перенос: проект работает на Digital Q.DataBase, и эта же база понимает и PostgreSQL, и Microsoft SQL.</w:t>
+        <w:t>Адресность: приют публикует потребность, а посетитель отвечает на неё — без регистрации. Точность: база различает обещанное и полученное. Перенос: проект работает на Digital Q.DataBase, и эта же база понимает и PostgreSQL, и Microsoft SQL.</w:t>
       </w:r>
     </w:p>
     <w:p>
       <w:r>
         <w:rPr>
-          <w:rFonts w:ascii="Calibri" w:hAnsi="Calibri" w:cs="Calibri" w:eastAsia="Calibri"/>
+          <w:rFonts w:ascii="PT Sans" w:hAnsi="PT Sans" w:cs="PT Sans" w:eastAsia="PT Sans"/>
           <w:b w:val="0"/>
           <w:i w:val="0"/>
-          <w:color w:val="1F1F1F"/>
-          <w:sz w:val="22"/>
+          <w:color w:val="17161C"/>
+          <w:sz w:val="23"/>
         </w:rPr>
         <w:t>Спасибо за внимание.</w:t>
       </w:r>
@@ -1315,11 +1329,11 @@
       </w:pPr>
       <w:r>
         <w:rPr>
-          <w:rFonts w:ascii="Georgia" w:hAnsi="Georgia" w:cs="Georgia" w:eastAsia="Georgia"/>
+          <w:rFonts w:ascii="PT Sans Narrow" w:hAnsi="PT Sans Narrow" w:cs="PT Sans Narrow" w:eastAsia="PT Sans Narrow"/>
           <w:b/>
           <w:i w:val="0"/>
-          <w:color w:val="283618"/>
-          <w:sz w:val="30"/>
+          <w:color w:val="9C259B"/>
+          <w:sz w:val="34"/>
         </w:rPr>
         <w:t>Вероятные вопросы</w:t>
       </w:r>
@@ -1329,25 +1343,26 @@
         <w:tblStyle w:val="TableGrid"/>
         <w:tblW w:type="auto" w:w="0"/>
         <w:jc w:val="center"/>
+        <w:tblLayout w:type="fixed"/>
         <w:tblLook w:firstColumn="1" w:firstRow="1" w:lastColumn="0" w:lastRow="0" w:noHBand="0" w:noVBand="1" w:val="04A0"/>
         <w:tblBorders>
-          <w:top w:val="single" w:sz="4" w:color="606c38"/>
-          <w:left w:val="single" w:sz="4" w:color="606c38"/>
-          <w:bottom w:val="single" w:sz="4" w:color="606c38"/>
-          <w:right w:val="single" w:sz="4" w:color="606c38"/>
-          <w:insideH w:val="single" w:sz="4" w:color="606c38"/>
-          <w:insideV w:val="single" w:sz="4" w:color="606c38"/>
+          <w:top w:val="single" w:sz="4" w:color="E5DEF1"/>
+          <w:left w:val="single" w:sz="4" w:color="E5DEF1"/>
+          <w:bottom w:val="single" w:sz="4" w:color="E5DEF1"/>
+          <w:right w:val="single" w:sz="4" w:color="E5DEF1"/>
+          <w:insideH w:val="single" w:sz="4" w:color="E5DEF1"/>
+          <w:insideV w:val="single" w:sz="4" w:color="E5DEF1"/>
         </w:tblBorders>
       </w:tblPr>
       <w:tblGrid>
-        <w:gridCol w:w="4677"/>
-        <w:gridCol w:w="4677"/>
+        <w:gridCol w:w="3118"/>
+        <w:gridCol w:w="6236"/>
       </w:tblGrid>
       <w:tr>
         <w:tc>
           <w:tcPr>
-            <w:tcW w:type="dxa" w:w="4677"/>
-            <w:shd w:val="clear" w:fill="283618"/>
+            <w:tcW w:type="dxa" w:w="3118"/>
+            <w:shd w:val="clear" w:fill="9C259B"/>
           </w:tcPr>
           <w:p>
             <w:pPr>
@@ -1356,10 +1371,10 @@
             <w:r/>
             <w:r>
               <w:rPr>
-                <w:rFonts w:ascii="Calibri" w:hAnsi="Calibri" w:cs="Calibri" w:eastAsia="Calibri"/>
+                <w:rFonts w:ascii="PT Sans" w:hAnsi="PT Sans" w:cs="PT Sans" w:eastAsia="PT Sans"/>
                 <w:b/>
                 <w:i w:val="0"/>
-                <w:color w:val="FEFAE0"/>
+                <w:color w:val="FFFFFF"/>
                 <w:sz w:val="19"/>
               </w:rPr>
               <w:t>Вопрос</w:t>
@@ -1368,8 +1383,8 @@
         </w:tc>
         <w:tc>
           <w:tcPr>
-            <w:tcW w:type="dxa" w:w="4677"/>
-            <w:shd w:val="clear" w:fill="283618"/>
+            <w:tcW w:type="dxa" w:w="6236"/>
+            <w:shd w:val="clear" w:fill="9C259B"/>
           </w:tcPr>
           <w:p>
             <w:pPr>
@@ -1378,10 +1393,10 @@
             <w:r/>
             <w:r>
               <w:rPr>
-                <w:rFonts w:ascii="Calibri" w:hAnsi="Calibri" w:cs="Calibri" w:eastAsia="Calibri"/>
+                <w:rFonts w:ascii="PT Sans" w:hAnsi="PT Sans" w:cs="PT Sans" w:eastAsia="PT Sans"/>
                 <w:b/>
                 <w:i w:val="0"/>
-                <w:color w:val="FEFAE0"/>
+                <w:color w:val="FFFFFF"/>
                 <w:sz w:val="19"/>
               </w:rPr>
               <w:t>Ответ</w:t>
@@ -1392,7 +1407,7 @@
       <w:tr>
         <w:tc>
           <w:tcPr>
-            <w:tcW w:type="dxa" w:w="4677"/>
+            <w:tcW w:type="dxa" w:w="3118"/>
           </w:tcPr>
           <w:p>
             <w:pPr>
@@ -1401,10 +1416,10 @@
             <w:r/>
             <w:r>
               <w:rPr>
-                <w:rFonts w:ascii="Calibri" w:hAnsi="Calibri" w:cs="Calibri" w:eastAsia="Calibri"/>
+                <w:rFonts w:ascii="PT Sans" w:hAnsi="PT Sans" w:cs="PT Sans" w:eastAsia="PT Sans"/>
                 <w:b w:val="0"/>
                 <w:i w:val="0"/>
-                <w:color w:val="1F1F1F"/>
+                <w:color w:val="17161C"/>
                 <w:sz w:val="19"/>
               </w:rPr>
               <w:t>Правда ли, что она понимает Microsoft SQL?</w:t>
@@ -1413,7 +1428,7 @@
         </w:tc>
         <w:tc>
           <w:tcPr>
-            <w:tcW w:type="dxa" w:w="4677"/>
+            <w:tcW w:type="dxa" w:w="6236"/>
           </w:tcPr>
           <w:p>
             <w:pPr>
@@ -1422,13 +1437,13 @@
             <w:r/>
             <w:r>
               <w:rPr>
-                <w:rFonts w:ascii="Calibri" w:hAnsi="Calibri" w:cs="Calibri" w:eastAsia="Calibri"/>
+                <w:rFonts w:ascii="PT Sans" w:hAnsi="PT Sans" w:cs="PT Sans" w:eastAsia="PT Sans"/>
                 <w:b w:val="0"/>
                 <w:i w:val="0"/>
-                <w:color w:val="1F1F1F"/>
+                <w:color w:val="17161C"/>
                 <w:sz w:val="19"/>
               </w:rPr>
-              <w:t>Да. Я подключилась обычным клиентом Microsoft SQL, создала таблицы на T-SQL, загрузила данные и прочитала их обратно. Автоинкремент, ограничения и русские названия работают — девять проверок из девяти.</w:t>
+              <w:t>Да. Я подключилась обычной программой для Microsoft SQL, создала таблицы на их языке, записала данные и прочитала их обратно. Всё работает: и автоматическая нумерация, и проверки, и русские названия. Девять проверок из девяти.</w:t>
             </w:r>
           </w:p>
         </w:tc>
@@ -1436,8 +1451,8 @@
       <w:tr>
         <w:tc>
           <w:tcPr>
-            <w:tcW w:type="dxa" w:w="4677"/>
-            <w:shd w:val="clear" w:fill="F4EFD4"/>
+            <w:tcW w:type="dxa" w:w="3118"/>
+            <w:shd w:val="clear" w:fill="F2EAFB"/>
           </w:tcPr>
           <w:p>
             <w:pPr>
@@ -1446,10 +1461,10 @@
             <w:r/>
             <w:r>
               <w:rPr>
-                <w:rFonts w:ascii="Calibri" w:hAnsi="Calibri" w:cs="Calibri" w:eastAsia="Calibri"/>
+                <w:rFonts w:ascii="PT Sans" w:hAnsi="PT Sans" w:cs="PT Sans" w:eastAsia="PT Sans"/>
                 <w:b w:val="0"/>
                 <w:i w:val="0"/>
-                <w:color w:val="1F1F1F"/>
+                <w:color w:val="17161C"/>
                 <w:sz w:val="19"/>
               </w:rPr>
               <w:t>Что пришлось менять при переносе?</w:t>
@@ -1458,8 +1473,8 @@
         </w:tc>
         <w:tc>
           <w:tcPr>
-            <w:tcW w:type="dxa" w:w="4677"/>
-            <w:shd w:val="clear" w:fill="F4EFD4"/>
+            <w:tcW w:type="dxa" w:w="6236"/>
+            <w:shd w:val="clear" w:fill="F2EAFB"/>
           </w:tcPr>
           <w:p>
             <w:pPr>
@@ -1468,13 +1483,13 @@
             <w:r/>
             <w:r>
               <w:rPr>
-                <w:rFonts w:ascii="Calibri" w:hAnsi="Calibri" w:cs="Calibri" w:eastAsia="Calibri"/>
+                <w:rFonts w:ascii="PT Sans" w:hAnsi="PT Sans" w:cs="PT Sans" w:eastAsia="PT Sans"/>
                 <w:b w:val="0"/>
                 <w:i w:val="0"/>
-                <w:color w:val="1F1F1F"/>
+                <w:color w:val="17161C"/>
                 <w:sz w:val="19"/>
               </w:rPr>
-              <w:t>Ничего. Схема перенеслась как есть, без единой правки.</w:t>
+              <w:t>Ничего. Всё перенеслось как есть, без единой правки.</w:t>
             </w:r>
           </w:p>
         </w:tc>
@@ -1482,7 +1497,7 @@
       <w:tr>
         <w:tc>
           <w:tcPr>
-            <w:tcW w:type="dxa" w:w="4677"/>
+            <w:tcW w:type="dxa" w:w="3118"/>
           </w:tcPr>
           <w:p>
             <w:pPr>
@@ -1491,10 +1506,10 @@
             <w:r/>
             <w:r>
               <w:rPr>
-                <w:rFonts w:ascii="Calibri" w:hAnsi="Calibri" w:cs="Calibri" w:eastAsia="Calibri"/>
+                <w:rFonts w:ascii="PT Sans" w:hAnsi="PT Sans" w:cs="PT Sans" w:eastAsia="PT Sans"/>
                 <w:b w:val="0"/>
                 <w:i w:val="0"/>
-                <w:color w:val="1F1F1F"/>
+                <w:color w:val="17161C"/>
                 <w:sz w:val="19"/>
               </w:rPr>
               <w:t>Почему счётчики не хранятся в базе?</w:t>
@@ -1503,7 +1518,7 @@
         </w:tc>
         <w:tc>
           <w:tcPr>
-            <w:tcW w:type="dxa" w:w="4677"/>
+            <w:tcW w:type="dxa" w:w="6236"/>
           </w:tcPr>
           <w:p>
             <w:pPr>
@@ -1512,13 +1527,13 @@
             <w:r/>
             <w:r>
               <w:rPr>
-                <w:rFonts w:ascii="Calibri" w:hAnsi="Calibri" w:cs="Calibri" w:eastAsia="Calibri"/>
+                <w:rFonts w:ascii="PT Sans" w:hAnsi="PT Sans" w:cs="PT Sans" w:eastAsia="PT Sans"/>
                 <w:b w:val="0"/>
                 <w:i w:val="0"/>
-                <w:color w:val="1F1F1F"/>
+                <w:color w:val="17161C"/>
                 <w:sz w:val="19"/>
               </w:rPr>
-              <w:t>Они вычисляются заново при каждом чтении. Нет отдельного места, где они могли бы разойтись с фактическими данными.</w:t>
+              <w:t>Они пересчитываются заново при каждом чтении. Нет отдельного места, где они могли бы разойтись с настоящими данными.</w:t>
             </w:r>
           </w:p>
         </w:tc>
@@ -1526,8 +1541,8 @@
       <w:tr>
         <w:tc>
           <w:tcPr>
-            <w:tcW w:type="dxa" w:w="4677"/>
-            <w:shd w:val="clear" w:fill="F4EFD4"/>
+            <w:tcW w:type="dxa" w:w="3118"/>
+            <w:shd w:val="clear" w:fill="F2EAFB"/>
           </w:tcPr>
           <w:p>
             <w:pPr>
@@ -1536,10 +1551,10 @@
             <w:r/>
             <w:r>
               <w:rPr>
-                <w:rFonts w:ascii="Calibri" w:hAnsi="Calibri" w:cs="Calibri" w:eastAsia="Calibri"/>
+                <w:rFonts w:ascii="PT Sans" w:hAnsi="PT Sans" w:cs="PT Sans" w:eastAsia="PT Sans"/>
                 <w:b w:val="0"/>
                 <w:i w:val="0"/>
-                <w:color w:val="1F1F1F"/>
+                <w:color w:val="17161C"/>
                 <w:sz w:val="19"/>
               </w:rPr>
               <w:t>Что если два человека одновременно предложат последнюю упаковку?</w:t>
@@ -1548,8 +1563,8 @@
         </w:tc>
         <w:tc>
           <w:tcPr>
-            <w:tcW w:type="dxa" w:w="4677"/>
-            <w:shd w:val="clear" w:fill="F4EFD4"/>
+            <w:tcW w:type="dxa" w:w="6236"/>
+            <w:shd w:val="clear" w:fill="F2EAFB"/>
           </w:tcPr>
           <w:p>
             <w:pPr>
@@ -1558,13 +1573,13 @@
             <w:r/>
             <w:r>
               <w:rPr>
-                <w:rFonts w:ascii="Calibri" w:hAnsi="Calibri" w:cs="Calibri" w:eastAsia="Calibri"/>
+                <w:rFonts w:ascii="PT Sans" w:hAnsi="PT Sans" w:cs="PT Sans" w:eastAsia="PT Sans"/>
                 <w:b w:val="0"/>
                 <w:i w:val="0"/>
-                <w:color w:val="1F1F1F"/>
+                <w:color w:val="17161C"/>
                 <w:sz w:val="19"/>
               </w:rPr>
-              <w:t>Вторая заявка просто подождёт: система обслуживает заявки на одну потребность по очереди. Есть отдельный тест — две одновременные заявки на последнюю упаковку, проходит ровно одна.</w:t>
+              <w:t>Вторая заявка просто подождёт: система принимает заявки на одну потребность по очереди. Есть отдельная проверка — две одновременные заявки на последнюю упаковку, проходит ровно одна.</w:t>
             </w:r>
           </w:p>
         </w:tc>
@@ -1572,7 +1587,7 @@
       <w:tr>
         <w:tc>
           <w:tcPr>
-            <w:tcW w:type="dxa" w:w="4677"/>
+            <w:tcW w:type="dxa" w:w="3118"/>
           </w:tcPr>
           <w:p>
             <w:pPr>
@@ -1581,10 +1596,10 @@
             <w:r/>
             <w:r>
               <w:rPr>
-                <w:rFonts w:ascii="Calibri" w:hAnsi="Calibri" w:cs="Calibri" w:eastAsia="Calibri"/>
+                <w:rFonts w:ascii="PT Sans" w:hAnsi="PT Sans" w:cs="PT Sans" w:eastAsia="PT Sans"/>
                 <w:b w:val="0"/>
                 <w:i w:val="0"/>
-                <w:color w:val="1F1F1F"/>
+                <w:color w:val="17161C"/>
                 <w:sz w:val="19"/>
               </w:rPr>
               <w:t>Это правда работает?</w:t>
@@ -1593,7 +1608,7 @@
         </w:tc>
         <w:tc>
           <w:tcPr>
-            <w:tcW w:type="dxa" w:w="4677"/>
+            <w:tcW w:type="dxa" w:w="6236"/>
           </w:tcPr>
           <w:p>
             <w:pPr>
@@ -1602,13 +1617,13 @@
             <w:r/>
             <w:r>
               <w:rPr>
-                <w:rFonts w:ascii="Calibri" w:hAnsi="Calibri" w:cs="Calibri" w:eastAsia="Calibri"/>
+                <w:rFonts w:ascii="PT Sans" w:hAnsi="PT Sans" w:cs="PT Sans" w:eastAsia="PT Sans"/>
                 <w:b w:val="0"/>
                 <w:i w:val="0"/>
-                <w:color w:val="1F1F1F"/>
+                <w:color w:val="17161C"/>
                 <w:sz w:val="19"/>
               </w:rPr>
-              <w:t>Да. Приложение запущено на Digital Q.DataBase, все 60 тестов проходят именно на ней, перенос сверен 25 проверками.</w:t>
+              <w:t>Да. Приложение запущено на Digital Q.DataBase, шестьдесят проверок проходят именно на ней, а перенос сверен двадцать пять раз.</w:t>
             </w:r>
           </w:p>
         </w:tc>
@@ -1616,8 +1631,8 @@
       <w:tr>
         <w:tc>
           <w:tcPr>
-            <w:tcW w:type="dxa" w:w="4677"/>
-            <w:shd w:val="clear" w:fill="F4EFD4"/>
+            <w:tcW w:type="dxa" w:w="3118"/>
+            <w:shd w:val="clear" w:fill="F2EAFB"/>
           </w:tcPr>
           <w:p>
             <w:pPr>
@@ -1626,10 +1641,10 @@
             <w:r/>
             <w:r>
               <w:rPr>
-                <w:rFonts w:ascii="Calibri" w:hAnsi="Calibri" w:cs="Calibri" w:eastAsia="Calibri"/>
+                <w:rFonts w:ascii="PT Sans" w:hAnsi="PT Sans" w:cs="PT Sans" w:eastAsia="PT Sans"/>
                 <w:b w:val="0"/>
                 <w:i w:val="0"/>
-                <w:color w:val="1F1F1F"/>
+                <w:color w:val="17161C"/>
                 <w:sz w:val="19"/>
               </w:rPr>
               <w:t>Приюты настоящие?</w:t>
@@ -1638,8 +1653,8 @@
         </w:tc>
         <w:tc>
           <w:tcPr>
-            <w:tcW w:type="dxa" w:w="4677"/>
-            <w:shd w:val="clear" w:fill="F4EFD4"/>
+            <w:tcW w:type="dxa" w:w="6236"/>
+            <w:shd w:val="clear" w:fill="F2EAFB"/>
           </w:tcPr>
           <w:p>
             <w:pPr>
@@ -1648,10 +1663,10 @@
             <w:r/>
             <w:r>
               <w:rPr>
-                <w:rFonts w:ascii="Calibri" w:hAnsi="Calibri" w:cs="Calibri" w:eastAsia="Calibri"/>
+                <w:rFonts w:ascii="PT Sans" w:hAnsi="PT Sans" w:cs="PT Sans" w:eastAsia="PT Sans"/>
                 <w:b w:val="0"/>
                 <w:i w:val="0"/>
-                <w:color w:val="1F1F1F"/>
+                <w:color w:val="17161C"/>
                 <w:sz w:val="19"/>
               </w:rPr>
               <w:t>Нет, демонстрационные. Мы не строили выводов о реальной эффективности.</w:t>
@@ -1662,7 +1677,7 @@
       <w:tr>
         <w:tc>
           <w:tcPr>
-            <w:tcW w:type="dxa" w:w="4677"/>
+            <w:tcW w:type="dxa" w:w="3118"/>
           </w:tcPr>
           <w:p>
             <w:pPr>
@@ -1671,10 +1686,10 @@
             <w:r/>
             <w:r>
               <w:rPr>
-                <w:rFonts w:ascii="Calibri" w:hAnsi="Calibri" w:cs="Calibri" w:eastAsia="Calibri"/>
+                <w:rFonts w:ascii="PT Sans" w:hAnsi="PT Sans" w:cs="PT Sans" w:eastAsia="PT Sans"/>
                 <w:b w:val="0"/>
                 <w:i w:val="0"/>
-                <w:color w:val="1F1F1F"/>
+                <w:color w:val="17161C"/>
                 <w:sz w:val="19"/>
               </w:rPr>
               <w:t>Сколько заняла разработка?</w:t>
@@ -1683,7 +1698,7 @@
         </w:tc>
         <w:tc>
           <w:tcPr>
-            <w:tcW w:type="dxa" w:w="4677"/>
+            <w:tcW w:type="dxa" w:w="6236"/>
           </w:tcPr>
           <w:p>
             <w:pPr>
@@ -1692,10 +1707,10 @@
             <w:r/>
             <w:r>
               <w:rPr>
-                <w:rFonts w:ascii="Calibri" w:hAnsi="Calibri" w:cs="Calibri" w:eastAsia="Calibri"/>
+                <w:rFonts w:ascii="PT Sans" w:hAnsi="PT Sans" w:cs="PT Sans" w:eastAsia="PT Sans"/>
                 <w:b w:val="0"/>
                 <w:i w:val="0"/>
-                <w:color w:val="1F1F1F"/>
+                <w:color w:val="17161C"/>
                 <w:sz w:val="19"/>
               </w:rPr>
               <w:t>Неделю</w:t>
@@ -1729,10 +1744,10 @@
     </w:pPr>
     <w:r>
       <w:rPr>
-        <w:rFonts w:ascii="Calibri" w:hAnsi="Calibri" w:cs="Calibri" w:eastAsia="Calibri"/>
+        <w:rFonts w:ascii="PT Sans" w:hAnsi="PT Sans" w:cs="PT Sans" w:eastAsia="PT Sans"/>
         <w:b w:val="0"/>
         <w:i w:val="0"/>
-        <w:color w:val="606C38"/>
+        <w:color w:val="6B2E8F"/>
         <w:sz w:val="18"/>
       </w:rPr>
       <w:fldChar w:fldCharType="begin"/>
@@ -2110,7 +2125,7 @@
       <w:spacing w:after="160" w:line="276" w:lineRule="auto"/>
     </w:pPr>
     <w:rPr>
-      <w:rFonts w:ascii="Calibri" w:hAnsi="Calibri"/>
+      <w:rFonts w:ascii="PT Sans" w:hAnsi="PT Sans"/>
       <w:sz w:val="22"/>
     </w:rPr>
   </w:style>

--- a/docs/Лапа рядом — текст выступления.docx
+++ b/docs/Лапа рядом — текст выступления.docx
@@ -734,7 +734,7 @@
           <w:color w:val="17161C"/>
           <w:sz w:val="23"/>
         </w:rPr>
-        <w:t>Здравствуйте. Меня зовут Милана Солодовник, я из МТУСИ, Колледжа Телекоммуникаций. Проект называется «Лапа рядом».</w:t>
+        <w:t>Здравствуйте. Меня зовут Милана Солодовник, я из МТУСИ, Колледжа Телекоммуникаций. Проект называется «Лапа рядом», я собрала его за неделю.</w:t>
       </w:r>
     </w:p>
     <w:p>
@@ -1319,6 +1319,18 @@
           <w:color w:val="17161C"/>
           <w:sz w:val="23"/>
         </w:rPr>
+        <w:t>И честно: приюты и передачи в демонстрации вымышленные. Мы не строили выводов о реальной эффективности.</w:t>
+      </w:r>
+    </w:p>
+    <w:p>
+      <w:r>
+        <w:rPr>
+          <w:rFonts w:ascii="PT Sans" w:hAnsi="PT Sans" w:cs="PT Sans" w:eastAsia="PT Sans"/>
+          <w:b w:val="0"/>
+          <w:i w:val="0"/>
+          <w:color w:val="17161C"/>
+          <w:sz w:val="23"/>
+        </w:rPr>
         <w:t>Спасибо за внимание.</w:t>
       </w:r>
     </w:p>
@@ -1335,7 +1347,7 @@
           <w:color w:val="9C259B"/>
           <w:sz w:val="34"/>
         </w:rPr>
-        <w:t>Вероятные вопросы</w:t>
+        <w:t>Вопрос ведущего</w:t>
       </w:r>
     </w:p>
     <w:tbl>
@@ -1422,7 +1434,7 @@
                 <w:color w:val="17161C"/>
                 <w:sz w:val="19"/>
               </w:rPr>
-              <w:t>Правда ли, что она понимает Microsoft SQL?</w:t>
+              <w:t>Какие были сложности с Microsoft SQL?</w:t>
             </w:r>
           </w:p>
         </w:tc>
@@ -1443,277 +1455,7 @@
                 <w:color w:val="17161C"/>
                 <w:sz w:val="19"/>
               </w:rPr>
-              <w:t>Да. Я подключилась обычной программой для Microsoft SQL, создала таблицы на их языке, записала данные и прочитала их обратно. Всё работает: и автоматическая нумерация, и проверки, и русские названия. Девять проверок из девяти.</w:t>
-            </w:r>
-          </w:p>
-        </w:tc>
-      </w:tr>
-      <w:tr>
-        <w:tc>
-          <w:tcPr>
-            <w:tcW w:type="dxa" w:w="3118"/>
-            <w:shd w:val="clear" w:fill="F2EAFB"/>
-          </w:tcPr>
-          <w:p>
-            <w:pPr>
-              <w:spacing w:after="40" w:before="40"/>
-            </w:pPr>
-            <w:r/>
-            <w:r>
-              <w:rPr>
-                <w:rFonts w:ascii="PT Sans" w:hAnsi="PT Sans" w:cs="PT Sans" w:eastAsia="PT Sans"/>
-                <w:b w:val="0"/>
-                <w:i w:val="0"/>
-                <w:color w:val="17161C"/>
-                <w:sz w:val="19"/>
-              </w:rPr>
-              <w:t>Что пришлось менять при переносе?</w:t>
-            </w:r>
-          </w:p>
-        </w:tc>
-        <w:tc>
-          <w:tcPr>
-            <w:tcW w:type="dxa" w:w="6236"/>
-            <w:shd w:val="clear" w:fill="F2EAFB"/>
-          </w:tcPr>
-          <w:p>
-            <w:pPr>
-              <w:spacing w:after="40" w:before="40"/>
-            </w:pPr>
-            <w:r/>
-            <w:r>
-              <w:rPr>
-                <w:rFonts w:ascii="PT Sans" w:hAnsi="PT Sans" w:cs="PT Sans" w:eastAsia="PT Sans"/>
-                <w:b w:val="0"/>
-                <w:i w:val="0"/>
-                <w:color w:val="17161C"/>
-                <w:sz w:val="19"/>
-              </w:rPr>
-              <w:t>Ничего. Всё перенеслось как есть, без единой правки.</w:t>
-            </w:r>
-          </w:p>
-        </w:tc>
-      </w:tr>
-      <w:tr>
-        <w:tc>
-          <w:tcPr>
-            <w:tcW w:type="dxa" w:w="3118"/>
-          </w:tcPr>
-          <w:p>
-            <w:pPr>
-              <w:spacing w:after="40" w:before="40"/>
-            </w:pPr>
-            <w:r/>
-            <w:r>
-              <w:rPr>
-                <w:rFonts w:ascii="PT Sans" w:hAnsi="PT Sans" w:cs="PT Sans" w:eastAsia="PT Sans"/>
-                <w:b w:val="0"/>
-                <w:i w:val="0"/>
-                <w:color w:val="17161C"/>
-                <w:sz w:val="19"/>
-              </w:rPr>
-              <w:t>Почему счётчики не хранятся в базе?</w:t>
-            </w:r>
-          </w:p>
-        </w:tc>
-        <w:tc>
-          <w:tcPr>
-            <w:tcW w:type="dxa" w:w="6236"/>
-          </w:tcPr>
-          <w:p>
-            <w:pPr>
-              <w:spacing w:after="40" w:before="40"/>
-            </w:pPr>
-            <w:r/>
-            <w:r>
-              <w:rPr>
-                <w:rFonts w:ascii="PT Sans" w:hAnsi="PT Sans" w:cs="PT Sans" w:eastAsia="PT Sans"/>
-                <w:b w:val="0"/>
-                <w:i w:val="0"/>
-                <w:color w:val="17161C"/>
-                <w:sz w:val="19"/>
-              </w:rPr>
-              <w:t>Они пересчитываются заново при каждом чтении. Нет отдельного места, где они могли бы разойтись с настоящими данными.</w:t>
-            </w:r>
-          </w:p>
-        </w:tc>
-      </w:tr>
-      <w:tr>
-        <w:tc>
-          <w:tcPr>
-            <w:tcW w:type="dxa" w:w="3118"/>
-            <w:shd w:val="clear" w:fill="F2EAFB"/>
-          </w:tcPr>
-          <w:p>
-            <w:pPr>
-              <w:spacing w:after="40" w:before="40"/>
-            </w:pPr>
-            <w:r/>
-            <w:r>
-              <w:rPr>
-                <w:rFonts w:ascii="PT Sans" w:hAnsi="PT Sans" w:cs="PT Sans" w:eastAsia="PT Sans"/>
-                <w:b w:val="0"/>
-                <w:i w:val="0"/>
-                <w:color w:val="17161C"/>
-                <w:sz w:val="19"/>
-              </w:rPr>
-              <w:t>Что если два человека одновременно предложат последнюю упаковку?</w:t>
-            </w:r>
-          </w:p>
-        </w:tc>
-        <w:tc>
-          <w:tcPr>
-            <w:tcW w:type="dxa" w:w="6236"/>
-            <w:shd w:val="clear" w:fill="F2EAFB"/>
-          </w:tcPr>
-          <w:p>
-            <w:pPr>
-              <w:spacing w:after="40" w:before="40"/>
-            </w:pPr>
-            <w:r/>
-            <w:r>
-              <w:rPr>
-                <w:rFonts w:ascii="PT Sans" w:hAnsi="PT Sans" w:cs="PT Sans" w:eastAsia="PT Sans"/>
-                <w:b w:val="0"/>
-                <w:i w:val="0"/>
-                <w:color w:val="17161C"/>
-                <w:sz w:val="19"/>
-              </w:rPr>
-              <w:t>Вторая заявка просто подождёт: система принимает заявки на одну потребность по очереди. Есть отдельная проверка — две одновременные заявки на последнюю упаковку, проходит ровно одна.</w:t>
-            </w:r>
-          </w:p>
-        </w:tc>
-      </w:tr>
-      <w:tr>
-        <w:tc>
-          <w:tcPr>
-            <w:tcW w:type="dxa" w:w="3118"/>
-          </w:tcPr>
-          <w:p>
-            <w:pPr>
-              <w:spacing w:after="40" w:before="40"/>
-            </w:pPr>
-            <w:r/>
-            <w:r>
-              <w:rPr>
-                <w:rFonts w:ascii="PT Sans" w:hAnsi="PT Sans" w:cs="PT Sans" w:eastAsia="PT Sans"/>
-                <w:b w:val="0"/>
-                <w:i w:val="0"/>
-                <w:color w:val="17161C"/>
-                <w:sz w:val="19"/>
-              </w:rPr>
-              <w:t>Это правда работает?</w:t>
-            </w:r>
-          </w:p>
-        </w:tc>
-        <w:tc>
-          <w:tcPr>
-            <w:tcW w:type="dxa" w:w="6236"/>
-          </w:tcPr>
-          <w:p>
-            <w:pPr>
-              <w:spacing w:after="40" w:before="40"/>
-            </w:pPr>
-            <w:r/>
-            <w:r>
-              <w:rPr>
-                <w:rFonts w:ascii="PT Sans" w:hAnsi="PT Sans" w:cs="PT Sans" w:eastAsia="PT Sans"/>
-                <w:b w:val="0"/>
-                <w:i w:val="0"/>
-                <w:color w:val="17161C"/>
-                <w:sz w:val="19"/>
-              </w:rPr>
-              <w:t>Да. Приложение запущено на Digital Q.DataBase, шестьдесят проверок проходят именно на ней, а перенос сверен двадцать пять раз.</w:t>
-            </w:r>
-          </w:p>
-        </w:tc>
-      </w:tr>
-      <w:tr>
-        <w:tc>
-          <w:tcPr>
-            <w:tcW w:type="dxa" w:w="3118"/>
-            <w:shd w:val="clear" w:fill="F2EAFB"/>
-          </w:tcPr>
-          <w:p>
-            <w:pPr>
-              <w:spacing w:after="40" w:before="40"/>
-            </w:pPr>
-            <w:r/>
-            <w:r>
-              <w:rPr>
-                <w:rFonts w:ascii="PT Sans" w:hAnsi="PT Sans" w:cs="PT Sans" w:eastAsia="PT Sans"/>
-                <w:b w:val="0"/>
-                <w:i w:val="0"/>
-                <w:color w:val="17161C"/>
-                <w:sz w:val="19"/>
-              </w:rPr>
-              <w:t>Приюты настоящие?</w:t>
-            </w:r>
-          </w:p>
-        </w:tc>
-        <w:tc>
-          <w:tcPr>
-            <w:tcW w:type="dxa" w:w="6236"/>
-            <w:shd w:val="clear" w:fill="F2EAFB"/>
-          </w:tcPr>
-          <w:p>
-            <w:pPr>
-              <w:spacing w:after="40" w:before="40"/>
-            </w:pPr>
-            <w:r/>
-            <w:r>
-              <w:rPr>
-                <w:rFonts w:ascii="PT Sans" w:hAnsi="PT Sans" w:cs="PT Sans" w:eastAsia="PT Sans"/>
-                <w:b w:val="0"/>
-                <w:i w:val="0"/>
-                <w:color w:val="17161C"/>
-                <w:sz w:val="19"/>
-              </w:rPr>
-              <w:t>Нет, демонстрационные. Мы не строили выводов о реальной эффективности.</w:t>
-            </w:r>
-          </w:p>
-        </w:tc>
-      </w:tr>
-      <w:tr>
-        <w:tc>
-          <w:tcPr>
-            <w:tcW w:type="dxa" w:w="3118"/>
-          </w:tcPr>
-          <w:p>
-            <w:pPr>
-              <w:spacing w:after="40" w:before="40"/>
-            </w:pPr>
-            <w:r/>
-            <w:r>
-              <w:rPr>
-                <w:rFonts w:ascii="PT Sans" w:hAnsi="PT Sans" w:cs="PT Sans" w:eastAsia="PT Sans"/>
-                <w:b w:val="0"/>
-                <w:i w:val="0"/>
-                <w:color w:val="17161C"/>
-                <w:sz w:val="19"/>
-              </w:rPr>
-              <w:t>Сколько заняла разработка?</w:t>
-            </w:r>
-          </w:p>
-        </w:tc>
-        <w:tc>
-          <w:tcPr>
-            <w:tcW w:type="dxa" w:w="6236"/>
-          </w:tcPr>
-          <w:p>
-            <w:pPr>
-              <w:spacing w:after="40" w:before="40"/>
-            </w:pPr>
-            <w:r/>
-            <w:r>
-              <w:rPr>
-                <w:rFonts w:ascii="PT Sans" w:hAnsi="PT Sans" w:cs="PT Sans" w:eastAsia="PT Sans"/>
-                <w:b w:val="0"/>
-                <w:i w:val="0"/>
-                <w:color w:val="17161C"/>
-                <w:sz w:val="19"/>
-              </w:rPr>
-              <w:t>Неделю</w:t>
+              <w:t>Сложности были не в самом языке, а в подключении. База отвечает по протоколу Microsoft SQL, но имя у неё там другое — master, а не то, к которому я привыкла. И этот протокол работает только в одном режиме из трёх: в двух остальных он выключен, и запросы на их языке не проходят. Настраивать ничего не пришлось — модуль был уже включён, хватило открыть порт. Дальше всё пошло ровно: создала таблицы на их языке, записала данные, прочитала обратно, ограничения заработали. Девять проверок из девяти.</w:t>
             </w:r>
           </w:p>
         </w:tc>

--- a/docs/Лапа рядом — текст выступления.docx
+++ b/docs/Лапа рядом — текст выступления.docx
@@ -29,7 +29,7 @@
           <w:color w:val="6B2E8F"/>
           <w:sz w:val="25"/>
         </w:rPr>
-        <w:t>День СУБД 2026 · 27 октября, Москва</w:t>
+        <w:t>День СУБД 2026 · 27 октября 2026, Москва</w:t>
       </w:r>
     </w:p>
     <w:p>
@@ -44,670 +44,8 @@
           <w:color w:val="6B2E8F"/>
           <w:sz w:val="21"/>
         </w:rPr>
-        <w:t>Милана Солодовник, МТУСИ, Колледж Телекоммуникаций</w:t>
+        <w:t>Солодовник М. Е.</w:t>
       </w:r>
-    </w:p>
-    <w:p>
-      <w:pPr>
-        <w:keepNext/>
-        <w:spacing w:before="320" w:after="120"/>
-      </w:pPr>
-      <w:r>
-        <w:rPr>
-          <w:rFonts w:ascii="PT Sans Narrow" w:hAnsi="PT Sans Narrow" w:cs="PT Sans Narrow" w:eastAsia="PT Sans Narrow"/>
-          <w:b/>
-          <w:i w:val="0"/>
-          <w:color w:val="9C259B"/>
-          <w:sz w:val="34"/>
-        </w:rPr>
-        <w:t>Регламент</w:t>
-      </w:r>
-    </w:p>
-    <w:tbl>
-      <w:tblPr>
-        <w:tblStyle w:val="TableGrid"/>
-        <w:tblW w:type="auto" w:w="0"/>
-        <w:jc w:val="center"/>
-        <w:tblLayout w:type="fixed"/>
-        <w:tblLook w:firstColumn="1" w:firstRow="1" w:lastColumn="0" w:lastRow="0" w:noHBand="0" w:noVBand="1" w:val="04A0"/>
-        <w:tblBorders>
-          <w:top w:val="single" w:sz="4" w:color="E5DEF1"/>
-          <w:left w:val="single" w:sz="4" w:color="E5DEF1"/>
-          <w:bottom w:val="single" w:sz="4" w:color="E5DEF1"/>
-          <w:right w:val="single" w:sz="4" w:color="E5DEF1"/>
-          <w:insideH w:val="single" w:sz="4" w:color="E5DEF1"/>
-          <w:insideV w:val="single" w:sz="4" w:color="E5DEF1"/>
-        </w:tblBorders>
-      </w:tblPr>
-      <w:tblGrid>
-        <w:gridCol w:w="1134"/>
-        <w:gridCol w:w="907"/>
-        <w:gridCol w:w="5896"/>
-        <w:gridCol w:w="1417"/>
-      </w:tblGrid>
-      <w:tr>
-        <w:tc>
-          <w:tcPr>
-            <w:tcW w:type="dxa" w:w="1134"/>
-            <w:shd w:val="clear" w:fill="9C259B"/>
-          </w:tcPr>
-          <w:p>
-            <w:pPr>
-              <w:spacing w:after="40" w:before="40"/>
-            </w:pPr>
-            <w:r/>
-            <w:r>
-              <w:rPr>
-                <w:rFonts w:ascii="PT Sans" w:hAnsi="PT Sans" w:cs="PT Sans" w:eastAsia="PT Sans"/>
-                <w:b/>
-                <w:i w:val="0"/>
-                <w:color w:val="FFFFFF"/>
-                <w:sz w:val="19"/>
-              </w:rPr>
-              <w:t>Время</w:t>
-            </w:r>
-          </w:p>
-        </w:tc>
-        <w:tc>
-          <w:tcPr>
-            <w:tcW w:type="dxa" w:w="907"/>
-            <w:shd w:val="clear" w:fill="9C259B"/>
-          </w:tcPr>
-          <w:p>
-            <w:pPr>
-              <w:spacing w:after="40" w:before="40"/>
-            </w:pPr>
-            <w:r/>
-            <w:r>
-              <w:rPr>
-                <w:rFonts w:ascii="PT Sans" w:hAnsi="PT Sans" w:cs="PT Sans" w:eastAsia="PT Sans"/>
-                <w:b/>
-                <w:i w:val="0"/>
-                <w:color w:val="FFFFFF"/>
-                <w:sz w:val="19"/>
-              </w:rPr>
-              <w:t>Слайд</w:t>
-            </w:r>
-          </w:p>
-        </w:tc>
-        <w:tc>
-          <w:tcPr>
-            <w:tcW w:type="dxa" w:w="5896"/>
-            <w:shd w:val="clear" w:fill="9C259B"/>
-          </w:tcPr>
-          <w:p>
-            <w:pPr>
-              <w:spacing w:after="40" w:before="40"/>
-            </w:pPr>
-            <w:r/>
-            <w:r>
-              <w:rPr>
-                <w:rFonts w:ascii="PT Sans" w:hAnsi="PT Sans" w:cs="PT Sans" w:eastAsia="PT Sans"/>
-                <w:b/>
-                <w:i w:val="0"/>
-                <w:color w:val="FFFFFF"/>
-                <w:sz w:val="19"/>
-              </w:rPr>
-              <w:t>Смысл</w:t>
-            </w:r>
-          </w:p>
-        </w:tc>
-        <w:tc>
-          <w:tcPr>
-            <w:tcW w:type="dxa" w:w="1417"/>
-            <w:shd w:val="clear" w:fill="9C259B"/>
-          </w:tcPr>
-          <w:p>
-            <w:pPr>
-              <w:spacing w:after="40" w:before="40"/>
-            </w:pPr>
-            <w:r/>
-            <w:r>
-              <w:rPr>
-                <w:rFonts w:ascii="PT Sans" w:hAnsi="PT Sans" w:cs="PT Sans" w:eastAsia="PT Sans"/>
-                <w:b/>
-                <w:i w:val="0"/>
-                <w:color w:val="FFFFFF"/>
-                <w:sz w:val="19"/>
-              </w:rPr>
-              <w:t>Мин.</w:t>
-            </w:r>
-          </w:p>
-        </w:tc>
-      </w:tr>
-      <w:tr>
-        <w:tc>
-          <w:tcPr>
-            <w:tcW w:type="dxa" w:w="1134"/>
-          </w:tcPr>
-          <w:p>
-            <w:pPr>
-              <w:spacing w:after="40" w:before="40"/>
-            </w:pPr>
-            <w:r/>
-            <w:r>
-              <w:rPr>
-                <w:rFonts w:ascii="PT Sans" w:hAnsi="PT Sans" w:cs="PT Sans" w:eastAsia="PT Sans"/>
-                <w:b w:val="0"/>
-                <w:i w:val="0"/>
-                <w:color w:val="17161C"/>
-                <w:sz w:val="19"/>
-              </w:rPr>
-              <w:t>00:00</w:t>
-            </w:r>
-          </w:p>
-        </w:tc>
-        <w:tc>
-          <w:tcPr>
-            <w:tcW w:type="dxa" w:w="907"/>
-          </w:tcPr>
-          <w:p>
-            <w:pPr>
-              <w:spacing w:after="40" w:before="40"/>
-            </w:pPr>
-            <w:r/>
-            <w:r>
-              <w:rPr>
-                <w:rFonts w:ascii="PT Sans" w:hAnsi="PT Sans" w:cs="PT Sans" w:eastAsia="PT Sans"/>
-                <w:b w:val="0"/>
-                <w:i w:val="0"/>
-                <w:color w:val="17161C"/>
-                <w:sz w:val="19"/>
-              </w:rPr>
-              <w:t>1</w:t>
-            </w:r>
-          </w:p>
-        </w:tc>
-        <w:tc>
-          <w:tcPr>
-            <w:tcW w:type="dxa" w:w="5896"/>
-          </w:tcPr>
-          <w:p>
-            <w:pPr>
-              <w:spacing w:after="40" w:before="40"/>
-            </w:pPr>
-            <w:r/>
-            <w:r>
-              <w:rPr>
-                <w:rFonts w:ascii="PT Sans" w:hAnsi="PT Sans" w:cs="PT Sans" w:eastAsia="PT Sans"/>
-                <w:b w:val="0"/>
-                <w:i w:val="0"/>
-                <w:color w:val="17161C"/>
-                <w:sz w:val="19"/>
-              </w:rPr>
-              <w:t>Титул, представление</w:t>
-            </w:r>
-          </w:p>
-        </w:tc>
-        <w:tc>
-          <w:tcPr>
-            <w:tcW w:type="dxa" w:w="1417"/>
-          </w:tcPr>
-          <w:p>
-            <w:pPr>
-              <w:spacing w:after="40" w:before="40"/>
-            </w:pPr>
-            <w:r/>
-            <w:r>
-              <w:rPr>
-                <w:rFonts w:ascii="PT Sans" w:hAnsi="PT Sans" w:cs="PT Sans" w:eastAsia="PT Sans"/>
-                <w:b w:val="0"/>
-                <w:i w:val="0"/>
-                <w:color w:val="17161C"/>
-                <w:sz w:val="19"/>
-              </w:rPr>
-              <w:t>0:20</w:t>
-            </w:r>
-          </w:p>
-        </w:tc>
-      </w:tr>
-      <w:tr>
-        <w:tc>
-          <w:tcPr>
-            <w:tcW w:type="dxa" w:w="1134"/>
-            <w:shd w:val="clear" w:fill="F2EAFB"/>
-          </w:tcPr>
-          <w:p>
-            <w:pPr>
-              <w:spacing w:after="40" w:before="40"/>
-            </w:pPr>
-            <w:r/>
-            <w:r>
-              <w:rPr>
-                <w:rFonts w:ascii="PT Sans" w:hAnsi="PT Sans" w:cs="PT Sans" w:eastAsia="PT Sans"/>
-                <w:b w:val="0"/>
-                <w:i w:val="0"/>
-                <w:color w:val="17161C"/>
-                <w:sz w:val="19"/>
-              </w:rPr>
-              <w:t>00:20</w:t>
-            </w:r>
-          </w:p>
-        </w:tc>
-        <w:tc>
-          <w:tcPr>
-            <w:tcW w:type="dxa" w:w="907"/>
-            <w:shd w:val="clear" w:fill="F2EAFB"/>
-          </w:tcPr>
-          <w:p>
-            <w:pPr>
-              <w:spacing w:after="40" w:before="40"/>
-            </w:pPr>
-            <w:r/>
-            <w:r>
-              <w:rPr>
-                <w:rFonts w:ascii="PT Sans" w:hAnsi="PT Sans" w:cs="PT Sans" w:eastAsia="PT Sans"/>
-                <w:b w:val="0"/>
-                <w:i w:val="0"/>
-                <w:color w:val="17161C"/>
-                <w:sz w:val="19"/>
-              </w:rPr>
-              <w:t>2</w:t>
-            </w:r>
-          </w:p>
-        </w:tc>
-        <w:tc>
-          <w:tcPr>
-            <w:tcW w:type="dxa" w:w="5896"/>
-            <w:shd w:val="clear" w:fill="F2EAFB"/>
-          </w:tcPr>
-          <w:p>
-            <w:pPr>
-              <w:spacing w:after="40" w:before="40"/>
-            </w:pPr>
-            <w:r/>
-            <w:r>
-              <w:rPr>
-                <w:rFonts w:ascii="PT Sans" w:hAnsi="PT Sans" w:cs="PT Sans" w:eastAsia="PT Sans"/>
-                <w:b w:val="0"/>
-                <w:i w:val="0"/>
-                <w:color w:val="17161C"/>
-                <w:sz w:val="19"/>
-              </w:rPr>
-              <w:t>Проблема: помощь есть, но не адресная</w:t>
-            </w:r>
-          </w:p>
-        </w:tc>
-        <w:tc>
-          <w:tcPr>
-            <w:tcW w:type="dxa" w:w="1417"/>
-            <w:shd w:val="clear" w:fill="F2EAFB"/>
-          </w:tcPr>
-          <w:p>
-            <w:pPr>
-              <w:spacing w:after="40" w:before="40"/>
-            </w:pPr>
-            <w:r/>
-            <w:r>
-              <w:rPr>
-                <w:rFonts w:ascii="PT Sans" w:hAnsi="PT Sans" w:cs="PT Sans" w:eastAsia="PT Sans"/>
-                <w:b w:val="0"/>
-                <w:i w:val="0"/>
-                <w:color w:val="17161C"/>
-                <w:sz w:val="19"/>
-              </w:rPr>
-              <w:t>0:50</w:t>
-            </w:r>
-          </w:p>
-        </w:tc>
-      </w:tr>
-      <w:tr>
-        <w:tc>
-          <w:tcPr>
-            <w:tcW w:type="dxa" w:w="1134"/>
-          </w:tcPr>
-          <w:p>
-            <w:pPr>
-              <w:spacing w:after="40" w:before="40"/>
-            </w:pPr>
-            <w:r/>
-            <w:r>
-              <w:rPr>
-                <w:rFonts w:ascii="PT Sans" w:hAnsi="PT Sans" w:cs="PT Sans" w:eastAsia="PT Sans"/>
-                <w:b w:val="0"/>
-                <w:i w:val="0"/>
-                <w:color w:val="17161C"/>
-                <w:sz w:val="19"/>
-              </w:rPr>
-              <w:t>01:10</w:t>
-            </w:r>
-          </w:p>
-        </w:tc>
-        <w:tc>
-          <w:tcPr>
-            <w:tcW w:type="dxa" w:w="907"/>
-          </w:tcPr>
-          <w:p>
-            <w:pPr>
-              <w:spacing w:after="40" w:before="40"/>
-            </w:pPr>
-            <w:r/>
-            <w:r>
-              <w:rPr>
-                <w:rFonts w:ascii="PT Sans" w:hAnsi="PT Sans" w:cs="PT Sans" w:eastAsia="PT Sans"/>
-                <w:b w:val="0"/>
-                <w:i w:val="0"/>
-                <w:color w:val="17161C"/>
-                <w:sz w:val="19"/>
-              </w:rPr>
-              <w:t>3</w:t>
-            </w:r>
-          </w:p>
-        </w:tc>
-        <w:tc>
-          <w:tcPr>
-            <w:tcW w:type="dxa" w:w="5896"/>
-          </w:tcPr>
-          <w:p>
-            <w:pPr>
-              <w:spacing w:after="40" w:before="40"/>
-            </w:pPr>
-            <w:r/>
-            <w:r>
-              <w:rPr>
-                <w:rFonts w:ascii="PT Sans" w:hAnsi="PT Sans" w:cs="PT Sans" w:eastAsia="PT Sans"/>
-                <w:b w:val="0"/>
-                <w:i w:val="0"/>
-                <w:color w:val="17161C"/>
-                <w:sz w:val="19"/>
-              </w:rPr>
-              <w:t>Четыре шага: от потребности к передаче</w:t>
-            </w:r>
-          </w:p>
-        </w:tc>
-        <w:tc>
-          <w:tcPr>
-            <w:tcW w:type="dxa" w:w="1417"/>
-          </w:tcPr>
-          <w:p>
-            <w:pPr>
-              <w:spacing w:after="40" w:before="40"/>
-            </w:pPr>
-            <w:r/>
-            <w:r>
-              <w:rPr>
-                <w:rFonts w:ascii="PT Sans" w:hAnsi="PT Sans" w:cs="PT Sans" w:eastAsia="PT Sans"/>
-                <w:b w:val="0"/>
-                <w:i w:val="0"/>
-                <w:color w:val="17161C"/>
-                <w:sz w:val="19"/>
-              </w:rPr>
-              <w:t>0:50</w:t>
-            </w:r>
-          </w:p>
-        </w:tc>
-      </w:tr>
-      <w:tr>
-        <w:tc>
-          <w:tcPr>
-            <w:tcW w:type="dxa" w:w="1134"/>
-            <w:shd w:val="clear" w:fill="F2EAFB"/>
-          </w:tcPr>
-          <w:p>
-            <w:pPr>
-              <w:spacing w:after="40" w:before="40"/>
-            </w:pPr>
-            <w:r/>
-            <w:r>
-              <w:rPr>
-                <w:rFonts w:ascii="PT Sans" w:hAnsi="PT Sans" w:cs="PT Sans" w:eastAsia="PT Sans"/>
-                <w:b w:val="0"/>
-                <w:i w:val="0"/>
-                <w:color w:val="17161C"/>
-                <w:sz w:val="19"/>
-              </w:rPr>
-              <w:t>02:00</w:t>
-            </w:r>
-          </w:p>
-        </w:tc>
-        <w:tc>
-          <w:tcPr>
-            <w:tcW w:type="dxa" w:w="907"/>
-            <w:shd w:val="clear" w:fill="F2EAFB"/>
-          </w:tcPr>
-          <w:p>
-            <w:pPr>
-              <w:spacing w:after="40" w:before="40"/>
-            </w:pPr>
-            <w:r/>
-            <w:r>
-              <w:rPr>
-                <w:rFonts w:ascii="PT Sans" w:hAnsi="PT Sans" w:cs="PT Sans" w:eastAsia="PT Sans"/>
-                <w:b w:val="0"/>
-                <w:i w:val="0"/>
-                <w:color w:val="17161C"/>
-                <w:sz w:val="19"/>
-              </w:rPr>
-              <w:t>4–5</w:t>
-            </w:r>
-          </w:p>
-        </w:tc>
-        <w:tc>
-          <w:tcPr>
-            <w:tcW w:type="dxa" w:w="5896"/>
-            <w:shd w:val="clear" w:fill="F2EAFB"/>
-          </w:tcPr>
-          <w:p>
-            <w:pPr>
-              <w:spacing w:after="40" w:before="40"/>
-            </w:pPr>
-            <w:r/>
-            <w:r>
-              <w:rPr>
-                <w:rFonts w:ascii="PT Sans" w:hAnsi="PT Sans" w:cs="PT Sans" w:eastAsia="PT Sans"/>
-                <w:b w:val="0"/>
-                <w:i w:val="0"/>
-                <w:color w:val="17161C"/>
-                <w:sz w:val="19"/>
-              </w:rPr>
-              <w:t>Интерфейс: каталог, заявки, вход, приёмка</w:t>
-            </w:r>
-          </w:p>
-        </w:tc>
-        <w:tc>
-          <w:tcPr>
-            <w:tcW w:type="dxa" w:w="1417"/>
-            <w:shd w:val="clear" w:fill="F2EAFB"/>
-          </w:tcPr>
-          <w:p>
-            <w:pPr>
-              <w:spacing w:after="40" w:before="40"/>
-            </w:pPr>
-            <w:r/>
-            <w:r>
-              <w:rPr>
-                <w:rFonts w:ascii="PT Sans" w:hAnsi="PT Sans" w:cs="PT Sans" w:eastAsia="PT Sans"/>
-                <w:b w:val="0"/>
-                <w:i w:val="0"/>
-                <w:color w:val="17161C"/>
-                <w:sz w:val="19"/>
-              </w:rPr>
-              <w:t>2:20</w:t>
-            </w:r>
-          </w:p>
-        </w:tc>
-      </w:tr>
-      <w:tr>
-        <w:tc>
-          <w:tcPr>
-            <w:tcW w:type="dxa" w:w="1134"/>
-          </w:tcPr>
-          <w:p>
-            <w:pPr>
-              <w:spacing w:after="40" w:before="40"/>
-            </w:pPr>
-            <w:r/>
-            <w:r>
-              <w:rPr>
-                <w:rFonts w:ascii="PT Sans" w:hAnsi="PT Sans" w:cs="PT Sans" w:eastAsia="PT Sans"/>
-                <w:b w:val="0"/>
-                <w:i w:val="0"/>
-                <w:color w:val="17161C"/>
-                <w:sz w:val="19"/>
-              </w:rPr>
-              <w:t>04:20</w:t>
-            </w:r>
-          </w:p>
-        </w:tc>
-        <w:tc>
-          <w:tcPr>
-            <w:tcW w:type="dxa" w:w="907"/>
-          </w:tcPr>
-          <w:p>
-            <w:pPr>
-              <w:spacing w:after="40" w:before="40"/>
-            </w:pPr>
-            <w:r/>
-            <w:r>
-              <w:rPr>
-                <w:rFonts w:ascii="PT Sans" w:hAnsi="PT Sans" w:cs="PT Sans" w:eastAsia="PT Sans"/>
-                <w:b w:val="0"/>
-                <w:i w:val="0"/>
-                <w:color w:val="17161C"/>
-                <w:sz w:val="19"/>
-              </w:rPr>
-              <w:t>6</w:t>
-            </w:r>
-          </w:p>
-        </w:tc>
-        <w:tc>
-          <w:tcPr>
-            <w:tcW w:type="dxa" w:w="5896"/>
-          </w:tcPr>
-          <w:p>
-            <w:pPr>
-              <w:spacing w:after="40" w:before="40"/>
-            </w:pPr>
-            <w:r/>
-            <w:r>
-              <w:rPr>
-                <w:rFonts w:ascii="PT Sans" w:hAnsi="PT Sans" w:cs="PT Sans" w:eastAsia="PT Sans"/>
-                <w:b w:val="0"/>
-                <w:i w:val="0"/>
-                <w:color w:val="17161C"/>
-                <w:sz w:val="19"/>
-              </w:rPr>
-              <w:t>Полиглот: PostgreSQL и Microsoft SQL</w:t>
-            </w:r>
-          </w:p>
-        </w:tc>
-        <w:tc>
-          <w:tcPr>
-            <w:tcW w:type="dxa" w:w="1417"/>
-          </w:tcPr>
-          <w:p>
-            <w:pPr>
-              <w:spacing w:after="40" w:before="40"/>
-            </w:pPr>
-            <w:r/>
-            <w:r>
-              <w:rPr>
-                <w:rFonts w:ascii="PT Sans" w:hAnsi="PT Sans" w:cs="PT Sans" w:eastAsia="PT Sans"/>
-                <w:b w:val="0"/>
-                <w:i w:val="0"/>
-                <w:color w:val="17161C"/>
-                <w:sz w:val="19"/>
-              </w:rPr>
-              <w:t>1:30</w:t>
-            </w:r>
-          </w:p>
-        </w:tc>
-      </w:tr>
-      <w:tr>
-        <w:tc>
-          <w:tcPr>
-            <w:tcW w:type="dxa" w:w="1134"/>
-            <w:shd w:val="clear" w:fill="F2EAFB"/>
-          </w:tcPr>
-          <w:p>
-            <w:pPr>
-              <w:spacing w:after="40" w:before="40"/>
-            </w:pPr>
-            <w:r/>
-            <w:r>
-              <w:rPr>
-                <w:rFonts w:ascii="PT Sans" w:hAnsi="PT Sans" w:cs="PT Sans" w:eastAsia="PT Sans"/>
-                <w:b w:val="0"/>
-                <w:i w:val="0"/>
-                <w:color w:val="17161C"/>
-                <w:sz w:val="19"/>
-              </w:rPr>
-              <w:t>05:50</w:t>
-            </w:r>
-          </w:p>
-        </w:tc>
-        <w:tc>
-          <w:tcPr>
-            <w:tcW w:type="dxa" w:w="907"/>
-            <w:shd w:val="clear" w:fill="F2EAFB"/>
-          </w:tcPr>
-          <w:p>
-            <w:pPr>
-              <w:spacing w:after="40" w:before="40"/>
-            </w:pPr>
-            <w:r/>
-            <w:r>
-              <w:rPr>
-                <w:rFonts w:ascii="PT Sans" w:hAnsi="PT Sans" w:cs="PT Sans" w:eastAsia="PT Sans"/>
-                <w:b w:val="0"/>
-                <w:i w:val="0"/>
-                <w:color w:val="17161C"/>
-                <w:sz w:val="19"/>
-              </w:rPr>
-              <w:t>7</w:t>
-            </w:r>
-          </w:p>
-        </w:tc>
-        <w:tc>
-          <w:tcPr>
-            <w:tcW w:type="dxa" w:w="5896"/>
-            <w:shd w:val="clear" w:fill="F2EAFB"/>
-          </w:tcPr>
-          <w:p>
-            <w:pPr>
-              <w:spacing w:after="40" w:before="40"/>
-            </w:pPr>
-            <w:r/>
-            <w:r>
-              <w:rPr>
-                <w:rFonts w:ascii="PT Sans" w:hAnsi="PT Sans" w:cs="PT Sans" w:eastAsia="PT Sans"/>
-                <w:b w:val="0"/>
-                <w:i w:val="0"/>
-                <w:color w:val="17161C"/>
-                <w:sz w:val="19"/>
-              </w:rPr>
-              <w:t>Итог</w:t>
-            </w:r>
-          </w:p>
-        </w:tc>
-        <w:tc>
-          <w:tcPr>
-            <w:tcW w:type="dxa" w:w="1417"/>
-            <w:shd w:val="clear" w:fill="F2EAFB"/>
-          </w:tcPr>
-          <w:p>
-            <w:pPr>
-              <w:spacing w:after="40" w:before="40"/>
-            </w:pPr>
-            <w:r/>
-            <w:r>
-              <w:rPr>
-                <w:rFonts w:ascii="PT Sans" w:hAnsi="PT Sans" w:cs="PT Sans" w:eastAsia="PT Sans"/>
-                <w:b w:val="0"/>
-                <w:i w:val="0"/>
-                <w:color w:val="17161C"/>
-                <w:sz w:val="19"/>
-              </w:rPr>
-              <w:t>1:00</w:t>
-            </w:r>
-          </w:p>
-        </w:tc>
-      </w:tr>
-    </w:tbl>
-    <w:p>
-      <w:pPr>
-        <w:spacing w:after="80"/>
-      </w:pPr>
     </w:p>
     <w:p>
       <w:pPr>
@@ -734,7 +72,7 @@
           <w:color w:val="17161C"/>
           <w:sz w:val="23"/>
         </w:rPr>
-        <w:t>Здравствуйте. Меня зовут Милана Солодовник, я из МТУСИ, Колледжа Телекоммуникаций. Проект называется «Лапа рядом», я собрала его за неделю.</w:t>
+        <w:t>Здравствуйте! Меня зовут Солодовник Милана, я закончила КТ МТУСИ.</w:t>
       </w:r>
     </w:p>
     <w:p>
@@ -746,7 +84,19 @@
           <w:color w:val="17161C"/>
           <w:sz w:val="23"/>
         </w:rPr>
-        <w:t>Справа на слайде уже виден результат. Приюту нужно 50 упаковок корма. Пообещали 5, привезли 3, свободно осталось 47. Через пару минут я покажу, откуда взялись эти числа.</w:t>
+        <w:t>Проект о котором я расскажу называется «Лапа рядом». Это система адресной помощи приютам для животных. Я собрала его за неделю на платформе Digital Q.DataBase.</w:t>
+      </w:r>
+    </w:p>
+    <w:p>
+      <w:r>
+        <w:rPr>
+          <w:rFonts w:ascii="PT Sans" w:hAnsi="PT Sans" w:cs="PT Sans" w:eastAsia="PT Sans"/>
+          <w:b w:val="0"/>
+          <w:i w:val="0"/>
+          <w:color w:val="17161C"/>
+          <w:sz w:val="23"/>
+        </w:rPr>
+        <w:t>Посмотрев на правую часть слайда можно уже увидеть результат работы системы. Нужду приюта, обещанное количество единиц, привезённое по факту и количество свободных слотов. Сейчас я покажу, откуда взялись эти числа и как система их считает.</w:t>
       </w:r>
     </w:p>
     <w:p>
@@ -774,7 +124,7 @@
           <w:color w:val="17161C"/>
           <w:sz w:val="23"/>
         </w:rPr>
-        <w:t>На слайде две стороны. Приюту нужны 50 упаковок корма. Человек готов привезти 5 — но не знает, в какой именно приют их нести.</w:t>
+        <w:t>Давайте разберёмся, в чём проблема.</w:t>
       </w:r>
     </w:p>
     <w:p>
@@ -786,7 +136,43 @@
           <w:color w:val="17161C"/>
           <w:sz w:val="23"/>
         </w:rPr>
-        <w:t>Проблема не в том, что вещей мало. Проблема в том, что никто не знает, кому именно что нужно прямо сейчас. Объявления в соцсетях устаревают: привезли часть — и непонятно, сколько ещё нужно.</w:t>
+        <w:t>Слева — приют. Им нужно 50 упаковок корма. Они публикуют объявление в соцсетях. Но объявление устаревает: привезли часть — и непонятно, сколько ещё нужно. Объявления теряются среди других.</w:t>
+      </w:r>
+    </w:p>
+    <w:p>
+      <w:r>
+        <w:rPr>
+          <w:rFonts w:ascii="PT Sans" w:hAnsi="PT Sans" w:cs="PT Sans" w:eastAsia="PT Sans"/>
+          <w:b w:val="0"/>
+          <w:i w:val="0"/>
+          <w:color w:val="17161C"/>
+          <w:sz w:val="23"/>
+        </w:rPr>
+        <w:t>Справа — человек. У него есть 5 упаковок, он готов помочь. Но он не знает, кому именно это нужно. Не хочет заводить аккаунт, оставлять телефон. Просто хочет привезти корм — но куда?</w:t>
+      </w:r>
+    </w:p>
+    <w:p>
+      <w:r>
+        <w:rPr>
+          <w:rFonts w:ascii="PT Sans" w:hAnsi="PT Sans" w:cs="PT Sans" w:eastAsia="PT Sans"/>
+          <w:b w:val="0"/>
+          <w:i w:val="0"/>
+          <w:color w:val="17161C"/>
+          <w:sz w:val="23"/>
+        </w:rPr>
+        <w:t>Между ними — разрыв.</w:t>
+      </w:r>
+    </w:p>
+    <w:p>
+      <w:r>
+        <w:rPr>
+          <w:rFonts w:ascii="PT Sans" w:hAnsi="PT Sans" w:cs="PT Sans" w:eastAsia="PT Sans"/>
+          <w:b w:val="0"/>
+          <w:i w:val="0"/>
+          <w:color w:val="17161C"/>
+          <w:sz w:val="23"/>
+        </w:rPr>
+        <w:t>Проблема не в том, что вещей мало. Люди готовы помогать. Проблема в том, что нет адресного учёта: никто не знает, кому именно что нужно прямо сейчас.</w:t>
       </w:r>
     </w:p>
     <w:p>
@@ -814,7 +200,7 @@
           <w:color w:val="17161C"/>
           <w:sz w:val="23"/>
         </w:rPr>
-        <w:t>Решение — четыре шага. Первый: приют публикует потребность, сколько и чего нужно. Второй: посетитель смотрит каталог и называет посильное количество. Третий: система выдаёт одноразовый код. Четвёртый: сотрудник приюта вводит этот код и пишет, сколько на самом деле принял.</w:t>
+        <w:t>Решение — четыре простых шага.</w:t>
       </w:r>
     </w:p>
     <w:p>
@@ -826,7 +212,55 @@
           <w:color w:val="17161C"/>
           <w:sz w:val="23"/>
         </w:rPr>
-        <w:t>Посетителю не нужен ни аккаунт, ни телефон. Регистрация есть только у сотрудника приюта.</w:t>
+        <w:t>Шаг первый: приют публикует потребность. Указывает категорию, количество, приоритет, адрес и часы приёма.</w:t>
+      </w:r>
+    </w:p>
+    <w:p>
+      <w:r>
+        <w:rPr>
+          <w:rFonts w:ascii="PT Sans" w:hAnsi="PT Sans" w:cs="PT Sans" w:eastAsia="PT Sans"/>
+          <w:b w:val="0"/>
+          <w:i w:val="0"/>
+          <w:color w:val="17161C"/>
+          <w:sz w:val="23"/>
+        </w:rPr>
+        <w:t>Шаг второй: посетитель заходит в каталог, выбирает приют и называет посильное количество.</w:t>
+      </w:r>
+    </w:p>
+    <w:p>
+      <w:r>
+        <w:rPr>
+          <w:rFonts w:ascii="PT Sans" w:hAnsi="PT Sans" w:cs="PT Sans" w:eastAsia="PT Sans"/>
+          <w:b w:val="0"/>
+          <w:i w:val="0"/>
+          <w:color w:val="17161C"/>
+          <w:sz w:val="23"/>
+        </w:rPr>
+        <w:t>Шаг третий: система выдаёт одноразовый секретный код. Без номера телефона, без аккаунта.</w:t>
+      </w:r>
+    </w:p>
+    <w:p>
+      <w:r>
+        <w:rPr>
+          <w:rFonts w:ascii="PT Sans" w:hAnsi="PT Sans" w:cs="PT Sans" w:eastAsia="PT Sans"/>
+          <w:b w:val="0"/>
+          <w:i w:val="0"/>
+          <w:color w:val="17161C"/>
+          <w:sz w:val="23"/>
+        </w:rPr>
+        <w:t>Шаг четвёртый: сотрудник приюта вводит этот код и указывает, сколько реально принял.</w:t>
+      </w:r>
+    </w:p>
+    <w:p>
+      <w:r>
+        <w:rPr>
+          <w:rFonts w:ascii="PT Sans" w:hAnsi="PT Sans" w:cs="PT Sans" w:eastAsia="PT Sans"/>
+          <w:b w:val="0"/>
+          <w:i w:val="0"/>
+          <w:color w:val="17161C"/>
+          <w:sz w:val="23"/>
+        </w:rPr>
+        <w:t>Посетителю не нужен ни аккаунт, ни номер телефона. Регистрация есть только у сотрудника приюта.</w:t>
       </w:r>
     </w:p>
     <w:p>
@@ -842,7 +276,7 @@
           <w:color w:val="9C259B"/>
           <w:sz w:val="34"/>
         </w:rPr>
-        <w:t>Слайды 4–5 — интерфейс</w:t>
+        <w:t>Слайд 4 — Интерфейс (D0 и D1)</w:t>
       </w:r>
     </w:p>
     <w:p>
@@ -854,369 +288,156 @@
           <w:color w:val="17161C"/>
           <w:sz w:val="23"/>
         </w:rPr>
-        <w:t>Приложение работает на Digital Q.DataBase. На этой базе я расскажу в самом конце.</w:t>
+        <w:t>Приложение работает на Digital Q.DataBase 18.2. О самой базе расскажу в конце.</w:t>
       </w:r>
     </w:p>
-    <w:tbl>
-      <w:tblPr>
-        <w:tblStyle w:val="TableGrid"/>
-        <w:tblW w:type="auto" w:w="0"/>
-        <w:jc w:val="center"/>
-        <w:tblLayout w:type="fixed"/>
-        <w:tblLook w:firstColumn="1" w:firstRow="1" w:lastColumn="0" w:lastRow="0" w:noHBand="0" w:noVBand="1" w:val="04A0"/>
-        <w:tblBorders>
-          <w:top w:val="single" w:sz="4" w:color="E5DEF1"/>
-          <w:left w:val="single" w:sz="4" w:color="E5DEF1"/>
-          <w:bottom w:val="single" w:sz="4" w:color="E5DEF1"/>
-          <w:right w:val="single" w:sz="4" w:color="E5DEF1"/>
-          <w:insideH w:val="single" w:sz="4" w:color="E5DEF1"/>
-          <w:insideV w:val="single" w:sz="4" w:color="E5DEF1"/>
-        </w:tblBorders>
-      </w:tblPr>
-      <w:tblGrid>
-        <w:gridCol w:w="850"/>
-        <w:gridCol w:w="2551"/>
-        <w:gridCol w:w="5953"/>
-      </w:tblGrid>
-      <w:tr>
-        <w:tc>
-          <w:tcPr>
-            <w:tcW w:type="dxa" w:w="850"/>
-            <w:shd w:val="clear" w:fill="9C259B"/>
-          </w:tcPr>
-          <w:p>
-            <w:pPr>
-              <w:spacing w:after="40" w:before="40"/>
-            </w:pPr>
-            <w:r/>
-            <w:r>
-              <w:rPr>
-                <w:rFonts w:ascii="PT Sans" w:hAnsi="PT Sans" w:cs="PT Sans" w:eastAsia="PT Sans"/>
-                <w:b/>
-                <w:i w:val="0"/>
-                <w:color w:val="FFFFFF"/>
-                <w:sz w:val="19"/>
-              </w:rPr>
-              <w:t>Кадр</w:t>
-            </w:r>
-          </w:p>
-        </w:tc>
-        <w:tc>
-          <w:tcPr>
-            <w:tcW w:type="dxa" w:w="2551"/>
-            <w:shd w:val="clear" w:fill="9C259B"/>
-          </w:tcPr>
-          <w:p>
-            <w:pPr>
-              <w:spacing w:after="40" w:before="40"/>
-            </w:pPr>
-            <w:r/>
-            <w:r>
-              <w:rPr>
-                <w:rFonts w:ascii="PT Sans" w:hAnsi="PT Sans" w:cs="PT Sans" w:eastAsia="PT Sans"/>
-                <w:b/>
-                <w:i w:val="0"/>
-                <w:color w:val="FFFFFF"/>
-                <w:sz w:val="19"/>
-              </w:rPr>
-              <w:t>Что показано</w:t>
-            </w:r>
-          </w:p>
-        </w:tc>
-        <w:tc>
-          <w:tcPr>
-            <w:tcW w:type="dxa" w:w="5953"/>
-            <w:shd w:val="clear" w:fill="9C259B"/>
-          </w:tcPr>
-          <w:p>
-            <w:pPr>
-              <w:spacing w:after="40" w:before="40"/>
-            </w:pPr>
-            <w:r/>
-            <w:r>
-              <w:rPr>
-                <w:rFonts w:ascii="PT Sans" w:hAnsi="PT Sans" w:cs="PT Sans" w:eastAsia="PT Sans"/>
-                <w:b/>
-                <w:i w:val="0"/>
-                <w:color w:val="FFFFFF"/>
-                <w:sz w:val="19"/>
-              </w:rPr>
-              <w:t>Что сказать</w:t>
-            </w:r>
-          </w:p>
-        </w:tc>
-      </w:tr>
-      <w:tr>
-        <w:tc>
-          <w:tcPr>
-            <w:tcW w:type="dxa" w:w="850"/>
-          </w:tcPr>
-          <w:p>
-            <w:pPr>
-              <w:spacing w:after="40" w:before="40"/>
-            </w:pPr>
-            <w:r/>
-            <w:r>
-              <w:rPr>
-                <w:rFonts w:ascii="PT Sans" w:hAnsi="PT Sans" w:cs="PT Sans" w:eastAsia="PT Sans"/>
-                <w:b w:val="0"/>
-                <w:i w:val="0"/>
-                <w:color w:val="17161C"/>
-                <w:sz w:val="19"/>
-              </w:rPr>
-              <w:t>D0</w:t>
-            </w:r>
-          </w:p>
-        </w:tc>
-        <w:tc>
-          <w:tcPr>
-            <w:tcW w:type="dxa" w:w="2551"/>
-          </w:tcPr>
-          <w:p>
-            <w:pPr>
-              <w:spacing w:after="40" w:before="40"/>
-            </w:pPr>
-            <w:r/>
-            <w:r>
-              <w:rPr>
-                <w:rFonts w:ascii="PT Sans" w:hAnsi="PT Sans" w:cs="PT Sans" w:eastAsia="PT Sans"/>
-                <w:b w:val="0"/>
-                <w:i w:val="0"/>
-                <w:color w:val="17161C"/>
-                <w:sz w:val="19"/>
-              </w:rPr>
-              <w:t>Каталог: нужно 50 · пообещали 0 · принесли 0 · свободно 50</w:t>
-            </w:r>
-          </w:p>
-        </w:tc>
-        <w:tc>
-          <w:tcPr>
-            <w:tcW w:type="dxa" w:w="5953"/>
-          </w:tcPr>
-          <w:p>
-            <w:pPr>
-              <w:spacing w:after="40" w:before="40"/>
-            </w:pPr>
-            <w:r/>
-            <w:r>
-              <w:rPr>
-                <w:rFonts w:ascii="PT Sans" w:hAnsi="PT Sans" w:cs="PT Sans" w:eastAsia="PT Sans"/>
-                <w:b w:val="0"/>
-                <w:i w:val="0"/>
-                <w:color w:val="17161C"/>
-                <w:sz w:val="19"/>
-              </w:rPr>
-              <w:t>У каждой потребности четыре счётчика: сколько нужно, сколько пообещали, сколько принесли и сколько осталось. Эти счётчики нигде отдельно не записаны — они пересчитываются заново при каждом открытии страницы, поэтому ошибиться в них нельзя.</w:t>
-            </w:r>
-          </w:p>
-        </w:tc>
-      </w:tr>
-      <w:tr>
-        <w:tc>
-          <w:tcPr>
-            <w:tcW w:type="dxa" w:w="850"/>
-            <w:shd w:val="clear" w:fill="F2EAFB"/>
-          </w:tcPr>
-          <w:p>
-            <w:pPr>
-              <w:spacing w:after="40" w:before="40"/>
-            </w:pPr>
-            <w:r/>
-            <w:r>
-              <w:rPr>
-                <w:rFonts w:ascii="PT Sans" w:hAnsi="PT Sans" w:cs="PT Sans" w:eastAsia="PT Sans"/>
-                <w:b w:val="0"/>
-                <w:i w:val="0"/>
-                <w:color w:val="17161C"/>
-                <w:sz w:val="19"/>
-              </w:rPr>
-              <w:t>D1</w:t>
-            </w:r>
-          </w:p>
-        </w:tc>
-        <w:tc>
-          <w:tcPr>
-            <w:tcW w:type="dxa" w:w="2551"/>
-            <w:shd w:val="clear" w:fill="F2EAFB"/>
-          </w:tcPr>
-          <w:p>
-            <w:pPr>
-              <w:spacing w:after="40" w:before="40"/>
-            </w:pPr>
-            <w:r/>
-            <w:r>
-              <w:rPr>
-                <w:rFonts w:ascii="PT Sans" w:hAnsi="PT Sans" w:cs="PT Sans" w:eastAsia="PT Sans"/>
-                <w:b w:val="0"/>
-                <w:i w:val="0"/>
-                <w:color w:val="17161C"/>
-                <w:sz w:val="19"/>
-              </w:rPr>
-              <w:t>После трёх заявок: пообещали 5, свободно 45</w:t>
-            </w:r>
-          </w:p>
-        </w:tc>
-        <w:tc>
-          <w:tcPr>
-            <w:tcW w:type="dxa" w:w="5953"/>
-            <w:shd w:val="clear" w:fill="F2EAFB"/>
-          </w:tcPr>
-          <w:p>
-            <w:pPr>
-              <w:spacing w:after="40" w:before="40"/>
-            </w:pPr>
-            <w:r/>
-            <w:r>
-              <w:rPr>
-                <w:rFonts w:ascii="PT Sans" w:hAnsi="PT Sans" w:cs="PT Sans" w:eastAsia="PT Sans"/>
-                <w:b w:val="0"/>
-                <w:i w:val="0"/>
-                <w:color w:val="17161C"/>
-                <w:sz w:val="19"/>
-              </w:rPr>
-              <w:t>Каждый посетитель получил одноразовый код. Он показывается ровно один раз, сохранить его у себя может только он сам.</w:t>
-            </w:r>
-          </w:p>
-        </w:tc>
-      </w:tr>
-      <w:tr>
-        <w:tc>
-          <w:tcPr>
-            <w:tcW w:type="dxa" w:w="850"/>
-          </w:tcPr>
-          <w:p>
-            <w:pPr>
-              <w:spacing w:after="40" w:before="40"/>
-            </w:pPr>
-            <w:r/>
-            <w:r>
-              <w:rPr>
-                <w:rFonts w:ascii="PT Sans" w:hAnsi="PT Sans" w:cs="PT Sans" w:eastAsia="PT Sans"/>
-                <w:b w:val="0"/>
-                <w:i w:val="0"/>
-                <w:color w:val="17161C"/>
-                <w:sz w:val="19"/>
-              </w:rPr>
-              <w:t>D2</w:t>
-            </w:r>
-          </w:p>
-        </w:tc>
-        <w:tc>
-          <w:tcPr>
-            <w:tcW w:type="dxa" w:w="2551"/>
-          </w:tcPr>
-          <w:p>
-            <w:pPr>
-              <w:spacing w:after="40" w:before="40"/>
-            </w:pPr>
-            <w:r/>
-            <w:r>
-              <w:rPr>
-                <w:rFonts w:ascii="PT Sans" w:hAnsi="PT Sans" w:cs="PT Sans" w:eastAsia="PT Sans"/>
-                <w:b w:val="0"/>
-                <w:i w:val="0"/>
-                <w:color w:val="17161C"/>
-                <w:sz w:val="19"/>
-              </w:rPr>
-              <w:t>Вход для приютов</w:t>
-            </w:r>
-          </w:p>
-        </w:tc>
-        <w:tc>
-          <w:tcPr>
-            <w:tcW w:type="dxa" w:w="5953"/>
-          </w:tcPr>
-          <w:p>
-            <w:pPr>
-              <w:spacing w:after="40" w:before="40"/>
-            </w:pPr>
-            <w:r/>
-            <w:r>
-              <w:rPr>
-                <w:rFonts w:ascii="PT Sans" w:hAnsi="PT Sans" w:cs="PT Sans" w:eastAsia="PT Sans"/>
-                <w:b w:val="0"/>
-                <w:i w:val="0"/>
-                <w:color w:val="17161C"/>
-                <w:sz w:val="19"/>
-              </w:rPr>
-              <w:t>Вход есть только у сотрудника приюта, и он привязан к своему приюту. Чужой приют не сможет принять чужую передачу.</w:t>
-            </w:r>
-          </w:p>
-        </w:tc>
-      </w:tr>
-      <w:tr>
-        <w:tc>
-          <w:tcPr>
-            <w:tcW w:type="dxa" w:w="850"/>
-            <w:shd w:val="clear" w:fill="F2EAFB"/>
-          </w:tcPr>
-          <w:p>
-            <w:pPr>
-              <w:spacing w:after="40" w:before="40"/>
-            </w:pPr>
-            <w:r/>
-            <w:r>
-              <w:rPr>
-                <w:rFonts w:ascii="PT Sans" w:hAnsi="PT Sans" w:cs="PT Sans" w:eastAsia="PT Sans"/>
-                <w:b w:val="0"/>
-                <w:i w:val="0"/>
-                <w:color w:val="17161C"/>
-                <w:sz w:val="19"/>
-              </w:rPr>
-              <w:t>D2</w:t>
-            </w:r>
-          </w:p>
-        </w:tc>
-        <w:tc>
-          <w:tcPr>
-            <w:tcW w:type="dxa" w:w="2551"/>
-            <w:shd w:val="clear" w:fill="F2EAFB"/>
-          </w:tcPr>
-          <w:p>
-            <w:pPr>
-              <w:spacing w:after="40" w:before="40"/>
-            </w:pPr>
-            <w:r/>
-            <w:r>
-              <w:rPr>
-                <w:rFonts w:ascii="PT Sans" w:hAnsi="PT Sans" w:cs="PT Sans" w:eastAsia="PT Sans"/>
-                <w:b w:val="0"/>
-                <w:i w:val="0"/>
-                <w:color w:val="17161C"/>
-                <w:sz w:val="19"/>
-              </w:rPr>
-              <w:t>После приёмки: пообещали 0, принесли 3, свободно 47</w:t>
-            </w:r>
-          </w:p>
-        </w:tc>
-        <w:tc>
-          <w:tcPr>
-            <w:tcW w:type="dxa" w:w="5953"/>
-            <w:shd w:val="clear" w:fill="F2EAFB"/>
-          </w:tcPr>
-          <w:p>
-            <w:pPr>
-              <w:spacing w:after="40" w:before="40"/>
-            </w:pPr>
-            <w:r/>
-            <w:r>
-              <w:rPr>
-                <w:rFonts w:ascii="PT Sans" w:hAnsi="PT Sans" w:cs="PT Sans" w:eastAsia="PT Sans"/>
-                <w:b w:val="0"/>
-                <w:i w:val="0"/>
-                <w:color w:val="17161C"/>
-                <w:sz w:val="19"/>
-              </w:rPr>
-              <w:t>Сотрудник принял 3 упаковки из 5. Обещанное стало нулём, а две непривезённые упаковки сразу вернулись в свободный остаток. Пять упаковок пообещали, три привезли — и база это различает.</w:t>
-            </w:r>
-          </w:p>
-        </w:tc>
-      </w:tr>
-    </w:tbl>
+    <w:p>
+      <w:r>
+        <w:rPr>
+          <w:rFonts w:ascii="PT Sans" w:hAnsi="PT Sans" w:cs="PT Sans" w:eastAsia="PT Sans"/>
+          <w:b w:val="0"/>
+          <w:i w:val="0"/>
+          <w:color w:val="17161C"/>
+          <w:sz w:val="23"/>
+        </w:rPr>
+        <w:t>Смотрим на левый экран — это каталог, который видит посетитель. Здесь 10 потребностей трёх приютов. У каждой потребности четыре счётчика: сколько нужно, сколько пообещали, сколько принесли, сколько осталось.</w:t>
+      </w:r>
+    </w:p>
+    <w:p>
+      <w:r>
+        <w:rPr>
+          <w:rFonts w:ascii="PT Sans" w:hAnsi="PT Sans" w:cs="PT Sans" w:eastAsia="PT Sans"/>
+          <w:b w:val="0"/>
+          <w:i w:val="0"/>
+          <w:color w:val="17161C"/>
+          <w:sz w:val="23"/>
+        </w:rPr>
+        <w:t>Важный момент: эти счётчики нигде отдельно не записаны. Они пересчитываются заново при каждом открытии страницы. Ошибиться в них нельзя.</w:t>
+      </w:r>
+    </w:p>
+    <w:p>
+      <w:r>
+        <w:rPr>
+          <w:rFonts w:ascii="PT Sans" w:hAnsi="PT Sans" w:cs="PT Sans" w:eastAsia="PT Sans"/>
+          <w:b w:val="0"/>
+          <w:i w:val="0"/>
+          <w:color w:val="17161C"/>
+          <w:sz w:val="23"/>
+        </w:rPr>
+        <w:t>Сейчас все нули: нужно 50, пообещали 0, принесли 0, свободно 50.</w:t>
+      </w:r>
+    </w:p>
+    <w:p>
+      <w:r>
+        <w:rPr>
+          <w:rFonts w:ascii="PT Sans" w:hAnsi="PT Sans" w:cs="PT Sans" w:eastAsia="PT Sans"/>
+          <w:b w:val="0"/>
+          <w:i w:val="0"/>
+          <w:color w:val="17161C"/>
+          <w:sz w:val="23"/>
+        </w:rPr>
+        <w:t>Теперь правый экран — после трёх заявок. Три посетителя выбрали разные потребности. Каждый получил одноразовый код. В базе хранится только хеш этого кода.</w:t>
+      </w:r>
+    </w:p>
+    <w:p>
+      <w:r>
+        <w:rPr>
+          <w:rFonts w:ascii="PT Sans" w:hAnsi="PT Sans" w:cs="PT Sans" w:eastAsia="PT Sans"/>
+          <w:b w:val="0"/>
+          <w:i w:val="0"/>
+          <w:color w:val="17161C"/>
+          <w:sz w:val="23"/>
+        </w:rPr>
+        <w:t>Смотрим на счётчики: пообещали 5, свободно 45. Система уже знает, что часть помощи обещана.</w:t>
+      </w:r>
+    </w:p>
     <w:p>
       <w:pPr>
-        <w:spacing w:after="80"/>
+        <w:keepNext/>
+        <w:spacing w:before="320" w:after="120"/>
       </w:pPr>
+      <w:r>
+        <w:rPr>
+          <w:rFonts w:ascii="PT Sans Narrow" w:hAnsi="PT Sans Narrow" w:cs="PT Sans Narrow" w:eastAsia="PT Sans Narrow"/>
+          <w:b/>
+          <w:i w:val="0"/>
+          <w:color w:val="9C259B"/>
+          <w:sz w:val="34"/>
+        </w:rPr>
+        <w:t>Слайд 5 — Интерфейс (D2)</w:t>
+      </w:r>
+    </w:p>
+    <w:p>
+      <w:r>
+        <w:rPr>
+          <w:rFonts w:ascii="PT Sans" w:hAnsi="PT Sans" w:cs="PT Sans" w:eastAsia="PT Sans"/>
+          <w:b w:val="0"/>
+          <w:i w:val="0"/>
+          <w:color w:val="17161C"/>
+          <w:sz w:val="23"/>
+        </w:rPr>
+        <w:t>Теперь показываю, как происходит приёмка. Её ведёт только представитель приюта.</w:t>
+      </w:r>
+    </w:p>
+    <w:p>
+      <w:r>
+        <w:rPr>
+          <w:rFonts w:ascii="PT Sans" w:hAnsi="PT Sans" w:cs="PT Sans" w:eastAsia="PT Sans"/>
+          <w:b w:val="0"/>
+          <w:i w:val="0"/>
+          <w:color w:val="17161C"/>
+          <w:sz w:val="23"/>
+        </w:rPr>
+        <w:t>Левый экран — вход для приютов. Вход есть только у сотрудника приюта, и он привязан к своему приюту. Чужой приют не примет чужую передачу.</w:t>
+      </w:r>
+    </w:p>
+    <w:p>
+      <w:r>
+        <w:rPr>
+          <w:rFonts w:ascii="PT Sans" w:hAnsi="PT Sans" w:cs="PT Sans" w:eastAsia="PT Sans"/>
+          <w:b w:val="0"/>
+          <w:i w:val="0"/>
+          <w:color w:val="17161C"/>
+          <w:sz w:val="23"/>
+        </w:rPr>
+        <w:t>Сотрудник входит, видит код от посетителя и указывает, сколько реально принял.</w:t>
+      </w:r>
+    </w:p>
+    <w:p>
+      <w:r>
+        <w:rPr>
+          <w:rFonts w:ascii="PT Sans" w:hAnsi="PT Sans" w:cs="PT Sans" w:eastAsia="PT Sans"/>
+          <w:b w:val="0"/>
+          <w:i w:val="0"/>
+          <w:color w:val="17161C"/>
+          <w:sz w:val="23"/>
+        </w:rPr>
+        <w:t>Правый экран — после приёмки. Сотрудник принял 3 упаковки из 5. Смотрим на счётчики: обещанное стало нулём, принесли 3, свободно 47.</w:t>
+      </w:r>
+    </w:p>
+    <w:p>
+      <w:r>
+        <w:rPr>
+          <w:rFonts w:ascii="PT Sans" w:hAnsi="PT Sans" w:cs="PT Sans" w:eastAsia="PT Sans"/>
+          <w:b w:val="0"/>
+          <w:i w:val="0"/>
+          <w:color w:val="17161C"/>
+          <w:sz w:val="23"/>
+        </w:rPr>
+        <w:t>Две непривезённые упаковки сразу вернулись в свободный остаток. Система это посчитала автоматически.</w:t>
+      </w:r>
+    </w:p>
+    <w:p>
+      <w:r>
+        <w:rPr>
+          <w:rFonts w:ascii="PT Sans" w:hAnsi="PT Sans" w:cs="PT Sans" w:eastAsia="PT Sans"/>
+          <w:b w:val="0"/>
+          <w:i w:val="0"/>
+          <w:color w:val="17161C"/>
+          <w:sz w:val="23"/>
+        </w:rPr>
+        <w:t>Вот ключевая мысль: обещанная помощь не равна полученной. И база это различает. Это и есть точность учёта.</w:t>
+      </w:r>
     </w:p>
     <w:p>
       <w:pPr>
@@ -1243,7 +464,7 @@
           <w:color w:val="17161C"/>
           <w:sz w:val="23"/>
         </w:rPr>
-        <w:t>Это главное, ради чего всё затевалось. Наш проект работает на Digital Q.DataBase.</w:t>
+        <w:t>А теперь — главное, ради чего всё это затевалось.</w:t>
       </w:r>
     </w:p>
     <w:p>
@@ -1255,7 +476,7 @@
           <w:color w:val="17161C"/>
           <w:sz w:val="23"/>
         </w:rPr>
-        <w:t>Сначала про перенос. Проект был написан на PostgreSQL. Я перенесла его на Digital Q.DataBase и не поменяла в нём ни строчки. Сверила результат двадцать пять раз — расхождений не нашлось. И шестьдесят проверок самого приложения проходят именно на новой базе.</w:t>
+        <w:t>Наш проект изначально был написан на PostgreSQL. Я перенесла его на Digital Q.DataBase — и не поменяла в нём ни строчки кода. Сверила результат двадцать пять раз — расхождений не нашлось. Все проверки проходят именно на новой базе.</w:t>
       </w:r>
     </w:p>
     <w:p>
@@ -1267,7 +488,7 @@
           <w:color w:val="17161C"/>
           <w:sz w:val="23"/>
         </w:rPr>
-        <w:t>А теперь самое интересное. Эта же база умеет разговаривать ещё и на языке Microsoft SQL. Я подключилась к ней программой, которой пользуются для Microsoft SQL, создала там таблицы на их языке, записала данные и прочитала их обратно. Девять проверок из девяти.</w:t>
+        <w:t>Но самое интересное вот что: эта же база умеет разговаривать ещё и на языке Microsoft SQL — T-SQL.</w:t>
       </w:r>
     </w:p>
     <w:p>
@@ -1279,7 +500,31 @@
           <w:color w:val="17161C"/>
           <w:sz w:val="23"/>
         </w:rPr>
-        <w:t>На слайде видно, как это выглядит. Это тот же самый подсчёт остатка, только на языке Microsoft SQL.</w:t>
+        <w:t>Я подключилась к ней через обычную программу для Microsoft SQL, создала таблицы на их языке, записала данные, прочитала обратно. Девять проверок из девяти — всё работает.</w:t>
+      </w:r>
+    </w:p>
+    <w:p>
+      <w:r>
+        <w:rPr>
+          <w:rFonts w:ascii="PT Sans" w:hAnsi="PT Sans" w:cs="PT Sans" w:eastAsia="PT Sans"/>
+          <w:b w:val="0"/>
+          <w:i w:val="0"/>
+          <w:color w:val="17161C"/>
+          <w:sz w:val="23"/>
+        </w:rPr>
+        <w:t>Смотрите на слайд: это тот же самый подсчёт остатка, только написанный на T-SQL. База сама посчитала: 50 минус 5 минус 0 — получилось 45.</w:t>
+      </w:r>
+    </w:p>
+    <w:p>
+      <w:r>
+        <w:rPr>
+          <w:rFonts w:ascii="PT Sans" w:hAnsi="PT Sans" w:cs="PT Sans" w:eastAsia="PT Sans"/>
+          <w:b w:val="0"/>
+          <w:i w:val="0"/>
+          <w:color w:val="17161C"/>
+          <w:sz w:val="23"/>
+        </w:rPr>
+        <w:t>Одна база — два языка. Приложение, которое вы видели, работает на Digital Q.DataBase, но отвечает и по протоколу PostgreSQL, и по протоколу Microsoft SQL.</w:t>
       </w:r>
     </w:p>
     <w:p>
@@ -1307,7 +552,7 @@
           <w:color w:val="17161C"/>
           <w:sz w:val="23"/>
         </w:rPr>
-        <w:t>Адресность: приют публикует потребность, а посетитель отвечает на неё — без регистрации. Точность: база различает обещанное и полученное. Перенос: проект работает на Digital Q.DataBase, и эта же база понимает и PostgreSQL, и Microsoft SQL.</w:t>
+        <w:t>Давайте резюмирую три ключевых момента.</w:t>
       </w:r>
     </w:p>
     <w:p>
@@ -1319,7 +564,59 @@
           <w:color w:val="17161C"/>
           <w:sz w:val="23"/>
         </w:rPr>
-        <w:t>И честно: приюты и передачи в демонстрации вымышленные. Мы не строили выводов о реальной эффективности.</w:t>
+        <w:t>Первое — адресность. Приют публикует потребность, посетитель отвечает на неё. Без регистрации, без телефона.</w:t>
+      </w:r>
+    </w:p>
+    <w:p>
+      <w:r>
+        <w:rPr>
+          <w:rFonts w:ascii="PT Sans" w:hAnsi="PT Sans" w:cs="PT Sans" w:eastAsia="PT Sans"/>
+          <w:b w:val="0"/>
+          <w:i w:val="0"/>
+          <w:color w:val="17161C"/>
+          <w:sz w:val="23"/>
+        </w:rPr>
+        <w:t>Второе — точность. База различает обещанное и полученное. Пять обещанных упаковок и три полученные — это разные числа. Система это видит.</w:t>
+      </w:r>
+    </w:p>
+    <w:p>
+      <w:r>
+        <w:rPr>
+          <w:rFonts w:ascii="PT Sans" w:hAnsi="PT Sans" w:cs="PT Sans" w:eastAsia="PT Sans"/>
+          <w:b w:val="0"/>
+          <w:i w:val="0"/>
+          <w:color w:val="17161C"/>
+          <w:sz w:val="23"/>
+        </w:rPr>
+        <w:t>Третье — перенос. Проект работает на Digital Q.DataBase. И эта же база понимает и PostgreSQL, и Microsoft SQL.</w:t>
+      </w:r>
+    </w:p>
+    <w:p>
+      <w:r>
+        <w:rPr>
+          <w:rFonts w:ascii="PT Sans" w:hAnsi="PT Sans" w:cs="PT Sans" w:eastAsia="PT Sans"/>
+          <w:b w:val="0"/>
+          <w:i w:val="0"/>
+          <w:color w:val="17161C"/>
+          <w:sz w:val="23"/>
+        </w:rPr>
+        <w:t>И ещё скажу честно: приюты и передачи в демонстрации вымышленные. Выводы не делались о реальной эффективности — это учебный проект. Но принцип работы — именно такой. Данная механика работает.</w:t>
+      </w:r>
+    </w:p>
+    <w:p>
+      <w:pPr>
+        <w:keepNext/>
+        <w:spacing w:before="320" w:after="120"/>
+      </w:pPr>
+      <w:r>
+        <w:rPr>
+          <w:rFonts w:ascii="PT Sans Narrow" w:hAnsi="PT Sans Narrow" w:cs="PT Sans Narrow" w:eastAsia="PT Sans Narrow"/>
+          <w:b/>
+          <w:i w:val="0"/>
+          <w:color w:val="9C259B"/>
+          <w:sz w:val="34"/>
+        </w:rPr>
+        <w:t>Слайд 8 — спасибо за внимание</w:t>
       </w:r>
     </w:p>
     <w:p>
@@ -1332,6 +629,18 @@
           <w:sz w:val="23"/>
         </w:rPr>
         <w:t>Спасибо за внимание.</w:t>
+      </w:r>
+    </w:p>
+    <w:p>
+      <w:r>
+        <w:rPr>
+          <w:rFonts w:ascii="PT Sans" w:hAnsi="PT Sans" w:cs="PT Sans" w:eastAsia="PT Sans"/>
+          <w:b w:val="0"/>
+          <w:i w:val="0"/>
+          <w:color w:val="17161C"/>
+          <w:sz w:val="23"/>
+        </w:rPr>
+        <w:t>На экране QR-код на проект. Скачивайте, пользуйтесь. Если знаете организации, которым это приложение будет полезно, передайте им. Я буду рада, что это поможет.</w:t>
       </w:r>
     </w:p>
     <w:p>
@@ -1455,7 +764,7 @@
                 <w:color w:val="17161C"/>
                 <w:sz w:val="19"/>
               </w:rPr>
-              <w:t>Сложности были не в самом языке, а в подключении. База отвечает по протоколу Microsoft SQL, но имя у неё там другое — master, а не то, к которому я привыкла. И этот протокол работает только в одном режиме из трёх: в двух остальных он выключен, и запросы на их языке не проходят. Настраивать ничего не пришлось — модуль был уже включён, хватило открыть порт. Дальше всё пошло ровно: создала таблицы на их языке, записала данные, прочитала обратно, ограничения заработали. Девять проверок из девяти.</w:t>
+              <w:t>Сложностей с самим языком не было. Основной момент — это подключение. База отвечает по протоколу Microsoft SQL, но есть нюансы. Во-первых, имя базы там не то, к которому я привыкла в PostgreSQL. Во-вторых, протокол работает только в одном режиме из трёх — в двух остальных T-SQL запросы просто не проходят. Но настраивать ничего не пришлось — нужный модуль уже был включён. Достаточно было открыть порт. А дальше всё пошло как по маслу: создала таблицы на T-SQL, записала данные, прочитала обратно, ограничения сработали. Всё прошло успешно. Так что сложность была скорее в том, чтобы разобраться с подключением, а не с самим языком.</w:t>
             </w:r>
           </w:p>
         </w:tc>
